--- a/docs/guide-prospection-vendeurs-2026-08.docx
+++ b/docs/guide-prospection-vendeurs-2026-08.docx
@@ -2,7 +2,15 @@
 <file path=word/document.xml><?xml version="1.0" encoding="utf-8"?>
 <w:document xmlns:w="http://schemas.openxmlformats.org/wordprocessingml/2006/main" xmlns:m="http://schemas.openxmlformats.org/officeDocument/2006/math" xmlns:r="http://schemas.openxmlformats.org/officeDocument/2006/relationships" xmlns:o="urn:schemas-microsoft-com:office:office" xmlns:v="urn:schemas-microsoft-com:vml" xmlns:w10="urn:schemas-microsoft-com:office:word" xmlns:a="http://schemas.openxmlformats.org/drawingml/2006/main" xmlns:pic="http://schemas.openxmlformats.org/drawingml/2006/picture" xmlns:wp="http://schemas.openxmlformats.org/drawingml/2006/wordprocessingDrawing">
   <w:body>
-    <w:bookmarkStart w:id="39" w:name="la-bible-du-démarchage-vendeurs"/>
+    <w:p>
+      <w:pPr>
+        <w:pStyle w:val="FirstParagraph"/>
+      </w:pPr>
+      <w:r>
+        <w:t xml:space="preserve">Manuel commercial · Direction commerciale</w:t>
+      </w:r>
+    </w:p>
+    <w:bookmarkStart w:id="51" w:name="la-bible-du-démarchage-vendeurs"/>
     <w:p>
       <w:pPr>
         <w:pStyle w:val="Heading1"/>
@@ -11,7 +19,40 @@
         <w:t xml:space="preserve">La bible du démarchage vendeurs</w:t>
       </w:r>
     </w:p>
-    <w:bookmarkStart w:id="20" w:name="X40b6815325bc9f6d4b393f442a5ea8bc3971451"/>
+    <w:p>
+      <w:pPr>
+        <w:pStyle w:val="FirstParagraph"/>
+      </w:pPr>
+      <w:r>
+        <w:t xml:space="preserve">Comment identifier, qualifier et convertir les grossistes de pièces détachées d’Abidjan — questions d’entretien, argumentaire, objections, modèle économique et compte-rendu de visite.</w:t>
+      </w:r>
+    </w:p>
+    <w:p>
+      <w:pPr>
+        <w:pStyle w:val="BodyText"/>
+      </w:pPr>
+      <w:r>
+        <w:t xml:space="preserve">Le grossiste ne cherche pas une plateforme. Il cherche</w:t>
+      </w:r>
+      <w:r>
+        <w:t xml:space="preserve"> </w:t>
+      </w:r>
+      <w:r>
+        <w:t xml:space="preserve">des clients de plus, sans changer sa façon de travailler</w:t>
+      </w:r>
+      <w:r>
+        <w:t xml:space="preserve">.</w:t>
+      </w:r>
+    </w:p>
+    <w:p>
+      <w:pPr>
+        <w:pStyle w:val="BodyText"/>
+      </w:pPr>
+      <w:r>
+        <w:t xml:space="preserve">Tout ce document découle de cette phrase. Ce n’est pas un argumentaire technologique : c’est une conversation commerciale entre deux commerçants, dont l’un apporte de la demande à l’autre.</w:t>
+      </w:r>
+    </w:p>
+    <w:bookmarkStart w:id="20" w:name="à-qui-on-parle"/>
     <w:p>
       <w:pPr>
         <w:pStyle w:val="Heading2"/>
@@ -55,7 +96,8 @@
     <w:tbl>
       <w:tblPr>
         <w:tblStyle w:val="Table"/>
-        <w:tblW w:type="auto" w:w="0"/>
+        <w:tblW w:type="pct" w:w="5000"/>
+        <w:tblLayout w:type="fixed"/>
         <w:tblLook w:firstRow="1" w:lastRow="0" w:firstColumn="0" w:lastColumn="0" w:noHBand="0" w:noVBand="0" w:val="0020"/>
       </w:tblPr>
       <w:tblGrid>
@@ -85,18 +127,18 @@
               <w:pStyle w:val="Compact"/>
             </w:pPr>
             <w:r>
-              <w:t xml:space="preserve">Ce qu'on y trouve</w:t>
-            </w:r>
-          </w:p>
-        </w:tc>
-        <w:tc>
-          <w:tcPr/>
-          <w:p>
-            <w:pPr>
-              <w:pStyle w:val="Compact"/>
-            </w:pPr>
-            <w:r>
-              <w:t xml:space="preserve">Ce qui change dans l'approche</w:t>
+              <w:t xml:space="preserve">Ce qu’on y trouve</w:t>
+            </w:r>
+          </w:p>
+        </w:tc>
+        <w:tc>
+          <w:tcPr/>
+          <w:p>
+            <w:pPr>
+              <w:pStyle w:val="Compact"/>
+            </w:pPr>
+            <w:r>
+              <w:t xml:space="preserve">Ce qui change dans l’approche</w:t>
             </w:r>
           </w:p>
         </w:tc>
@@ -141,7 +183,7 @@
               <w:pStyle w:val="Compact"/>
             </w:pPr>
             <w:r>
-              <w:t xml:space="preserve">Interlocuteur d'entreprise, on prend rendez-vous, on parle chiffres</w:t>
+              <w:t xml:space="preserve">Interlocuteur d’entreprise, on prend rendez-vous, on parle chiffres</w:t>
             </w:r>
           </w:p>
         </w:tc>
@@ -169,18 +211,18 @@
               <w:pStyle w:val="Compact"/>
             </w:pPr>
             <w:r>
-              <w:t xml:space="preserve">Magasins enseigne, clientèle haut de gamme, pièces d'origine</w:t>
-            </w:r>
-          </w:p>
-        </w:tc>
-        <w:tc>
-          <w:tcPr/>
-          <w:p>
-            <w:pPr>
-              <w:pStyle w:val="Compact"/>
-            </w:pPr>
-            <w:r>
-              <w:t xml:space="preserve">Sensibles à l'image et à la qualité, réceptifs au discours anti-contrefaçon</w:t>
+              <w:t xml:space="preserve">Magasins enseigne, clientèle haut de gamme, pièces d’origine</w:t>
+            </w:r>
+          </w:p>
+        </w:tc>
+        <w:tc>
+          <w:tcPr/>
+          <w:p>
+            <w:pPr>
+              <w:pStyle w:val="Compact"/>
+            </w:pPr>
+            <w:r>
+              <w:t xml:space="preserve">Sensibles à l’image et à la qualité, réceptifs au discours anti-contrefaçon</w:t>
             </w:r>
           </w:p>
         </w:tc>
@@ -225,7 +267,7 @@
               <w:pStyle w:val="Compact"/>
             </w:pPr>
             <w:r>
-              <w:t xml:space="preserve">Venir tôt, parler vite, prouver par l'exemple plutôt que par le document</w:t>
+              <w:t xml:space="preserve">Venir tôt, parler vite, prouver par l’exemple plutôt que par le document</w:t>
             </w:r>
           </w:p>
         </w:tc>
@@ -253,18 +295,18 @@
               <w:pStyle w:val="Compact"/>
             </w:pPr>
             <w:r>
-              <w:t xml:space="preserve">Casses et pièces d'occasion importée</w:t>
-            </w:r>
-          </w:p>
-        </w:tc>
-        <w:tc>
-          <w:tcPr/>
-          <w:p>
-            <w:pPr>
-              <w:pStyle w:val="Compact"/>
-            </w:pPr>
-            <w:r>
-              <w:t xml:space="preserve">La photo et la description honnête de l'état font toute la valeur</w:t>
+              <w:t xml:space="preserve">Casses et pièces d’occasion importée</w:t>
+            </w:r>
+          </w:p>
+        </w:tc>
+        <w:tc>
+          <w:tcPr/>
+          <w:p>
+            <w:pPr>
+              <w:pStyle w:val="Compact"/>
+            </w:pPr>
+            <w:r>
+              <w:t xml:space="preserve">La photo et la description honnête de l’état font toute la valeur</w:t>
             </w:r>
           </w:p>
         </w:tc>
@@ -324,7 +366,7 @@
         <w:t xml:space="preserve"> </w:t>
       </w:r>
       <w:r>
-        <w:t xml:space="preserve">: une marge à la pièce, une rotation de stock, et du crédit accordé à des mécaniciens fidèles. Son capital est immobilisé dans des rayonnages. Une référence qui ne tourne pas est de l'argent mort.</w:t>
+        <w:t xml:space="preserve">: une marge à la pièce, une rotation de stock, et du crédit accordé à des mécaniciens fidèles. Son capital est immobilisé dans des rayonnages. Une référence qui ne tourne pas est de l’argent mort.</w:t>
       </w:r>
     </w:p>
     <w:p>
@@ -336,10 +378,10 @@
           <w:b/>
           <w:bCs/>
         </w:rPr>
-        <w:t xml:space="preserve">Ce qu'il craint</w:t>
-      </w:r>
-      <w:r>
-        <w:t xml:space="preserve">, dans l'ordre où il l'exprimera :</w:t>
+        <w:t xml:space="preserve">Ce qu’il craint</w:t>
+      </w:r>
+      <w:r>
+        <w:t xml:space="preserve">, dans l’ordre où il l’exprimera :</w:t>
       </w:r>
     </w:p>
     <w:p>
@@ -351,7 +393,7 @@
         </w:numPr>
       </w:pPr>
       <w:r>
-        <w:t xml:space="preserve">que ses prix deviennent publics et que ses concurrents s'alignent ;</w:t>
+        <w:t xml:space="preserve">que ses prix deviennent publics et que ses concurrents s’alignent ;</w:t>
       </w:r>
     </w:p>
     <w:p>
@@ -363,7 +405,7 @@
         </w:numPr>
       </w:pPr>
       <w:r>
-        <w:t xml:space="preserve">qu'on lui prenne une commission sur des ventes qu'il aurait faites de toute façon ;</w:t>
+        <w:t xml:space="preserve">qu’on lui prenne une commission sur des ventes qu’il aurait faites de toute façon ;</w:t>
       </w:r>
     </w:p>
     <w:p>
@@ -375,7 +417,7 @@
         </w:numPr>
       </w:pPr>
       <w:r>
-        <w:t xml:space="preserve">de livrer une pièce et de ne jamais voir l'argent ;</w:t>
+        <w:t xml:space="preserve">de livrer une pièce et de ne jamais voir l’argent ;</w:t>
       </w:r>
     </w:p>
     <w:p>
@@ -387,7 +429,7 @@
         </w:numPr>
       </w:pPr>
       <w:r>
-        <w:t xml:space="preserve">de devoir saisir un catalogue qu'il n'a jamais écrit nulle part.</w:t>
+        <w:t xml:space="preserve">de devoir saisir un catalogue qu’il n’a jamais écrit nulle part.</w:t>
       </w:r>
     </w:p>
     <w:p>
@@ -399,7 +441,7 @@
       </w:r>
     </w:p>
     <w:bookmarkEnd w:id="20"/>
-    <w:bookmarkStart w:id="21" w:name="Xee9f34bce74f469182b34044a8eb8d761e4d760"/>
+    <w:bookmarkStart w:id="21" w:name="notre-promesse-en-une-phrase"/>
     <w:p>
       <w:pPr>
         <w:pStyle w:val="Heading2"/>
@@ -425,7 +467,44 @@
         <w:pStyle w:val="FirstParagraph"/>
       </w:pPr>
       <w:r>
-        <w:t xml:space="preserve">Cette phrase se dit à la porte du magasin, avant tout le reste. Les cinq preuves qui la soutiennent :</w:t>
+        <w:t xml:space="preserve">Attention à l’ordre :</w:t>
+      </w:r>
+      <w:r>
+        <w:t xml:space="preserve"> </w:t>
+      </w:r>
+      <w:r>
+        <w:rPr>
+          <w:b/>
+          <w:bCs/>
+        </w:rPr>
+        <w:t xml:space="preserve">cette phrase ne se dit pas à la porte.</w:t>
+      </w:r>
+      <w:r>
+        <w:t xml:space="preserve"> </w:t>
+      </w:r>
+      <w:r>
+        <w:t xml:space="preserve">À la porte, on dit l’accroche de la section 4.1 (« nous mettons en relation les vendeurs et les acheteurs — le Jumia des pièces détachées »), puis on écoute. La promesse ci-dessus se prononce</w:t>
+      </w:r>
+      <w:r>
+        <w:t xml:space="preserve"> </w:t>
+      </w:r>
+      <w:r>
+        <w:rPr>
+          <w:b/>
+          <w:bCs/>
+        </w:rPr>
+        <w:t xml:space="preserve">après la découverte</w:t>
+      </w:r>
+      <w:r>
+        <w:t xml:space="preserve">, une fois qu’on sait à quoi elle répond chez ce commerçant-là.</w:t>
+      </w:r>
+    </w:p>
+    <w:p>
+      <w:pPr>
+        <w:pStyle w:val="BodyText"/>
+      </w:pPr>
+      <w:r>
+        <w:t xml:space="preserve">Les cinq preuves qui la soutiennent :</w:t>
       </w:r>
     </w:p>
     <w:p>
@@ -441,7 +520,7 @@
           <w:b/>
           <w:bCs/>
         </w:rPr>
-        <w:t xml:space="preserve">Aucun frais d'entrée, aucun abonnement.</w:t>
+        <w:t xml:space="preserve">Aucun frais d’entrée, aucun abonnement.</w:t>
       </w:r>
       <w:r>
         <w:t xml:space="preserve"> </w:t>
@@ -469,7 +548,7 @@
         <w:t xml:space="preserve"> </w:t>
       </w:r>
       <w:r>
-        <w:t xml:space="preserve">Un agent Liaison passe, photographie, décrit, publie : le vendeur ne tape rien. C'est vrai</w:t>
+        <w:t xml:space="preserve">Un agent Liaison passe, photographie, décrit, publie : le vendeur ne tape rien. C’est vrai</w:t>
       </w:r>
       <w:r>
         <w:t xml:space="preserve"> </w:t>
@@ -482,17 +561,17 @@
         <w:t xml:space="preserve">au démarrage</w:t>
       </w:r>
       <w:r>
-        <w:t xml:space="preserve">, et c'est là qu'il faut être exact — notre agent lance le catalogue, puis</w:t>
-      </w:r>
-      <w:r>
-        <w:t xml:space="preserve"> </w:t>
-      </w:r>
-      <w:r>
-        <w:rPr>
-          <w:b/>
-          <w:bCs/>
-        </w:rPr>
-        <w:t xml:space="preserve">c'est un de ses employés à lui qui prend le relais</w:t>
+        <w:t xml:space="preserve">, et c’est là qu’il faut être exact — notre agent lance le catalogue, puis</w:t>
+      </w:r>
+      <w:r>
+        <w:t xml:space="preserve"> </w:t>
+      </w:r>
+      <w:r>
+        <w:rPr>
+          <w:b/>
+          <w:bCs/>
+        </w:rPr>
+        <w:t xml:space="preserve">c’est un de ses employés à lui qui prend le relais</w:t>
       </w:r>
       <w:r>
         <w:t xml:space="preserve"> </w:t>
@@ -520,7 +599,7 @@
         <w:t xml:space="preserve"> </w:t>
       </w:r>
       <w:r>
-        <w:t xml:space="preserve">Il la choisit lui-même à la publication et l'accepte explicitement.</w:t>
+        <w:t xml:space="preserve">Il la choisit lui-même à la publication et l’accepte explicitement.</w:t>
       </w:r>
     </w:p>
     <w:p>
@@ -536,13 +615,13 @@
           <w:b/>
           <w:bCs/>
         </w:rPr>
-        <w:t xml:space="preserve">La pièce n'est jamais remise sans être payée.</w:t>
-      </w:r>
-      <w:r>
-        <w:t xml:space="preserve"> </w:t>
-      </w:r>
-      <w:r>
-        <w:t xml:space="preserve">C'est le cœur de la proposition, et il faut le dire dans cet ordre exact : nous passons</w:t>
+        <w:t xml:space="preserve">La pièce n’est jamais remise sans être payée.</w:t>
+      </w:r>
+      <w:r>
+        <w:t xml:space="preserve"> </w:t>
+      </w:r>
+      <w:r>
+        <w:t xml:space="preserve">C’est le cœur de la proposition, et il faut le dire dans cet ordre exact : nous passons</w:t>
       </w:r>
       <w:r>
         <w:t xml:space="preserve"> </w:t>
@@ -581,7 +660,7 @@
         <w:t xml:space="preserve">votre argent vous est transmis immédiatement</w:t>
       </w:r>
       <w:r>
-        <w:t xml:space="preserve">. Pas de livraison à crédit, pas de « je vous règle la semaine prochaine », pas de délai de reversement à attendre. Si le client ne paie pas, il n'a pas la pièce : elle revient chez vous.</w:t>
+        <w:t xml:space="preserve">. Pas de livraison à crédit, pas de « je vous règle la semaine prochaine », pas de délai de reversement à attendre. Si le client ne paie pas, il n’a pas la pièce : elle revient chez vous.</w:t>
       </w:r>
     </w:p>
     <w:p>
@@ -597,23 +676,23 @@
           <w:b/>
           <w:bCs/>
         </w:rPr>
-        <w:t xml:space="preserve">Il n'y a aucun client à gérer.</w:t>
-      </w:r>
-      <w:r>
-        <w:t xml:space="preserve"> </w:t>
-      </w:r>
-      <w:r>
-        <w:t xml:space="preserve">Le client ne l'appelle pas, ne vient pas au comptoir, ne négocie pas.</w:t>
-      </w:r>
-      <w:r>
-        <w:t xml:space="preserve"> </w:t>
-      </w:r>
-      <w:r>
-        <w:rPr>
-          <w:b/>
-          <w:bCs/>
-        </w:rPr>
-        <w:t xml:space="preserve">C'est Pièces qui transmet la commande — référence et véhicule vérifiés — et c'est Pièces qui l'enlève, l'encaisse et la livre.</w:t>
+        <w:t xml:space="preserve">Il n’y a aucun client à gérer.</w:t>
+      </w:r>
+      <w:r>
+        <w:t xml:space="preserve"> </w:t>
+      </w:r>
+      <w:r>
+        <w:t xml:space="preserve">Le client ne l’appelle pas, ne vient pas au comptoir, ne négocie pas.</w:t>
+      </w:r>
+      <w:r>
+        <w:t xml:space="preserve"> </w:t>
+      </w:r>
+      <w:r>
+        <w:rPr>
+          <w:b/>
+          <w:bCs/>
+        </w:rPr>
+        <w:t xml:space="preserve">C’est Pièces qui transmet la commande — référence et véhicule vérifiés — et c’est Pièces qui l’enlève, l’encaisse et la livre.</w:t>
       </w:r>
       <w:r>
         <w:t xml:space="preserve"> </w:t>
@@ -634,7 +713,7 @@
         <w:t xml:space="preserve">Trois formulations à bannir</w:t>
       </w:r>
       <w:r>
-        <w:t xml:space="preserve">, parce qu'elles créent une déception à la première commande :</w:t>
+        <w:t xml:space="preserve">, parce qu’elles créent une déception à la première commande :</w:t>
       </w:r>
     </w:p>
     <w:p>
@@ -658,7 +737,7 @@
         </w:numPr>
       </w:pPr>
       <w:r>
-        <w:t xml:space="preserve">« un agent passera à chaque arrivage » — non : l'agent lance le catalogue, l'équipe du magasin l'entretient ensuite.</w:t>
+        <w:t xml:space="preserve">« un agent passera à chaque arrivage » — non : l’agent lance le catalogue, l’équipe du magasin l’entretient ensuite.</w:t>
       </w:r>
     </w:p>
     <w:p>
@@ -670,20 +749,20 @@
         </w:numPr>
       </w:pPr>
       <w:r>
-        <w:t xml:space="preserve">« la commande est déjà payée quand on vient chercher la pièce » — non, et c'est important :</w:t>
-      </w:r>
-      <w:r>
-        <w:t xml:space="preserve"> </w:t>
-      </w:r>
-      <w:r>
-        <w:rPr>
-          <w:b/>
-          <w:bCs/>
-        </w:rPr>
-        <w:t xml:space="preserve">l'encaissement a lieu à la livraison</w:t>
-      </w:r>
-      <w:r>
-        <w:t xml:space="preserve">, pas à l'enlèvement. Ce qui est vrai, et suffit largement, c'est que</w:t>
+        <w:t xml:space="preserve">« la commande est déjà payée quand on vient chercher la pièce » — non, et c’est important :</w:t>
+      </w:r>
+      <w:r>
+        <w:t xml:space="preserve"> </w:t>
+      </w:r>
+      <w:r>
+        <w:rPr>
+          <w:b/>
+          <w:bCs/>
+        </w:rPr>
+        <w:t xml:space="preserve">l’encaissement a lieu à la livraison</w:t>
+      </w:r>
+      <w:r>
+        <w:t xml:space="preserve">, pas à l’enlèvement. Ce qui est vrai, et suffit largement, c’est que</w:t>
       </w:r>
       <w:r>
         <w:t xml:space="preserve"> </w:t>
@@ -716,7 +795,7 @@
       </w:r>
     </w:p>
     <w:bookmarkEnd w:id="21"/>
-    <w:bookmarkStart w:id="22" w:name="X7b1b6d93c8f4a690eb4584eee8ba3ee9b05e0ab"/>
+    <w:bookmarkStart w:id="22" w:name="préparer-la-visite"/>
     <w:p>
       <w:pPr>
         <w:pStyle w:val="Heading2"/>
@@ -730,7 +809,7 @@
         <w:pStyle w:val="FirstParagraph"/>
       </w:pPr>
       <w:r>
-        <w:t xml:space="preserve">Avant d'entrer, on sait déjà : le nom de l'enseigne, sa zone, son score, ce qu'on croit de sa taille et de sa gamme. C'est la ligne du classeur de prospection.</w:t>
+        <w:t xml:space="preserve">Avant d’entrer, on sait déjà : le nom de l’enseigne, sa zone, son score, ce qu’on croit de sa taille et de sa gamme. C’est la ligne du classeur de prospection.</w:t>
       </w:r>
     </w:p>
     <w:p>
@@ -752,7 +831,7 @@
         <w:t xml:space="preserve"> </w:t>
       </w:r>
       <w:r>
-        <w:t xml:space="preserve">: le téléphone chargé, la fiche prospect ouverte, deux ou trois exemples de fiches produits déjà en ligne chez d'autres vendeurs, et rien d'autre. Pas de dossier imprimé à la première visite.</w:t>
+        <w:t xml:space="preserve">: le téléphone chargé, la fiche prospect ouverte, deux ou trois exemples de fiches produits déjà en ligne chez d’autres vendeurs, et rien d’autre. Pas de dossier imprimé à la première visite.</w:t>
       </w:r>
     </w:p>
     <w:p>
@@ -774,7 +853,7 @@
         <w:t xml:space="preserve"> </w:t>
       </w:r>
       <w:r>
-        <w:t xml:space="preserve">: dans un magasin indépendant, c'est le propriétaire, presque jamais le vendeur au comptoir. Si le patron n'est pas là, on ne fait pas la présentation complète : on prend son nom, son heure de présence, et on revient. Une présentation faite à quelqu'un qui ne décide pas est une présentation à refaire.</w:t>
+        <w:t xml:space="preserve">: dans un magasin indépendant, c’est le propriétaire, presque jamais le vendeur au comptoir. Si le patron n’est pas là, on ne fait pas la présentation complète : on prend son nom, son heure de présence, et on revient. Une présentation faite à quelqu’un qui ne décide pas est une présentation à refaire.</w:t>
       </w:r>
     </w:p>
     <w:p>
@@ -796,7 +875,7 @@
         <w:t xml:space="preserve"> </w:t>
       </w:r>
       <w:r>
-        <w:t xml:space="preserve">: à Adjamé et Treichville, entre 7 h 30 et 10 h le patron est présent et le magasin n'est pas encore saturé. Après 11 h, on parle à un homme qui sert trois clients en même temps.</w:t>
+        <w:t xml:space="preserve">: à Adjamé et Treichville, entre 7 h 30 et 10 h le patron est présent et le magasin n’est pas encore saturé. Après 11 h, on parle à un homme qui sert trois clients en même temps.</w:t>
       </w:r>
     </w:p>
     <w:p>
@@ -812,23 +891,23 @@
           <w:b/>
           <w:bCs/>
         </w:rPr>
-        <w:t xml:space="preserve">Premier geste</w:t>
-      </w:r>
-      <w:r>
-        <w:t xml:space="preserve"> </w:t>
-      </w:r>
-      <w:r>
-        <w:t xml:space="preserve">: acheter ou faire chercher une référence précise. On voit en trois minutes la profondeur du stock, la vitesse à sortir une pièce, et l'organisation de la réserve — trois choses que le patron ne dira jamais en mots.</w:t>
+        <w:t xml:space="preserve">Premier geste, avant de se présenter</w:t>
+      </w:r>
+      <w:r>
+        <w:t xml:space="preserve"> </w:t>
+      </w:r>
+      <w:r>
+        <w:t xml:space="preserve">: demander une référence précise, comme un client. On voit en trois minutes la profondeur du stock, la vitesse à sortir une pièce et l’organisation de la réserve — trois choses que le patron ne dira jamais en mots. Puis on enchaîne sur l’accroche (4.1) : « Je vais être honnête avec vous, je ne suis pas venue que pour ça. Je suis Farida, de Pièces… ». C’est aussi la seule façon utile de sortir d’un magasin où le patron est absent.</w:t>
       </w:r>
     </w:p>
     <w:bookmarkEnd w:id="22"/>
-    <w:bookmarkStart w:id="29" w:name="X82f71722c54f556055f2657a53f3765cf5b2e21"/>
+    <w:bookmarkStart w:id="32" w:name="X698522ad38752bebab657d2b18e759767239f32"/>
     <w:p>
       <w:pPr>
         <w:pStyle w:val="Heading2"/>
       </w:pPr>
       <w:r>
-        <w:t xml:space="preserve">4. Guide d'entretien — découverte et qualification du stock</w:t>
+        <w:t xml:space="preserve">4. Trame d’entretien — ce qu’on dit, mot pour mot</w:t>
       </w:r>
     </w:p>
     <w:p>
@@ -836,973 +915,50 @@
         <w:pStyle w:val="FirstParagraph"/>
       </w:pPr>
       <w:r>
-        <w:t xml:space="preserve">Vingt-cinq questions, six blocs. On ne les pose pas toutes : on suit le fil et on note les réponses dans la fiche de compte-rendu. Chaque question a une intention ; la colonne de droite indique le signal à retenir.</w:t>
-      </w:r>
-    </w:p>
-    <w:bookmarkStart w:id="23" w:name="bloc-1--activité-et-clientèle"/>
+        <w:t xml:space="preserve">Ce qui suit n’est pas une liste de thèmes à couvrir : ce sont</w:t>
+      </w:r>
+      <w:r>
+        <w:t xml:space="preserve"> </w:t>
+      </w:r>
+      <w:r>
+        <w:rPr>
+          <w:b/>
+          <w:bCs/>
+        </w:rPr>
+        <w:t xml:space="preserve">les phrases telles qu’on les prononce</w:t>
+      </w:r>
+      <w:r>
+        <w:t xml:space="preserve">, dans l’ordre où on les prononce. Les blocs en retrait se disent tels quels. Les tableaux donnent la question à poser à gauche, et à droite ce qu’on écoute dans la réponse.</w:t>
+      </w:r>
+    </w:p>
+    <w:p>
+      <w:pPr>
+        <w:pStyle w:val="BodyText"/>
+      </w:pPr>
+      <w:r>
+        <w:t xml:space="preserve">L’entretien complet tient en</w:t>
+      </w:r>
+      <w:r>
+        <w:t xml:space="preserve"> </w:t>
+      </w:r>
+      <w:r>
+        <w:rPr>
+          <w:b/>
+          <w:bCs/>
+        </w:rPr>
+        <w:t xml:space="preserve">quinze à vingt minutes</w:t>
+      </w:r>
+      <w:r>
+        <w:t xml:space="preserve">, cinq blocs, une vingtaine de questions. On ne les pose jamais toutes : on suit le fil du commerçant, et on note dans la fiche de compte-rendu (section 8).</w:t>
+      </w:r>
+    </w:p>
+    <w:bookmarkStart w:id="23" w:name="laccroche-les-quinze-premières-secondes"/>
     <w:p>
       <w:pPr>
         <w:pStyle w:val="Heading3"/>
       </w:pPr>
       <w:r>
-        <w:t xml:space="preserve">Bloc 1 — Activité et clientèle</w:t>
-      </w:r>
-    </w:p>
-    <w:tbl>
-      <w:tblPr>
-        <w:tblStyle w:val="Table"/>
-        <w:tblW w:type="auto" w:w="0"/>
-        <w:tblLook w:firstRow="1" w:lastRow="0" w:firstColumn="0" w:lastColumn="0" w:noHBand="0" w:noVBand="0" w:val="0020"/>
-      </w:tblPr>
-      <w:tblGrid>
-        <w:gridCol w:w="3960"/>
-        <w:gridCol w:w="3960"/>
-      </w:tblGrid>
-      <w:tr>
-        <w:trPr>
-          <w:tblHeader w:val="on"/>
-        </w:trPr>
-        <w:tc>
-          <w:tcPr/>
-          <w:p>
-            <w:pPr>
-              <w:pStyle w:val="Compact"/>
-            </w:pPr>
-            <w:r>
-              <w:t xml:space="preserve">Question</w:t>
-            </w:r>
-          </w:p>
-        </w:tc>
-        <w:tc>
-          <w:tcPr/>
-          <w:p>
-            <w:pPr>
-              <w:pStyle w:val="Compact"/>
-            </w:pPr>
-            <w:r>
-              <w:t xml:space="preserve">Ce qu'on cherche à savoir</w:t>
-            </w:r>
-          </w:p>
-        </w:tc>
-      </w:tr>
-      <w:tr>
-        <w:tc>
-          <w:tcPr/>
-          <w:p>
-            <w:pPr>
-              <w:pStyle w:val="Compact"/>
-            </w:pPr>
-            <w:r>
-              <w:t xml:space="preserve">Depuis combien de temps vous êtes installés ici ?</w:t>
-            </w:r>
-          </w:p>
-        </w:tc>
-        <w:tc>
-          <w:tcPr/>
-          <w:p>
-            <w:pPr>
-              <w:pStyle w:val="Compact"/>
-            </w:pPr>
-            <w:r>
-              <w:t xml:space="preserve">Ancienneté = stock accumulé, réputation, réseau de mécaniciens</w:t>
-            </w:r>
-          </w:p>
-        </w:tc>
-      </w:tr>
-      <w:tr>
-        <w:tc>
-          <w:tcPr/>
-          <w:p>
-            <w:pPr>
-              <w:pStyle w:val="Compact"/>
-            </w:pPr>
-            <w:r>
-              <w:t xml:space="preserve">Qui sont vos clients : des mécaniciens, des particuliers, des flottes ?</w:t>
-            </w:r>
-          </w:p>
-        </w:tc>
-        <w:tc>
-          <w:tcPr/>
-          <w:p>
-            <w:pPr>
-              <w:pStyle w:val="Compact"/>
-            </w:pPr>
-            <w:r>
-              <w:t xml:space="preserve">Une clientèle de mécaniciens signifie du volume et de la récurrence</w:t>
-            </w:r>
-          </w:p>
-        </w:tc>
-      </w:tr>
-      <w:tr>
-        <w:tc>
-          <w:tcPr/>
-          <w:p>
-            <w:pPr>
-              <w:pStyle w:val="Compact"/>
-            </w:pPr>
-            <w:r>
-              <w:t xml:space="preserve">Vous travaillez avec des entreprises ou des sociétés de transport ?</w:t>
-            </w:r>
-          </w:p>
-        </w:tc>
-        <w:tc>
-          <w:tcPr/>
-          <w:p>
-            <w:pPr>
-              <w:pStyle w:val="Compact"/>
-            </w:pPr>
-            <w:r>
-              <w:t xml:space="preserve">Ouvre directement la porte de l'offre flotte</w:t>
-            </w:r>
-          </w:p>
-        </w:tc>
-      </w:tr>
-      <w:tr>
-        <w:tc>
-          <w:tcPr/>
-          <w:p>
-            <w:pPr>
-              <w:pStyle w:val="Compact"/>
-            </w:pPr>
-            <w:r>
-              <w:t xml:space="preserve">Combien de clients vous servez un bon jour ? Un mauvais jour ?</w:t>
-            </w:r>
-          </w:p>
-        </w:tc>
-        <w:tc>
-          <w:tcPr/>
-          <w:p>
-            <w:pPr>
-              <w:pStyle w:val="Compact"/>
-            </w:pPr>
-            <w:r>
-              <w:t xml:space="preserve">Écart entre les deux = mesure de la dépendance au passage</w:t>
-            </w:r>
-          </w:p>
-        </w:tc>
-      </w:tr>
-      <w:tr>
-        <w:tc>
-          <w:tcPr/>
-          <w:p>
-            <w:pPr>
-              <w:pStyle w:val="Compact"/>
-            </w:pPr>
-            <w:r>
-              <w:t xml:space="preserve">D'où viennent vos nouveaux clients aujourd'hui ?</w:t>
-            </w:r>
-          </w:p>
-        </w:tc>
-        <w:tc>
-          <w:tcPr/>
-          <w:p>
-            <w:pPr>
-              <w:pStyle w:val="Compact"/>
-            </w:pPr>
-            <w:r>
-              <w:t xml:space="preserve">S'il répond « le bouche-à-oreille », le manque est identifié sans qu'on ait à le nommer</w:t>
-            </w:r>
-          </w:p>
-        </w:tc>
-      </w:tr>
-    </w:tbl>
-    <w:bookmarkEnd w:id="23"/>
-    <w:bookmarkStart w:id="24" w:name="bloc-2--profondeur-et-nature-du-stock"/>
-    <w:p>
-      <w:pPr>
-        <w:pStyle w:val="Heading3"/>
-      </w:pPr>
-      <w:r>
-        <w:t xml:space="preserve">Bloc 2 — Profondeur et nature du stock</w:t>
-      </w:r>
-    </w:p>
-    <w:tbl>
-      <w:tblPr>
-        <w:tblStyle w:val="Table"/>
-        <w:tblW w:type="auto" w:w="0"/>
-        <w:tblLook w:firstRow="1" w:lastRow="0" w:firstColumn="0" w:lastColumn="0" w:noHBand="0" w:noVBand="0" w:val="0020"/>
-      </w:tblPr>
-      <w:tblGrid>
-        <w:gridCol w:w="3960"/>
-        <w:gridCol w:w="3960"/>
-      </w:tblGrid>
-      <w:tr>
-        <w:trPr>
-          <w:tblHeader w:val="on"/>
-        </w:trPr>
-        <w:tc>
-          <w:tcPr/>
-          <w:p>
-            <w:pPr>
-              <w:pStyle w:val="Compact"/>
-            </w:pPr>
-            <w:r>
-              <w:t xml:space="preserve">Question</w:t>
-            </w:r>
-          </w:p>
-        </w:tc>
-        <w:tc>
-          <w:tcPr/>
-          <w:p>
-            <w:pPr>
-              <w:pStyle w:val="Compact"/>
-            </w:pPr>
-            <w:r>
-              <w:t xml:space="preserve">Ce qu'on cherche à savoir</w:t>
-            </w:r>
-          </w:p>
-        </w:tc>
-      </w:tr>
-      <w:tr>
-        <w:tc>
-          <w:tcPr/>
-          <w:p>
-            <w:pPr>
-              <w:pStyle w:val="Compact"/>
-            </w:pPr>
-            <w:r>
-              <w:t xml:space="preserve">Vous avez combien de références différentes, à peu près ?</w:t>
-            </w:r>
-          </w:p>
-        </w:tc>
-        <w:tc>
-          <w:tcPr/>
-          <w:p>
-            <w:pPr>
-              <w:pStyle w:val="Compact"/>
-            </w:pPr>
-            <w:r>
-              <w:t xml:space="preserve">Le chiffre exact importe peu ; c'est l'ordre de grandeur qui classe la fiche</w:t>
-            </w:r>
-          </w:p>
-        </w:tc>
-      </w:tr>
-      <w:tr>
-        <w:tc>
-          <w:tcPr/>
-          <w:p>
-            <w:pPr>
-              <w:pStyle w:val="Compact"/>
-            </w:pPr>
-            <w:r>
-              <w:t xml:space="preserve">Vous avez une réserve ailleurs, ou tout est ici ?</w:t>
-            </w:r>
-          </w:p>
-        </w:tc>
-        <w:tc>
-          <w:tcPr/>
-          <w:p>
-            <w:pPr>
-              <w:pStyle w:val="Compact"/>
-            </w:pPr>
-            <w:r>
-              <w:t xml:space="preserve">Un entrepôt séparé = grossiste réel, priorité haute</w:t>
-            </w:r>
-          </w:p>
-        </w:tc>
-      </w:tr>
-      <w:tr>
-        <w:tc>
-          <w:tcPr/>
-          <w:p>
-            <w:pPr>
-              <w:pStyle w:val="Compact"/>
-            </w:pPr>
-            <w:r>
-              <w:t xml:space="preserve">Vous vendez du neuf, de l'occasion importée, du ré-usiné, ou les trois ?</w:t>
-            </w:r>
-          </w:p>
-        </w:tc>
-        <w:tc>
-          <w:tcPr/>
-          <w:p>
-            <w:pPr>
-              <w:pStyle w:val="Compact"/>
-            </w:pPr>
-            <w:r>
-              <w:t xml:space="preserve">Détermine les chips de condition sur les annonces — c'est ce que l'acheteur regarde en premier</w:t>
-            </w:r>
-          </w:p>
-        </w:tc>
-      </w:tr>
-      <w:tr>
-        <w:tc>
-          <w:tcPr/>
-          <w:p>
-            <w:pPr>
-              <w:pStyle w:val="Compact"/>
-            </w:pPr>
-            <w:r>
-              <w:t xml:space="preserve">Sur quelles familles vous êtes les plus forts : freinage, moteur, filtration, suspension, électricité, carrosserie ?</w:t>
-            </w:r>
-          </w:p>
-        </w:tc>
-        <w:tc>
-          <w:tcPr/>
-          <w:p>
-            <w:pPr>
-              <w:pStyle w:val="Compact"/>
-            </w:pPr>
-            <w:r>
-              <w:t xml:space="preserve">Sa spécialité est son argument de vente en ligne</w:t>
-            </w:r>
-          </w:p>
-        </w:tc>
-      </w:tr>
-      <w:tr>
-        <w:tc>
-          <w:tcPr/>
-          <w:p>
-            <w:pPr>
-              <w:pStyle w:val="Compact"/>
-            </w:pPr>
-            <w:r>
-              <w:t xml:space="preserve">Qu'est-ce qui dort dans vos rayons depuis six mois ?</w:t>
-            </w:r>
-          </w:p>
-        </w:tc>
-        <w:tc>
-          <w:tcPr/>
-          <w:p>
-            <w:pPr>
-              <w:pStyle w:val="Compact"/>
-            </w:pPr>
-            <w:r>
-              <w:rPr>
-                <w:b/>
-                <w:bCs/>
-              </w:rPr>
-              <w:t xml:space="preserve">La question la plus rentable de l'entretien</w:t>
-            </w:r>
-            <w:r>
-              <w:t xml:space="preserve"> </w:t>
-            </w:r>
-            <w:r>
-              <w:t xml:space="preserve">: ce stock dormant est exactement ce que la mise en ligne fait bouger</w:t>
-            </w:r>
-          </w:p>
-        </w:tc>
-      </w:tr>
-      <w:tr>
-        <w:tc>
-          <w:tcPr/>
-          <w:p>
-            <w:pPr>
-              <w:pStyle w:val="Compact"/>
-            </w:pPr>
-            <w:r>
-              <w:t xml:space="preserve">Il vous arrive de refuser une vente parce que vous n'avez pas la pièce ?</w:t>
-            </w:r>
-          </w:p>
-        </w:tc>
-        <w:tc>
-          <w:tcPr/>
-          <w:p>
-            <w:pPr>
-              <w:pStyle w:val="Compact"/>
-            </w:pPr>
-            <w:r>
-              <w:t xml:space="preserve">Ouvre le sujet de la mise en relation entre vendeurs</w:t>
-            </w:r>
-          </w:p>
-        </w:tc>
-      </w:tr>
-    </w:tbl>
-    <w:bookmarkEnd w:id="24"/>
-    <w:bookmarkStart w:id="25" w:name="bloc-3--marques-et-références"/>
-    <w:p>
-      <w:pPr>
-        <w:pStyle w:val="Heading3"/>
-      </w:pPr>
-      <w:r>
-        <w:t xml:space="preserve">Bloc 3 — Marques et références</w:t>
-      </w:r>
-    </w:p>
-    <w:tbl>
-      <w:tblPr>
-        <w:tblStyle w:val="Table"/>
-        <w:tblW w:type="auto" w:w="0"/>
-        <w:tblLook w:firstRow="1" w:lastRow="0" w:firstColumn="0" w:lastColumn="0" w:noHBand="0" w:noVBand="0" w:val="0020"/>
-      </w:tblPr>
-      <w:tblGrid>
-        <w:gridCol w:w="3960"/>
-        <w:gridCol w:w="3960"/>
-      </w:tblGrid>
-      <w:tr>
-        <w:trPr>
-          <w:tblHeader w:val="on"/>
-        </w:trPr>
-        <w:tc>
-          <w:tcPr/>
-          <w:p>
-            <w:pPr>
-              <w:pStyle w:val="Compact"/>
-            </w:pPr>
-            <w:r>
-              <w:t xml:space="preserve">Question</w:t>
-            </w:r>
-          </w:p>
-        </w:tc>
-        <w:tc>
-          <w:tcPr/>
-          <w:p>
-            <w:pPr>
-              <w:pStyle w:val="Compact"/>
-            </w:pPr>
-            <w:r>
-              <w:t xml:space="preserve">Ce qu'on cherche à savoir</w:t>
-            </w:r>
-          </w:p>
-        </w:tc>
-      </w:tr>
-      <w:tr>
-        <w:tc>
-          <w:tcPr/>
-          <w:p>
-            <w:pPr>
-              <w:pStyle w:val="Compact"/>
-            </w:pPr>
-            <w:r>
-              <w:t xml:space="preserve">Vous couvrez quelles marques de véhicules ?</w:t>
-            </w:r>
-          </w:p>
-        </w:tc>
-        <w:tc>
-          <w:tcPr/>
-          <w:p>
-            <w:pPr>
-              <w:pStyle w:val="Compact"/>
-            </w:pPr>
-            <w:r>
-              <w:t xml:space="preserve">Largeur de gamme ; les chinoises et coréennes sont les segments qui montent</w:t>
-            </w:r>
-          </w:p>
-        </w:tc>
-      </w:tr>
-      <w:tr>
-        <w:tc>
-          <w:tcPr/>
-          <w:p>
-            <w:pPr>
-              <w:pStyle w:val="Compact"/>
-            </w:pPr>
-            <w:r>
-              <w:t xml:space="preserve">Vos pièces portent les références constructeur ?</w:t>
-            </w:r>
-          </w:p>
-        </w:tc>
-        <w:tc>
-          <w:tcPr/>
-          <w:p>
-            <w:pPr>
-              <w:pStyle w:val="Compact"/>
-            </w:pPr>
-            <w:r>
-              <w:t xml:space="preserve">Conditionne la qualité des fiches et la recherche par compatibilité</w:t>
-            </w:r>
-          </w:p>
-        </w:tc>
-      </w:tr>
-      <w:tr>
-        <w:tc>
-          <w:tcPr/>
-          <w:p>
-            <w:pPr>
-              <w:pStyle w:val="Compact"/>
-            </w:pPr>
-            <w:r>
-              <w:t xml:space="preserve">Vous vendez de l'origine, de l'adaptable, ou les deux ?</w:t>
-            </w:r>
-          </w:p>
-        </w:tc>
-        <w:tc>
-          <w:tcPr/>
-          <w:p>
-            <w:pPr>
-              <w:pStyle w:val="Compact"/>
-            </w:pPr>
-            <w:r>
-              <w:t xml:space="preserve">Un vendeur qui assume l'adaptable est un vendeur honnête : c'est bon signe</w:t>
-            </w:r>
-          </w:p>
-        </w:tc>
-      </w:tr>
-      <w:tr>
-        <w:tc>
-          <w:tcPr/>
-          <w:p>
-            <w:pPr>
-              <w:pStyle w:val="Compact"/>
-            </w:pPr>
-            <w:r>
-              <w:t xml:space="preserve">Comment un client vous dit ce qu'il veut : il apporte la pièce, la carte grise, une photo ?</w:t>
-            </w:r>
-          </w:p>
-        </w:tc>
-        <w:tc>
-          <w:tcPr/>
-          <w:p>
-            <w:pPr>
-              <w:pStyle w:val="Compact"/>
-            </w:pPr>
-            <w:r>
-              <w:t xml:space="preserve">Décrit le vrai parcours d'achat, celui qu'on reproduit en ligne</w:t>
-            </w:r>
-          </w:p>
-        </w:tc>
-      </w:tr>
-    </w:tbl>
-    <w:bookmarkEnd w:id="25"/>
-    <w:bookmarkStart w:id="26" w:name="bloc-4--gestion-et-informatisation"/>
-    <w:p>
-      <w:pPr>
-        <w:pStyle w:val="Heading3"/>
-      </w:pPr>
-      <w:r>
-        <w:t xml:space="preserve">Bloc 4 — Gestion et informatisation</w:t>
-      </w:r>
-    </w:p>
-    <w:tbl>
-      <w:tblPr>
-        <w:tblStyle w:val="Table"/>
-        <w:tblW w:type="auto" w:w="0"/>
-        <w:tblLook w:firstRow="1" w:lastRow="0" w:firstColumn="0" w:lastColumn="0" w:noHBand="0" w:noVBand="0" w:val="0020"/>
-      </w:tblPr>
-      <w:tblGrid>
-        <w:gridCol w:w="3960"/>
-        <w:gridCol w:w="3960"/>
-      </w:tblGrid>
-      <w:tr>
-        <w:trPr>
-          <w:tblHeader w:val="on"/>
-        </w:trPr>
-        <w:tc>
-          <w:tcPr/>
-          <w:p>
-            <w:pPr>
-              <w:pStyle w:val="Compact"/>
-            </w:pPr>
-            <w:r>
-              <w:t xml:space="preserve">Question</w:t>
-            </w:r>
-          </w:p>
-        </w:tc>
-        <w:tc>
-          <w:tcPr/>
-          <w:p>
-            <w:pPr>
-              <w:pStyle w:val="Compact"/>
-            </w:pPr>
-            <w:r>
-              <w:t xml:space="preserve">Ce qu'on cherche à savoir</w:t>
-            </w:r>
-          </w:p>
-        </w:tc>
-      </w:tr>
-      <w:tr>
-        <w:tc>
-          <w:tcPr/>
-          <w:p>
-            <w:pPr>
-              <w:pStyle w:val="Compact"/>
-            </w:pPr>
-            <w:r>
-              <w:t xml:space="preserve">Comment vous suivez votre stock : un cahier, un tableur, un logiciel ?</w:t>
-            </w:r>
-          </w:p>
-        </w:tc>
-        <w:tc>
-          <w:tcPr/>
-          <w:p>
-            <w:pPr>
-              <w:pStyle w:val="Compact"/>
-            </w:pPr>
-            <w:r>
-              <w:t xml:space="preserve">Détermine l'effort de saisie initial — et qui doit le porter</w:t>
-            </w:r>
-          </w:p>
-        </w:tc>
-      </w:tr>
-      <w:tr>
-        <w:tc>
-          <w:tcPr/>
-          <w:p>
-            <w:pPr>
-              <w:pStyle w:val="Compact"/>
-            </w:pPr>
-            <w:r>
-              <w:t xml:space="preserve">Qui connaît le stock par cœur ici ?</w:t>
-            </w:r>
-          </w:p>
-        </w:tc>
-        <w:tc>
-          <w:tcPr/>
-          <w:p>
-            <w:pPr>
-              <w:pStyle w:val="Compact"/>
-            </w:pPr>
-            <w:r>
-              <w:t xml:space="preserve">Identifie l'interlocuteur opérationnel de l'agent Liaison</w:t>
-            </w:r>
-          </w:p>
-        </w:tc>
-      </w:tr>
-      <w:tr>
-        <w:tc>
-          <w:tcPr/>
-          <w:p>
-            <w:pPr>
-              <w:pStyle w:val="Compact"/>
-            </w:pPr>
-            <w:r>
-              <w:t xml:space="preserve">Vous avez déjà essayé de vendre en ligne ? Ça a donné quoi ?</w:t>
-            </w:r>
-          </w:p>
-        </w:tc>
-        <w:tc>
-          <w:tcPr/>
-          <w:p>
-            <w:pPr>
-              <w:pStyle w:val="Compact"/>
-            </w:pPr>
-            <w:r>
-              <w:t xml:space="preserve">Une expérience ratée est une objection à traiter maintenant, pas au closing</w:t>
-            </w:r>
-          </w:p>
-        </w:tc>
-      </w:tr>
-      <w:tr>
-        <w:tc>
-          <w:tcPr/>
-          <w:p>
-            <w:pPr>
-              <w:pStyle w:val="Compact"/>
-            </w:pPr>
-            <w:r>
-              <w:t xml:space="preserve">Vous avez une page Facebook ou WhatsApp Business ?</w:t>
-            </w:r>
-          </w:p>
-        </w:tc>
-        <w:tc>
-          <w:tcPr/>
-          <w:p>
-            <w:pPr>
-              <w:pStyle w:val="Compact"/>
-            </w:pPr>
-            <w:r>
-              <w:t xml:space="preserve">Un vendeur déjà en ligne comprend la proposition en deux minutes</w:t>
-            </w:r>
-          </w:p>
-        </w:tc>
-      </w:tr>
-    </w:tbl>
-    <w:bookmarkEnd w:id="26"/>
-    <w:bookmarkStart w:id="27" w:name="bloc-5--logistique-et-livraison"/>
-    <w:p>
-      <w:pPr>
-        <w:pStyle w:val="Heading3"/>
-      </w:pPr>
-      <w:r>
-        <w:t xml:space="preserve">Bloc 5 — Logistique et livraison</w:t>
-      </w:r>
-    </w:p>
-    <w:tbl>
-      <w:tblPr>
-        <w:tblStyle w:val="Table"/>
-        <w:tblW w:type="auto" w:w="0"/>
-        <w:tblLook w:firstRow="1" w:lastRow="0" w:firstColumn="0" w:lastColumn="0" w:noHBand="0" w:noVBand="0" w:val="0020"/>
-      </w:tblPr>
-      <w:tblGrid>
-        <w:gridCol w:w="3960"/>
-        <w:gridCol w:w="3960"/>
-      </w:tblGrid>
-      <w:tr>
-        <w:trPr>
-          <w:tblHeader w:val="on"/>
-        </w:trPr>
-        <w:tc>
-          <w:tcPr/>
-          <w:p>
-            <w:pPr>
-              <w:pStyle w:val="Compact"/>
-            </w:pPr>
-            <w:r>
-              <w:t xml:space="preserve">Question</w:t>
-            </w:r>
-          </w:p>
-        </w:tc>
-        <w:tc>
-          <w:tcPr/>
-          <w:p>
-            <w:pPr>
-              <w:pStyle w:val="Compact"/>
-            </w:pPr>
-            <w:r>
-              <w:t xml:space="preserve">Ce qu'on cherche à savoir</w:t>
-            </w:r>
-          </w:p>
-        </w:tc>
-      </w:tr>
-      <w:tr>
-        <w:tc>
-          <w:tcPr/>
-          <w:p>
-            <w:pPr>
-              <w:pStyle w:val="Compact"/>
-            </w:pPr>
-            <w:r>
-              <w:t xml:space="preserve">Vous livrez, ou le client vient toujours chercher ?</w:t>
-            </w:r>
-          </w:p>
-        </w:tc>
-        <w:tc>
-          <w:tcPr/>
-          <w:p>
-            <w:pPr>
-              <w:pStyle w:val="Compact"/>
-            </w:pPr>
-            <w:r>
-              <w:t xml:space="preserve">S'il livre déjà, il connaît le coût réel et la contrainte</w:t>
-            </w:r>
-          </w:p>
-        </w:tc>
-      </w:tr>
-      <w:tr>
-        <w:tc>
-          <w:tcPr/>
-          <w:p>
-            <w:pPr>
-              <w:pStyle w:val="Compact"/>
-            </w:pPr>
-            <w:r>
-              <w:t xml:space="preserve">Jusqu'où vous acceptez de livrer dans Abidjan ?</w:t>
-            </w:r>
-          </w:p>
-        </w:tc>
-        <w:tc>
-          <w:tcPr/>
-          <w:p>
-            <w:pPr>
-              <w:pStyle w:val="Compact"/>
-            </w:pPr>
-            <w:r>
-              <w:t xml:space="preserve">Alimente les zones de livraison de sa fiche vendeur</w:t>
-            </w:r>
-          </w:p>
-        </w:tc>
-      </w:tr>
-      <w:tr>
-        <w:tc>
-          <w:tcPr/>
-          <w:p>
-            <w:pPr>
-              <w:pStyle w:val="Compact"/>
-            </w:pPr>
-            <w:r>
-              <w:t xml:space="preserve">Combien de temps entre la commande et la remise de la pièce ?</w:t>
-            </w:r>
-          </w:p>
-        </w:tc>
-        <w:tc>
-          <w:tcPr/>
-          <w:p>
-            <w:pPr>
-              <w:pStyle w:val="Compact"/>
-            </w:pPr>
-            <w:r>
-              <w:t xml:space="preserve">Le délai est notre argument produit numéro un</w:t>
-            </w:r>
-          </w:p>
-        </w:tc>
-      </w:tr>
-      <w:tr>
-        <w:tc>
-          <w:tcPr/>
-          <w:p>
-            <w:pPr>
-              <w:pStyle w:val="Compact"/>
-            </w:pPr>
-            <w:r>
-              <w:t xml:space="preserve">Vous avez déjà eu des problèmes de pièce cassée ou perdue en route ?</w:t>
-            </w:r>
-          </w:p>
-        </w:tc>
-        <w:tc>
-          <w:tcPr/>
-          <w:p>
-            <w:pPr>
-              <w:pStyle w:val="Compact"/>
-            </w:pPr>
-            <w:r>
-              <w:t xml:space="preserve">Prépare le sujet des garanties</w:t>
-            </w:r>
-          </w:p>
-        </w:tc>
-      </w:tr>
-    </w:tbl>
-    <w:bookmarkEnd w:id="27"/>
-    <w:bookmarkStart w:id="28" w:name="bloc-6--prix-marge-et-paiement"/>
-    <w:p>
-      <w:pPr>
-        <w:pStyle w:val="Heading3"/>
-      </w:pPr>
-      <w:r>
-        <w:t xml:space="preserve">Bloc 6 — Prix, marge et paiement</w:t>
-      </w:r>
-    </w:p>
-    <w:tbl>
-      <w:tblPr>
-        <w:tblStyle w:val="Table"/>
-        <w:tblW w:type="auto" w:w="0"/>
-        <w:tblLook w:firstRow="1" w:lastRow="0" w:firstColumn="0" w:lastColumn="0" w:noHBand="0" w:noVBand="0" w:val="0020"/>
-      </w:tblPr>
-      <w:tblGrid>
-        <w:gridCol w:w="3960"/>
-        <w:gridCol w:w="3960"/>
-      </w:tblGrid>
-      <w:tr>
-        <w:trPr>
-          <w:tblHeader w:val="on"/>
-        </w:trPr>
-        <w:tc>
-          <w:tcPr/>
-          <w:p>
-            <w:pPr>
-              <w:pStyle w:val="Compact"/>
-            </w:pPr>
-            <w:r>
-              <w:t xml:space="preserve">Question</w:t>
-            </w:r>
-          </w:p>
-        </w:tc>
-        <w:tc>
-          <w:tcPr/>
-          <w:p>
-            <w:pPr>
-              <w:pStyle w:val="Compact"/>
-            </w:pPr>
-            <w:r>
-              <w:t xml:space="preserve">Ce qu'on cherche à savoir</w:t>
-            </w:r>
-          </w:p>
-        </w:tc>
-      </w:tr>
-      <w:tr>
-        <w:tc>
-          <w:tcPr/>
-          <w:p>
-            <w:pPr>
-              <w:pStyle w:val="Compact"/>
-            </w:pPr>
-            <w:r>
-              <w:t xml:space="preserve">Vos prix sont fixes ou vous négociez ?</w:t>
-            </w:r>
-          </w:p>
-        </w:tc>
-        <w:tc>
-          <w:tcPr/>
-          <w:p>
-            <w:pPr>
-              <w:pStyle w:val="Compact"/>
-            </w:pPr>
-            <w:r>
-              <w:t xml:space="preserve">Détermine si le prix affiché en ligne sera tenable</w:t>
-            </w:r>
-          </w:p>
-        </w:tc>
-      </w:tr>
-      <w:tr>
-        <w:tc>
-          <w:tcPr/>
-          <w:p>
-            <w:pPr>
-              <w:pStyle w:val="Compact"/>
-            </w:pPr>
-            <w:r>
-              <w:t xml:space="preserve">Vous acceptez le mobile money, ou seulement le cash ?</w:t>
-            </w:r>
-          </w:p>
-        </w:tc>
-        <w:tc>
-          <w:tcPr/>
-          <w:p>
-            <w:pPr>
-              <w:pStyle w:val="Compact"/>
-            </w:pPr>
-            <w:r>
-              <w:t xml:space="preserve">Par quel canal on lui transmettra son argent après l'encaissement</w:t>
-            </w:r>
-          </w:p>
-        </w:tc>
-      </w:tr>
-      <w:tr>
-        <w:tc>
-          <w:tcPr/>
-          <w:p>
-            <w:pPr>
-              <w:pStyle w:val="Compact"/>
-            </w:pPr>
-            <w:r>
-              <w:t xml:space="preserve">Vous faites du crédit à certains mécaniciens ? Vous êtes payés à temps ?</w:t>
-            </w:r>
-          </w:p>
-        </w:tc>
-        <w:tc>
-          <w:tcPr/>
-          <w:p>
-            <w:pPr>
-              <w:pStyle w:val="Compact"/>
-            </w:pPr>
-            <w:r>
-              <w:rPr>
-                <w:b/>
-                <w:bCs/>
-              </w:rPr>
-              <w:t xml:space="preserve">Le point de douleur le plus exploitable</w:t>
-            </w:r>
-            <w:r>
-              <w:t xml:space="preserve"> </w:t>
-            </w:r>
-            <w:r>
-              <w:t xml:space="preserve">: il ouvre directement sur « rien ne part sans être payé, et vous êtes payé tout de suite »</w:t>
-            </w:r>
-          </w:p>
-        </w:tc>
-      </w:tr>
-      <w:tr>
-        <w:tc>
-          <w:tcPr/>
-          <w:p>
-            <w:pPr>
-              <w:pStyle w:val="Compact"/>
-            </w:pPr>
-            <w:r>
-              <w:t xml:space="preserve">Une pièce vendue et rendue, ça se passe comment chez vous ?</w:t>
-            </w:r>
-          </w:p>
-        </w:tc>
-        <w:tc>
-          <w:tcPr/>
-          <w:p>
-            <w:pPr>
-              <w:pStyle w:val="Compact"/>
-            </w:pPr>
-            <w:r>
-              <w:t xml:space="preserve">Prépare la conversation sur le retour 48 h et la garantie 30 jours</w:t>
-            </w:r>
-          </w:p>
-        </w:tc>
-      </w:tr>
-    </w:tbl>
-    <w:bookmarkEnd w:id="28"/>
-    <w:bookmarkEnd w:id="29"/>
-    <w:bookmarkStart w:id="30" w:name="Xeab777c7098042f172a9a360eb863f132da4162"/>
-    <w:p>
-      <w:pPr>
-        <w:pStyle w:val="Heading2"/>
-      </w:pPr>
-      <w:r>
-        <w:t xml:space="preserve">5. Argumentaire</w:t>
+        <w:t xml:space="preserve">4.1 L’accroche — les quinze premières secondes</w:t>
       </w:r>
     </w:p>
     <w:p>
@@ -1810,7 +966,144 @@
         <w:pStyle w:val="FirstParagraph"/>
       </w:pPr>
       <w:r>
-        <w:t xml:space="preserve">Quatre accroches, à choisir selon ce que la découverte a révélé. Une seule à la fois.</w:t>
+        <w:t xml:space="preserve">On entre, on salue, et on dit ceci</w:t>
+      </w:r>
+      <w:r>
+        <w:t xml:space="preserve"> </w:t>
+      </w:r>
+      <w:r>
+        <w:rPr>
+          <w:b/>
+          <w:bCs/>
+        </w:rPr>
+        <w:t xml:space="preserve">debout, sans sortir le téléphone</w:t>
+      </w:r>
+      <w:r>
+        <w:t xml:space="preserve"> </w:t>
+      </w:r>
+      <w:r>
+        <w:t xml:space="preserve">:</w:t>
+      </w:r>
+    </w:p>
+    <w:p>
+      <w:pPr>
+        <w:pStyle w:val="BlockText"/>
+      </w:pPr>
+      <w:r>
+        <w:t xml:space="preserve">« Bonjour Monsieur. / Bonjour Madame.</w:t>
+      </w:r>
+      <w:r>
+        <w:t xml:space="preserve"> </w:t>
+      </w:r>
+      <w:r>
+        <w:t xml:space="preserve">Je suis</w:t>
+      </w:r>
+      <w:r>
+        <w:t xml:space="preserve"> </w:t>
+      </w:r>
+      <w:r>
+        <w:rPr>
+          <w:b/>
+          <w:bCs/>
+        </w:rPr>
+        <w:t xml:space="preserve">Farida</w:t>
+      </w:r>
+      <w:r>
+        <w:t xml:space="preserve">, de</w:t>
+      </w:r>
+      <w:r>
+        <w:t xml:space="preserve"> </w:t>
+      </w:r>
+      <w:r>
+        <w:rPr>
+          <w:b/>
+          <w:bCs/>
+        </w:rPr>
+        <w:t xml:space="preserve">Pièces</w:t>
+      </w:r>
+      <w:r>
+        <w:t xml:space="preserve"> </w:t>
+      </w:r>
+      <w:r>
+        <w:t xml:space="preserve">— pieces.ci.</w:t>
+      </w:r>
+      <w:r>
+        <w:t xml:space="preserve"> </w:t>
+      </w:r>
+      <w:r>
+        <w:t xml:space="preserve">Nous sommes une plateforme qui met en relation les</w:t>
+      </w:r>
+      <w:r>
+        <w:t xml:space="preserve"> </w:t>
+      </w:r>
+      <w:r>
+        <w:rPr>
+          <w:b/>
+          <w:bCs/>
+        </w:rPr>
+        <w:t xml:space="preserve">vendeurs de pièces</w:t>
+      </w:r>
+      <w:r>
+        <w:t xml:space="preserve"> </w:t>
+      </w:r>
+      <w:r>
+        <w:t xml:space="preserve">et les</w:t>
+      </w:r>
+      <w:r>
+        <w:t xml:space="preserve"> </w:t>
+      </w:r>
+      <w:r>
+        <w:rPr>
+          <w:b/>
+          <w:bCs/>
+        </w:rPr>
+        <w:t xml:space="preserve">acheteurs</w:t>
+      </w:r>
+      <w:r>
+        <w:t xml:space="preserve"> </w:t>
+      </w:r>
+      <w:r>
+        <w:t xml:space="preserve">: entreprises, flottes, professionnels et particuliers.</w:t>
+      </w:r>
+      <w:r>
+        <w:t xml:space="preserve"> </w:t>
+      </w:r>
+      <w:r>
+        <w:t xml:space="preserve">Nous sommes</w:t>
+      </w:r>
+      <w:r>
+        <w:t xml:space="preserve"> </w:t>
+      </w:r>
+      <w:r>
+        <w:rPr>
+          <w:b/>
+          <w:bCs/>
+        </w:rPr>
+        <w:t xml:space="preserve">le Jumia des pièces détachées</w:t>
+      </w:r>
+      <w:r>
+        <w:t xml:space="preserve">. »</w:t>
+      </w:r>
+    </w:p>
+    <w:p>
+      <w:pPr>
+        <w:pStyle w:val="FirstParagraph"/>
+      </w:pPr>
+      <w:r>
+        <w:t xml:space="preserve">Puis</w:t>
+      </w:r>
+      <w:r>
+        <w:t xml:space="preserve"> </w:t>
+      </w:r>
+      <w:r>
+        <w:rPr>
+          <w:b/>
+          <w:bCs/>
+        </w:rPr>
+        <w:t xml:space="preserve">on s’arrête</w:t>
+      </w:r>
+      <w:r>
+        <w:t xml:space="preserve">. On laisse la phrase tomber. C’est la seule pause volontaire de tout l’entretien, et elle fait tout le travail : le commerçant comprend en trois secondes qu’on lui amène des acheteurs, et c’est lui qui relance.</w:t>
       </w:r>
     </w:p>
     <w:p>
@@ -1818,742 +1111,7 @@
         <w:pStyle w:val="BodyText"/>
       </w:pPr>
       <w:r>
-        <w:rPr>
-          <w:b/>
-          <w:bCs/>
-        </w:rPr>
-        <w:t xml:space="preserve">Si le stock dort</w:t>
-      </w:r>
-      <w:r>
-        <w:t xml:space="preserve"> </w:t>
-      </w:r>
-      <w:r>
-        <w:t xml:space="preserve">— « Vous avez de l'argent immobilisé dans des rayons que personne ne voit. En ligne, votre stock est visible 24 h sur 24 par tous les mécaniciens d'Abidjan qui cherchent exactement cette référence. On ne vous demande pas de bouger vos prix : juste de vous montrer. »</w:t>
-      </w:r>
-    </w:p>
-    <w:p>
-      <w:pPr>
-        <w:pStyle w:val="BodyText"/>
-      </w:pPr>
-      <w:r>
-        <w:rPr>
-          <w:b/>
-          <w:bCs/>
-        </w:rPr>
-        <w:t xml:space="preserve">Si le client se plaint des impayés</w:t>
-      </w:r>
-      <w:r>
-        <w:t xml:space="preserve"> </w:t>
-      </w:r>
-      <w:r>
-        <w:t xml:space="preserve">— « Chez nous, aucune pièce n'est remise sans être payée : notre livreur encaisse avant de la lâcher, et votre argent vous est transmis immédiatement. Vous ne courez plus après personne, et vous n'attendez pas la fin du mois. »</w:t>
-      </w:r>
-    </w:p>
-    <w:p>
-      <w:pPr>
-        <w:pStyle w:val="BodyText"/>
-      </w:pPr>
-      <w:r>
-        <w:rPr>
-          <w:b/>
-          <w:bCs/>
-        </w:rPr>
-        <w:t xml:space="preserve">Si le client sert des flottes</w:t>
-      </w:r>
-      <w:r>
-        <w:t xml:space="preserve"> </w:t>
-      </w:r>
-      <w:r>
-        <w:t xml:space="preserve">— « Le parc VTC d'Abidjan tourne autour de 30 000 véhicules, et chacun consomme de l'ordre de 1,3 million de francs de pièces par an. Ces gestionnaires-là cherchent un fournisseur fiable et traçable. C'est le type de client que nous vous amenons. »</w:t>
-      </w:r>
-    </w:p>
-    <w:p>
-      <w:pPr>
-        <w:pStyle w:val="BodyText"/>
-      </w:pPr>
-      <w:r>
-        <w:rPr>
-          <w:b/>
-          <w:bCs/>
-        </w:rPr>
-        <w:t xml:space="preserve">Si le client est déjà en ligne</w:t>
-      </w:r>
-      <w:r>
-        <w:t xml:space="preserve"> </w:t>
-      </w:r>
-      <w:r>
-        <w:t xml:space="preserve">— « Vous savez donc déjà que la publicité amène des curieux, pas des commandes. Nous, on ne vous amène pas un curieux : on vous amène une commande ferme, pour une référence choisie et vérifiée sur le véhicule. Vous sortez la pièce, on passe la prendre, on encaisse à la livraison et on vous paie. »</w:t>
-      </w:r>
-    </w:p>
-    <w:p>
-      <w:pPr>
-        <w:pStyle w:val="BodyText"/>
-      </w:pPr>
-      <w:r>
-        <w:t xml:space="preserve">Les chiffres autorisés en visite sont ceux-là et uniquement ceux-là :</w:t>
-      </w:r>
-      <w:r>
-        <w:t xml:space="preserve"> </w:t>
-      </w:r>
-      <w:r>
-        <w:rPr>
-          <w:b/>
-          <w:bCs/>
-        </w:rPr>
-        <w:t xml:space="preserve">~30 000 véhicules VTC</w:t>
-      </w:r>
-      <w:r>
-        <w:t xml:space="preserve">,</w:t>
-      </w:r>
-      <w:r>
-        <w:t xml:space="preserve"> </w:t>
-      </w:r>
-      <w:r>
-        <w:rPr>
-          <w:b/>
-          <w:bCs/>
-        </w:rPr>
-        <w:t xml:space="preserve">~1,3 M FCFA de pièces par véhicule et par an</w:t>
-      </w:r>
-      <w:r>
-        <w:t xml:space="preserve">,</w:t>
-      </w:r>
-      <w:r>
-        <w:t xml:space="preserve"> </w:t>
-      </w:r>
-      <w:r>
-        <w:rPr>
-          <w:b/>
-          <w:bCs/>
-        </w:rPr>
-        <w:t xml:space="preserve">24 à 48 h d'immobilisation</w:t>
-      </w:r>
-      <w:r>
-        <w:t xml:space="preserve"> </w:t>
-      </w:r>
-      <w:r>
-        <w:t xml:space="preserve">pour une pièce manquante. Ils viennent de notre étude sectorielle. On ne les arrondit pas vers le haut.</w:t>
-      </w:r>
-    </w:p>
-    <w:bookmarkEnd w:id="30"/>
-    <w:bookmarkStart w:id="31" w:name="X140fe8c3042b7dfd2c90f6bcd7e49af14342152"/>
-    <w:p>
-      <w:pPr>
-        <w:pStyle w:val="Heading2"/>
-      </w:pPr>
-      <w:r>
-        <w:t xml:space="preserve">6. Objections et réponses</w:t>
-      </w:r>
-    </w:p>
-    <w:p>
-      <w:pPr>
-        <w:pStyle w:val="FirstParagraph"/>
-      </w:pPr>
-      <w:r>
-        <w:t xml:space="preserve">La méthode est toujours la même en trois temps :</w:t>
-      </w:r>
-      <w:r>
-        <w:t xml:space="preserve"> </w:t>
-      </w:r>
-      <w:r>
-        <w:rPr>
-          <w:b/>
-          <w:bCs/>
-        </w:rPr>
-        <w:t xml:space="preserve">reformuler</w:t>
-      </w:r>
-      <w:r>
-        <w:t xml:space="preserve"> </w:t>
-      </w:r>
-      <w:r>
-        <w:t xml:space="preserve">(montrer qu'on a compris),</w:t>
-      </w:r>
-      <w:r>
-        <w:t xml:space="preserve"> </w:t>
-      </w:r>
-      <w:r>
-        <w:rPr>
-          <w:b/>
-          <w:bCs/>
-        </w:rPr>
-        <w:t xml:space="preserve">prouver</w:t>
-      </w:r>
-      <w:r>
-        <w:t xml:space="preserve"> </w:t>
-      </w:r>
-      <w:r>
-        <w:t xml:space="preserve">(un fait, pas une promesse),</w:t>
-      </w:r>
-      <w:r>
-        <w:t xml:space="preserve"> </w:t>
-      </w:r>
-      <w:r>
-        <w:rPr>
-          <w:b/>
-          <w:bCs/>
-        </w:rPr>
-        <w:t xml:space="preserve">relancer</w:t>
-      </w:r>
-      <w:r>
-        <w:t xml:space="preserve"> </w:t>
-      </w:r>
-      <w:r>
-        <w:t xml:space="preserve">(une question qui rend la parole).</w:t>
-      </w:r>
-    </w:p>
-    <w:tbl>
-      <w:tblPr>
-        <w:tblStyle w:val="Table"/>
-        <w:tblW w:type="auto" w:w="0"/>
-        <w:tblLook w:firstRow="1" w:lastRow="0" w:firstColumn="0" w:lastColumn="0" w:noHBand="0" w:noVBand="0" w:val="0020"/>
-      </w:tblPr>
-      <w:tblGrid>
-        <w:gridCol w:w="3960"/>
-        <w:gridCol w:w="3960"/>
-      </w:tblGrid>
-      <w:tr>
-        <w:trPr>
-          <w:tblHeader w:val="on"/>
-        </w:trPr>
-        <w:tc>
-          <w:tcPr/>
-          <w:p>
-            <w:pPr>
-              <w:pStyle w:val="Compact"/>
-            </w:pPr>
-            <w:r>
-              <w:t xml:space="preserve">Objection</w:t>
-            </w:r>
-          </w:p>
-        </w:tc>
-        <w:tc>
-          <w:tcPr/>
-          <w:p>
-            <w:pPr>
-              <w:pStyle w:val="Compact"/>
-            </w:pPr>
-            <w:r>
-              <w:t xml:space="preserve">Réponse</w:t>
-            </w:r>
-          </w:p>
-        </w:tc>
-      </w:tr>
-      <w:tr>
-        <w:tc>
-          <w:tcPr/>
-          <w:p>
-            <w:pPr>
-              <w:pStyle w:val="Compact"/>
-            </w:pPr>
-            <w:r>
-              <w:t xml:space="preserve">« Ça va faire baisser mes prix »</w:t>
-            </w:r>
-          </w:p>
-        </w:tc>
-        <w:tc>
-          <w:tcPr/>
-          <w:p>
-            <w:pPr>
-              <w:pStyle w:val="Compact"/>
-            </w:pPr>
-            <w:r>
-              <w:rPr>
-                <w:i/>
-                <w:iCs/>
-              </w:rPr>
-              <w:t xml:space="preserve">Reformuler :</w:t>
-            </w:r>
-            <w:r>
-              <w:t xml:space="preserve"> </w:t>
-            </w:r>
-            <w:r>
-              <w:t xml:space="preserve">vous craignez la guerre des prix.</w:t>
-            </w:r>
-            <w:r>
-              <w:t xml:space="preserve"> </w:t>
-            </w:r>
-            <w:r>
-              <w:rPr>
-                <w:i/>
-                <w:iCs/>
-              </w:rPr>
-              <w:t xml:space="preserve">Prouver :</w:t>
-            </w:r>
-            <w:r>
-              <w:t xml:space="preserve"> </w:t>
-            </w:r>
-            <w:r>
-              <w:t xml:space="preserve">l'acheteur ne compare pas que le prix — il compare l'état de la pièce, la garantie et le délai. Un vendeur noté, avec des photos réelles, vend plus cher qu'une annonce anonyme.</w:t>
-            </w:r>
-            <w:r>
-              <w:t xml:space="preserve"> </w:t>
-            </w:r>
-            <w:r>
-              <w:rPr>
-                <w:i/>
-                <w:iCs/>
-              </w:rPr>
-              <w:t xml:space="preserve">Relancer :</w:t>
-            </w:r>
-            <w:r>
-              <w:t xml:space="preserve"> </w:t>
-            </w:r>
-            <w:r>
-              <w:t xml:space="preserve">aujourd'hui, sur quoi vos clients vous choisissent, le prix ou la confiance ?</w:t>
-            </w:r>
-          </w:p>
-        </w:tc>
-      </w:tr>
-      <w:tr>
-        <w:tc>
-          <w:tcPr/>
-          <w:p>
-            <w:pPr>
-              <w:pStyle w:val="Compact"/>
-            </w:pPr>
-            <w:r>
-              <w:t xml:space="preserve">« Mes concurrents vont voir mon stock »</w:t>
-            </w:r>
-          </w:p>
-        </w:tc>
-        <w:tc>
-          <w:tcPr/>
-          <w:p>
-            <w:pPr>
-              <w:pStyle w:val="Compact"/>
-            </w:pPr>
-            <w:r>
-              <w:t xml:space="preserve">Ils voient déjà votre magasin, il est sur la rue. Ce qu'ils ne voient pas, c'est votre carnet de clients — et ça, ça reste chez vous.</w:t>
-            </w:r>
-            <w:r>
-              <w:t xml:space="preserve"> </w:t>
-            </w:r>
-            <w:r>
-              <w:rPr>
-                <w:i/>
-                <w:iCs/>
-              </w:rPr>
-              <w:t xml:space="preserve">Relancer :</w:t>
-            </w:r>
-            <w:r>
-              <w:t xml:space="preserve"> </w:t>
-            </w:r>
-            <w:r>
-              <w:t xml:space="preserve">qu'est-ce qui vous gênerait le plus qu'ils sachent ?</w:t>
-            </w:r>
-          </w:p>
-        </w:tc>
-      </w:tr>
-      <w:tr>
-        <w:tc>
-          <w:tcPr/>
-          <w:p>
-            <w:pPr>
-              <w:pStyle w:val="Compact"/>
-            </w:pPr>
-            <w:r>
-              <w:t xml:space="preserve">« Je n'ai pas le temps de saisir tout ça »</w:t>
-            </w:r>
-          </w:p>
-        </w:tc>
-        <w:tc>
-          <w:tcPr/>
-          <w:p>
-            <w:pPr>
-              <w:pStyle w:val="Compact"/>
-            </w:pPr>
-            <w:r>
-              <w:t xml:space="preserve">C'est notre agent qui saisit au démarrage : il vient, photographie, décrit, publie, vous validez. Ensuite, pour vos nouveaux arrivages, on forme un de vos employés — une demi-heure, sur son téléphone, il photographie et publie lui-même.</w:t>
-            </w:r>
-            <w:r>
-              <w:t xml:space="preserve"> </w:t>
-            </w:r>
-            <w:r>
-              <w:rPr>
-                <w:i/>
-                <w:iCs/>
-              </w:rPr>
-              <w:t xml:space="preserve">Relancer :</w:t>
-            </w:r>
-            <w:r>
-              <w:t xml:space="preserve"> </w:t>
-            </w:r>
-            <w:r>
-              <w:t xml:space="preserve">qui, chez vous, pourrait prendre ça en main ? On commence par dix références ?</w:t>
-            </w:r>
-          </w:p>
-        </w:tc>
-      </w:tr>
-      <w:tr>
-        <w:tc>
-          <w:tcPr/>
-          <w:p>
-            <w:pPr>
-              <w:pStyle w:val="Compact"/>
-            </w:pPr>
-            <w:r>
-              <w:t xml:space="preserve">« Et si le client ne paie pas ? »</w:t>
-            </w:r>
-          </w:p>
-        </w:tc>
-        <w:tc>
-          <w:tcPr/>
-          <w:p>
-            <w:pPr>
-              <w:pStyle w:val="Compact"/>
-            </w:pPr>
-            <w:r>
-              <w:t xml:space="preserve">Alors il n'a pas la pièce. Notre livreur ne la remet jamais sans encaisser : pas de paiement, pas de livraison — la pièce vous revient. Et dès qu'il paie, votre part vous est transmise immédiatement.</w:t>
-            </w:r>
-            <w:r>
-              <w:t xml:space="preserve"> </w:t>
-            </w:r>
-            <w:r>
-              <w:rPr>
-                <w:i/>
-                <w:iCs/>
-              </w:rPr>
-              <w:t xml:space="preserve">Relancer :</w:t>
-            </w:r>
-            <w:r>
-              <w:t xml:space="preserve"> </w:t>
-            </w:r>
-            <w:r>
-              <w:t xml:space="preserve">aujourd'hui, combien de clients ont votre pièce et pas encore votre argent ?</w:t>
-            </w:r>
-          </w:p>
-        </w:tc>
-      </w:tr>
-      <w:tr>
-        <w:tc>
-          <w:tcPr/>
-          <w:p>
-            <w:pPr>
-              <w:pStyle w:val="Compact"/>
-            </w:pPr>
-            <w:r>
-              <w:t xml:space="preserve">« Vous partez avec ma pièce sans me payer »</w:t>
-            </w:r>
-          </w:p>
-        </w:tc>
-        <w:tc>
-          <w:tcPr/>
-          <w:p>
-            <w:pPr>
-              <w:pStyle w:val="Compact"/>
-            </w:pPr>
-            <w:r>
-              <w:t xml:space="preserve">C'est exact, et c'est nous qui portons ce risque, pas vous : la pièce est tracée à l'enlèvement et sous notre responsabilité jusqu'à la remise. À l'arrivée, il n'y a que deux issues — soit elle est payée et vous recevez votre argent tout de suite, soit elle vous revient. Il n'y a pas de troisième cas.</w:t>
-            </w:r>
-          </w:p>
-        </w:tc>
-      </w:tr>
-      <w:tr>
-        <w:tc>
-          <w:tcPr/>
-          <w:p>
-            <w:pPr>
-              <w:pStyle w:val="Compact"/>
-            </w:pPr>
-            <w:r>
-              <w:t xml:space="preserve">« Vous prenez combien ? »</w:t>
-            </w:r>
-          </w:p>
-        </w:tc>
-        <w:tc>
-          <w:tcPr/>
-          <w:p>
-            <w:pPr>
-              <w:pStyle w:val="Compact"/>
-            </w:pPr>
-            <w:r>
-              <w:t xml:space="preserve">C'est vous qui fixez la commission, pièce par pièce, au moment de la publication. Nous ne l'imposons pas et il n'y a pas de montant minimum. Elle est prélevée uniquement quand la vente est faite et livrée.</w:t>
-            </w:r>
-            <w:r>
-              <w:t xml:space="preserve"> </w:t>
-            </w:r>
-            <w:r>
-              <w:rPr>
-                <w:i/>
-                <w:iCs/>
-              </w:rPr>
-              <w:t xml:space="preserve">Relancer :</w:t>
-            </w:r>
-            <w:r>
-              <w:t xml:space="preserve"> </w:t>
-            </w:r>
-            <w:r>
-              <w:t xml:space="preserve">sur une pièce à 25 000 F, vous mettriez combien pour un client que vous n'auriez pas eu autrement ?</w:t>
-            </w:r>
-          </w:p>
-        </w:tc>
-      </w:tr>
-      <w:tr>
-        <w:tc>
-          <w:tcPr/>
-          <w:p>
-            <w:pPr>
-              <w:pStyle w:val="Compact"/>
-            </w:pPr>
-            <w:r>
-              <w:t xml:space="preserve">« Je ne suis pas en règle, je n'ai pas de RCCM »</w:t>
-            </w:r>
-          </w:p>
-        </w:tc>
-        <w:tc>
-          <w:tcPr/>
-          <w:p>
-            <w:pPr>
-              <w:pStyle w:val="Compact"/>
-            </w:pPr>
-            <w:r>
-              <w:t xml:space="preserve">On accepte les vendeurs formels comme informels : une pièce d'identité suffit pour démarrer. La régularisation, on en reparle plus tard, quand le volume la justifie.</w:t>
-            </w:r>
-          </w:p>
-        </w:tc>
-      </w:tr>
-      <w:tr>
-        <w:tc>
-          <w:tcPr/>
-          <w:p>
-            <w:pPr>
-              <w:pStyle w:val="Compact"/>
-            </w:pPr>
-            <w:r>
-              <w:t xml:space="preserve">« J'ai déjà Facebook, ça ne marche pas »</w:t>
-            </w:r>
-          </w:p>
-        </w:tc>
-        <w:tc>
-          <w:tcPr/>
-          <w:p>
-            <w:pPr>
-              <w:pStyle w:val="Compact"/>
-            </w:pPr>
-            <w:r>
-              <w:t xml:space="preserve">Facebook vous amène des gens qui demandent le prix et disparaissent. Chez nous, ce n'est pas un curieux qui vous appelle : c'est une commande ferme, référence et véhicule vérifiés, encaissée à la livraison par notre livreur. Et vous n'avez ni à discuter avec le client, ni à le livrer.</w:t>
-            </w:r>
-          </w:p>
-        </w:tc>
-      </w:tr>
-      <w:tr>
-        <w:tc>
-          <w:tcPr/>
-          <w:p>
-            <w:pPr>
-              <w:pStyle w:val="Compact"/>
-            </w:pPr>
-            <w:r>
-              <w:t xml:space="preserve">« Je ne veux pas être exclusif »</w:t>
-            </w:r>
-          </w:p>
-        </w:tc>
-        <w:tc>
-          <w:tcPr/>
-          <w:p>
-            <w:pPr>
-              <w:pStyle w:val="Compact"/>
-            </w:pPr>
-            <w:r>
-              <w:t xml:space="preserve">Le contrat est explicitement non exclusif. Vous continuez à vendre à votre comptoir, sur Facebook, à vos habitués, exactement comme aujourd'hui.</w:t>
-            </w:r>
-          </w:p>
-        </w:tc>
-      </w:tr>
-      <w:tr>
-        <w:tc>
-          <w:tcPr/>
-          <w:p>
-            <w:pPr>
-              <w:pStyle w:val="Compact"/>
-            </w:pPr>
-            <w:r>
-              <w:t xml:space="preserve">« Mes clients me doivent de l'argent, je ne peux pas arrêter le crédit »</w:t>
-            </w:r>
-          </w:p>
-        </w:tc>
-        <w:tc>
-          <w:tcPr/>
-          <w:p>
-            <w:pPr>
-              <w:pStyle w:val="Compact"/>
-            </w:pPr>
-            <w:r>
-              <w:t xml:space="preserve">Personne ne vous le demande. Gardez le crédit pour vos habitués, et servez-vous de la plateforme pour les clients que vous ne connaissez pas — ceux à qui vous n'auriez jamais fait crédit.</w:t>
-            </w:r>
-          </w:p>
-        </w:tc>
-      </w:tr>
-      <w:tr>
-        <w:tc>
-          <w:tcPr/>
-          <w:p>
-            <w:pPr>
-              <w:pStyle w:val="Compact"/>
-            </w:pPr>
-            <w:r>
-              <w:t xml:space="preserve">« Et si le client rend la pièce ? »</w:t>
-            </w:r>
-          </w:p>
-        </w:tc>
-        <w:tc>
-          <w:tcPr/>
-          <w:p>
-            <w:pPr>
-              <w:pStyle w:val="Compact"/>
-            </w:pPr>
-            <w:r>
-              <w:t xml:space="preserve">Retour sous 48 h uniquement si la pièce ne correspond pas à l'annonce, et garantie de bon fonctionnement 30 jours sur ce qui est vendu comme fonctionnel. Une annonce honnête sur l'état vous protège : c'est pour ça que l'état est affiché en gros sur chaque fiche.</w:t>
-            </w:r>
-          </w:p>
-        </w:tc>
-      </w:tr>
-      <w:tr>
-        <w:tc>
-          <w:tcPr/>
-          <w:p>
-            <w:pPr>
-              <w:pStyle w:val="Compact"/>
-            </w:pPr>
-            <w:r>
-              <w:t xml:space="preserve">« Vos garanties, c'est un risque pour moi »</w:t>
-            </w:r>
-          </w:p>
-        </w:tc>
-        <w:tc>
-          <w:tcPr/>
-          <w:p>
-            <w:pPr>
-              <w:pStyle w:val="Compact"/>
-            </w:pPr>
-            <w:r>
-              <w:t xml:space="preserve">Le risque, c'est de vendre une pièce mal décrite. Si la description est juste, le retour n'arrive pas. Et quand un retour est justifié, la commission n'est pas due non plus.</w:t>
-            </w:r>
-          </w:p>
-        </w:tc>
-      </w:tr>
-      <w:tr>
-        <w:tc>
-          <w:tcPr/>
-          <w:p>
-            <w:pPr>
-              <w:pStyle w:val="Compact"/>
-            </w:pPr>
-            <w:r>
-              <w:t xml:space="preserve">« Si tout passe par vous, je deviens dépendant »</w:t>
-            </w:r>
-          </w:p>
-        </w:tc>
-        <w:tc>
-          <w:tcPr/>
-          <w:p>
-            <w:pPr>
-              <w:pStyle w:val="Compact"/>
-            </w:pPr>
-            <w:r>
-              <w:t xml:space="preserve">Vous gardez vos clients, votre magasin, vos prix et votre stock. Nous ne sommes qu'un canal de plus — et vous pouvez le couper quand vous voulez.</w:t>
-            </w:r>
-          </w:p>
-        </w:tc>
-      </w:tr>
-      <w:tr>
-        <w:tc>
-          <w:tcPr/>
-          <w:p>
-            <w:pPr>
-              <w:pStyle w:val="Compact"/>
-            </w:pPr>
-            <w:r>
-              <w:t xml:space="preserve">« Et la livraison, c'est moi qui la fais ? »</w:t>
-            </w:r>
-          </w:p>
-        </w:tc>
-        <w:tc>
-          <w:tcPr/>
-          <w:p>
-            <w:pPr>
-              <w:pStyle w:val="Compact"/>
-            </w:pPr>
-            <w:r>
-              <w:t xml:space="preserve">Non. Vous préparez la pièce, nous venons la prendre et nous livrons le client. Vous n'avez ni livreur à payer, ni course à faire, ni rendez-vous à honorer.</w:t>
-            </w:r>
-            <w:r>
-              <w:t xml:space="preserve"> </w:t>
-            </w:r>
-            <w:r>
-              <w:rPr>
-                <w:i/>
-                <w:iCs/>
-              </w:rPr>
-              <w:t xml:space="preserve">Relancer :</w:t>
-            </w:r>
-            <w:r>
-              <w:t xml:space="preserve"> </w:t>
-            </w:r>
-            <w:r>
-              <w:t xml:space="preserve">aujourd'hui, combien vous coûte une course pour porter une pièce à Yopougon ?</w:t>
-            </w:r>
-          </w:p>
-        </w:tc>
-      </w:tr>
-      <w:tr>
-        <w:tc>
-          <w:tcPr/>
-          <w:p>
-            <w:pPr>
-              <w:pStyle w:val="Compact"/>
-            </w:pPr>
-            <w:r>
-              <w:t xml:space="preserve">« Je ne vous connais pas, vous n'existez pas encore »</w:t>
-            </w:r>
-          </w:p>
-        </w:tc>
-        <w:tc>
-          <w:tcPr/>
-          <w:p>
-            <w:pPr>
-              <w:pStyle w:val="Compact"/>
-            </w:pPr>
-            <w:r>
-              <w:t xml:space="preserve">C'est exact, et c'est justement le moment : nous ouvrons dans les trente jours. Les vendeurs qui entrent maintenant sont ceux dont le stock est en ligne le premier jour, quand toute la demande arrive sur un catalogue encore court. Ceux qui viendront après entreront dans un catalogue déjà rempli.</w:t>
-            </w:r>
-            <w:r>
-              <w:t xml:space="preserve"> </w:t>
-            </w:r>
-            <w:r>
-              <w:rPr>
-                <w:i/>
-                <w:iCs/>
-              </w:rPr>
-              <w:t xml:space="preserve">Relancer :</w:t>
-            </w:r>
-            <w:r>
-              <w:t xml:space="preserve"> </w:t>
-            </w:r>
-            <w:r>
-              <w:t xml:space="preserve">vous préférez être parmi les premiers, ou attendre de voir la place que les autres auront prise ?</w:t>
-            </w:r>
-          </w:p>
-        </w:tc>
-      </w:tr>
-    </w:tbl>
-    <w:bookmarkEnd w:id="31"/>
-    <w:bookmarkStart w:id="36" w:name="X80fe828a00f5b760253063a128e26775f8c7b3e"/>
-    <w:p>
-      <w:pPr>
-        <w:pStyle w:val="Heading2"/>
-      </w:pPr>
-      <w:r>
-        <w:t xml:space="preserve">7. Modèle économique et closing</w:t>
-      </w:r>
-    </w:p>
-    <w:bookmarkStart w:id="32" w:name="ce-quon-annonce-tel-quel"/>
-    <w:p>
-      <w:pPr>
-        <w:pStyle w:val="Heading3"/>
-      </w:pPr>
-      <w:r>
-        <w:t xml:space="preserve">Ce qu'on annonce, tel quel</w:t>
+        <w:t xml:space="preserve">Quelques règles sur cette accroche :</w:t>
       </w:r>
     </w:p>
     <w:p>
@@ -2569,13 +1127,13 @@
           <w:b/>
           <w:bCs/>
         </w:rPr>
-        <w:t xml:space="preserve">Aucun frais d'entrée, aucun abonnement vendeur.</w:t>
-      </w:r>
-      <w:r>
-        <w:t xml:space="preserve"> </w:t>
-      </w:r>
-      <w:r>
-        <w:t xml:space="preserve">Nous ne facturons pas l'accès.</w:t>
+        <w:t xml:space="preserve">On donne son prénom, pas une fonction.</w:t>
+      </w:r>
+      <w:r>
+        <w:t xml:space="preserve"> </w:t>
+      </w:r>
+      <w:r>
+        <w:t xml:space="preserve">« Farida de Pièces » passe ; « chargée de développement commercial » ferme la porte.</w:t>
       </w:r>
     </w:p>
     <w:p>
@@ -2591,13 +1149,13 @@
           <w:b/>
           <w:bCs/>
         </w:rPr>
-        <w:t xml:space="preserve">La commission est fixée librement par le vendeur</w:t>
-      </w:r>
-      <w:r>
-        <w:t xml:space="preserve"> </w:t>
-      </w:r>
-      <w:r>
-        <w:t xml:space="preserve">à la publication de chaque pièce, sans montant minimum. Elle est figée au moment où la commande est créée : un changement ultérieur n'affecte pas les commandes déjà passées.</w:t>
+        <w:t xml:space="preserve">On dit « Jumia » sans complexe.</w:t>
+      </w:r>
+      <w:r>
+        <w:t xml:space="preserve"> </w:t>
+      </w:r>
+      <w:r>
+        <w:t xml:space="preserve">C’est la seule référence que tout le monde à Adjamé et à Treichville comprend immédiatement. Elle vaut mieux que dix minutes d’explication.</w:t>
       </w:r>
     </w:p>
     <w:p>
@@ -2613,10 +1171,13 @@
           <w:b/>
           <w:bCs/>
         </w:rPr>
-        <w:t xml:space="preserve">Elle est prélevée sur l'encaissement</w:t>
-      </w:r>
-      <w:r>
-        <w:t xml:space="preserve">, au moment où le client paie à la livraison — jamais d'avance. Le solde part vers le vendeur immédiatement.</w:t>
+        <w:t xml:space="preserve">On ne dit pas « je peux vous prendre cinq minutes ? »</w:t>
+      </w:r>
+      <w:r>
+        <w:t xml:space="preserve"> </w:t>
+      </w:r>
+      <w:r>
+        <w:t xml:space="preserve">— c’est une demande de permission qui invite au non. On salue, on se présente, on continue.</w:t>
       </w:r>
     </w:p>
     <w:p>
@@ -2632,26 +1193,23 @@
           <w:b/>
           <w:bCs/>
         </w:rPr>
-        <w:t xml:space="preserve">En cas de retour ou de litige justifié, la commission n'est pas due.</w:t>
-      </w:r>
-    </w:p>
-    <w:p>
-      <w:pPr>
-        <w:pStyle w:val="Compact"/>
-        <w:numPr>
-          <w:ilvl w:val="0"/>
-          <w:numId w:val="1005"/>
-        </w:numPr>
-      </w:pPr>
-      <w:r>
-        <w:rPr>
-          <w:b/>
-          <w:bCs/>
-        </w:rPr>
-        <w:t xml:space="preserve">Le contrat est non exclusif</w:t>
-      </w:r>
-      <w:r>
-        <w:t xml:space="preserve">, et résiliable.</w:t>
+        <w:t xml:space="preserve">On ne tend rien.</w:t>
+      </w:r>
+      <w:r>
+        <w:t xml:space="preserve"> </w:t>
+      </w:r>
+      <w:r>
+        <w:t xml:space="preserve">Pas de carte, pas de flyer, pas d’écran. Les mains restent libres.</w:t>
+      </w:r>
+    </w:p>
+    <w:bookmarkEnd w:id="23"/>
+    <w:bookmarkStart w:id="24" w:name="X83021dae1d604d9301e2edae4c6975f0697bd14"/>
+    <w:p>
+      <w:pPr>
+        <w:pStyle w:val="Heading3"/>
+      </w:pPr>
+      <w:r>
+        <w:t xml:space="preserve">4.2 Savoir à qui on parle — avant tout le reste</w:t>
       </w:r>
     </w:p>
     <w:p>
@@ -2659,43 +1217,15 @@
         <w:pStyle w:val="FirstParagraph"/>
       </w:pPr>
       <w:r>
-        <w:t xml:space="preserve">Sur le terrain, les commissions que les vendeurs retiennent se situent le plus souvent</w:t>
-      </w:r>
-      <w:r>
-        <w:t xml:space="preserve"> </w:t>
-      </w:r>
-      <w:r>
-        <w:rPr>
-          <w:b/>
-          <w:bCs/>
-        </w:rPr>
-        <w:t xml:space="preserve">entre 5 et 10 %</w:t>
-      </w:r>
-      <w:r>
-        <w:t xml:space="preserve">. C'est une</w:t>
-      </w:r>
-      <w:r>
-        <w:t xml:space="preserve"> </w:t>
-      </w:r>
-      <w:r>
-        <w:rPr>
-          <w:b/>
-          <w:bCs/>
-        </w:rPr>
-        <w:t xml:space="preserve">observation de marché</w:t>
-      </w:r>
-      <w:r>
-        <w:t xml:space="preserve">, pas un barème : on ne la présente jamais comme une recommandation, et on ne suggère jamais de taux. Si le vendeur demande un chiffre, on lui renvoie la question : « à combien vous seriez à l'aise pour un client que vous n'auriez pas eu ? ».</w:t>
-      </w:r>
-    </w:p>
-    <w:bookmarkEnd w:id="32"/>
-    <w:bookmarkStart w:id="33" w:name="le-contexte-de-prélancement"/>
-    <w:p>
-      <w:pPr>
-        <w:pStyle w:val="Heading3"/>
-      </w:pPr>
-      <w:r>
-        <w:t xml:space="preserve">Le contexte de prélancement</w:t>
+        <w:t xml:space="preserve">Immédiatement après l’accroche, une seule question :</w:t>
+      </w:r>
+    </w:p>
+    <w:p>
+      <w:pPr>
+        <w:pStyle w:val="BlockText"/>
+      </w:pPr>
+      <w:r>
+        <w:t xml:space="preserve">« À qui je parle ? »</w:t>
       </w:r>
     </w:p>
     <w:p>
@@ -2703,87 +1233,15 @@
         <w:pStyle w:val="FirstParagraph"/>
       </w:pPr>
       <w:r>
-        <w:rPr>
-          <w:b/>
-          <w:bCs/>
-        </w:rPr>
-        <w:t xml:space="preserve">Pièces ouvre dans les trente jours.</w:t>
-      </w:r>
-      <w:r>
-        <w:t xml:space="preserve"> </w:t>
-      </w:r>
-      <w:r>
-        <w:t xml:space="preserve">Ce n'est pas une information qu'on cache : c'est le cadre de toute la conversation de closing. On ne vend pas des résultats passés — il n'y en a pas encore —</w:t>
-      </w:r>
-      <w:r>
-        <w:t xml:space="preserve"> </w:t>
-      </w:r>
-      <w:r>
-        <w:rPr>
-          <w:b/>
-          <w:bCs/>
-        </w:rPr>
-        <w:t xml:space="preserve">on vend une place à l'ouverture</w:t>
-      </w:r>
-      <w:r>
-        <w:t xml:space="preserve">. Deux conséquences directes :</w:t>
-      </w:r>
-    </w:p>
-    <w:p>
-      <w:pPr>
-        <w:pStyle w:val="Compact"/>
-        <w:numPr>
-          <w:ilvl w:val="0"/>
-          <w:numId w:val="1006"/>
-        </w:numPr>
-      </w:pPr>
-      <w:r>
-        <w:rPr>
-          <w:b/>
-          <w:bCs/>
-        </w:rPr>
-        <w:t xml:space="preserve">On ne propose jamais « d'observer pendant quinze jours ».</w:t>
-      </w:r>
-      <w:r>
-        <w:t xml:space="preserve"> </w:t>
-      </w:r>
-      <w:r>
-        <w:t xml:space="preserve">Il n'y a pas encore de ventes à observer, et un rendez-vous de bilan à quinze jours serait démenti par les faits. La date qu'on pose en sortie de visite, c'est</w:t>
-      </w:r>
-      <w:r>
-        <w:t xml:space="preserve"> </w:t>
-      </w:r>
-      <w:r>
-        <w:rPr>
-          <w:b/>
-          <w:bCs/>
-        </w:rPr>
-        <w:t xml:space="preserve">le jour de la mise en ligne</w:t>
-      </w:r>
-      <w:r>
-        <w:t xml:space="preserve">, pas un bilan de résultats.</w:t>
-      </w:r>
-    </w:p>
-    <w:p>
-      <w:pPr>
-        <w:pStyle w:val="Compact"/>
-        <w:numPr>
-          <w:ilvl w:val="0"/>
-          <w:numId w:val="1006"/>
-        </w:numPr>
-      </w:pPr>
-      <w:r>
-        <w:rPr>
-          <w:b/>
-          <w:bCs/>
-        </w:rPr>
-        <w:t xml:space="preserve">On vend la primauté.</w:t>
-      </w:r>
-      <w:r>
-        <w:t xml:space="preserve"> </w:t>
-      </w:r>
-      <w:r>
-        <w:t xml:space="preserve">Être présent au lancement, c'est avoir son stock dans le catalogue du premier jour, apparaître en tête des recherches quand la demande arrive sur un catalogue encore court, et être cité dans la campagne d'ouverture.</w:t>
+        <w:t xml:space="preserve">Puis, selon la réponse :</w:t>
+      </w:r>
+    </w:p>
+    <w:p>
+      <w:pPr>
+        <w:pStyle w:val="BlockText"/>
+      </w:pPr>
+      <w:r>
+        <w:t xml:space="preserve">« C’est vous le propriétaire du magasin ? »</w:t>
       </w:r>
     </w:p>
     <w:p>
@@ -2791,41 +1249,24 @@
         <w:pStyle w:val="FirstParagraph"/>
       </w:pPr>
       <w:r>
-        <w:t xml:space="preserve">La phrase de positionnement, à dire telle quelle :</w:t>
-      </w:r>
-      <w:r>
-        <w:t xml:space="preserve"> </w:t>
-      </w:r>
-      <w:r>
-        <w:rPr>
-          <w:b/>
-          <w:bCs/>
-        </w:rPr>
-        <w:t xml:space="preserve">« Nous construisons le Jumia des pièces détachées, pour les professionnels comme pour les particuliers. Le jour de l'ouverture, il n'y aura qu'une poignée de grossistes en ligne. La seule question, c'est de savoir si vous en faites partie. »</w:t>
-      </w:r>
-    </w:p>
-    <w:bookmarkEnd w:id="33"/>
-    <w:bookmarkStart w:id="34" w:name="X575bd95b7b0a7ba75d1c52d2e0d3ca4e78bb750"/>
-    <w:p>
-      <w:pPr>
-        <w:pStyle w:val="Heading3"/>
-      </w:pPr>
-      <w:r>
-        <w:t xml:space="preserve">Les trois niveaux d'engagement de sortie de visite</w:t>
-      </w:r>
-    </w:p>
-    <w:p>
-      <w:pPr>
-        <w:pStyle w:val="FirstParagraph"/>
-      </w:pPr>
-      <w:r>
-        <w:t xml:space="preserve">On ne sort jamais d'un magasin sans un de ces trois oui. Du plus facile au plus engageant :</w:t>
+        <w:rPr>
+          <w:b/>
+          <w:bCs/>
+        </w:rPr>
+        <w:t xml:space="preserve">C’est la question qui décide de la suite de la visite.</w:t>
+      </w:r>
+      <w:r>
+        <w:t xml:space="preserve"> </w:t>
+      </w:r>
+      <w:r>
+        <w:t xml:space="preserve">Une présentation complète faite à quelqu’un qui ne décide pas est une présentation à refaire.</w:t>
       </w:r>
     </w:p>
     <w:tbl>
       <w:tblPr>
         <w:tblStyle w:val="Table"/>
-        <w:tblW w:type="auto" w:w="0"/>
+        <w:tblW w:type="pct" w:w="5000"/>
+        <w:tblLayout w:type="fixed"/>
         <w:tblLook w:firstRow="1" w:lastRow="0" w:firstColumn="0" w:lastColumn="0" w:noHBand="0" w:noVBand="0" w:val="0020"/>
       </w:tblPr>
       <w:tblGrid>
@@ -2844,45 +1285,34 @@
               <w:pStyle w:val="Compact"/>
             </w:pPr>
             <w:r>
-              <w:t xml:space="preserve">Niveau</w:t>
-            </w:r>
-          </w:p>
-        </w:tc>
-        <w:tc>
-          <w:tcPr/>
-          <w:p>
-            <w:pPr>
-              <w:pStyle w:val="Compact"/>
-            </w:pPr>
-            <w:r>
-              <w:t xml:space="preserve">Engagement</w:t>
-            </w:r>
-          </w:p>
-        </w:tc>
-        <w:tc>
-          <w:tcPr/>
-          <w:p>
-            <w:pPr>
-              <w:pStyle w:val="Compact"/>
-            </w:pPr>
-            <w:r>
-              <w:t xml:space="preserve">Question de closing</w:t>
+              <w:t xml:space="preserve">Ce qu’on a en face</w:t>
+            </w:r>
+          </w:p>
+        </w:tc>
+        <w:tc>
+          <w:tcPr/>
+          <w:p>
+            <w:pPr>
+              <w:pStyle w:val="Compact"/>
+            </w:pPr>
+            <w:r>
+              <w:t xml:space="preserve">Ce qu’on fait</w:t>
+            </w:r>
+          </w:p>
+        </w:tc>
+        <w:tc>
+          <w:tcPr/>
+          <w:p>
+            <w:pPr>
+              <w:pStyle w:val="Compact"/>
+            </w:pPr>
+            <w:r>
+              <w:t xml:space="preserve">Ce qu’on dit</w:t>
             </w:r>
           </w:p>
         </w:tc>
       </w:tr>
       <w:tr>
-        <w:tc>
-          <w:tcPr/>
-          <w:p>
-            <w:pPr>
-              <w:pStyle w:val="Compact"/>
-            </w:pPr>
-            <w:r>
-              <w:t xml:space="preserve">1</w:t>
-            </w:r>
-          </w:p>
-        </w:tc>
         <w:tc>
           <w:tcPr/>
           <w:p>
@@ -2894,40 +1324,34 @@
                 <w:b/>
                 <w:bCs/>
               </w:rPr>
-              <w:t xml:space="preserve">Dix références pour l'ouverture</w:t>
-            </w:r>
-            <w:r>
-              <w:t xml:space="preserve"> </w:t>
-            </w:r>
-            <w:r>
-              <w:t xml:space="preserve">— le vendeur choisit dix pièces, on les publie, elles sont dans le catalogue du premier jour</w:t>
-            </w:r>
-          </w:p>
-        </w:tc>
-        <w:tc>
-          <w:tcPr/>
-          <w:p>
-            <w:pPr>
-              <w:pStyle w:val="Compact"/>
-            </w:pPr>
-            <w:r>
-              <w:t xml:space="preserve">« On prend dix pièces que vous voulez faire bouger, on les met en ligne cette semaine : elles seront là le jour de l'ouverture, dans le premier catalogue que les acheteurs verront. On commence par lesquelles ? »</w:t>
+              <w:t xml:space="preserve">Le patron / le propriétaire</w:t>
+            </w:r>
+          </w:p>
+        </w:tc>
+        <w:tc>
+          <w:tcPr/>
+          <w:p>
+            <w:pPr>
+              <w:pStyle w:val="Compact"/>
+            </w:pPr>
+            <w:r>
+              <w:t xml:space="preserve">On déroule tout l’entretien</w:t>
+            </w:r>
+          </w:p>
+        </w:tc>
+        <w:tc>
+          <w:tcPr/>
+          <w:p>
+            <w:pPr>
+              <w:pStyle w:val="Compact"/>
+            </w:pPr>
+            <w:r>
+              <w:t xml:space="preserve">« Parfait, c’est vous que je cherchais. »</w:t>
             </w:r>
           </w:p>
         </w:tc>
       </w:tr>
       <w:tr>
-        <w:tc>
-          <w:tcPr/>
-          <w:p>
-            <w:pPr>
-              <w:pStyle w:val="Compact"/>
-            </w:pPr>
-            <w:r>
-              <w:t xml:space="preserve">2</w:t>
-            </w:r>
-          </w:p>
-        </w:tc>
         <w:tc>
           <w:tcPr/>
           <w:p>
@@ -2939,40 +1363,34 @@
                 <w:b/>
                 <w:bCs/>
               </w:rPr>
-              <w:t xml:space="preserve">Mandat Liaison</w:t>
-            </w:r>
-            <w:r>
-              <w:t xml:space="preserve"> </w:t>
-            </w:r>
-            <w:r>
-              <w:t xml:space="preserve">— un agent vient photographier et décrire une partie du stock</w:t>
-            </w:r>
-          </w:p>
-        </w:tc>
-        <w:tc>
-          <w:tcPr/>
-          <w:p>
-            <w:pPr>
-              <w:pStyle w:val="Compact"/>
-            </w:pPr>
-            <w:r>
-              <w:t xml:space="preserve">« Je vous envoie un agent jeudi matin, il reste deux heures, il photographie ce que vous lui montrez. Jeudi ou vendredi ? »</w:t>
+              <w:t xml:space="preserve">Le patron est absent</w:t>
+            </w:r>
+          </w:p>
+        </w:tc>
+        <w:tc>
+          <w:tcPr/>
+          <w:p>
+            <w:pPr>
+              <w:pStyle w:val="Compact"/>
+            </w:pPr>
+            <w:r>
+              <w:t xml:space="preserve">On ne présente pas. On repart avec son nom et son heure de présence</w:t>
+            </w:r>
+          </w:p>
+        </w:tc>
+        <w:tc>
+          <w:tcPr/>
+          <w:p>
+            <w:pPr>
+              <w:pStyle w:val="Compact"/>
+            </w:pPr>
+            <w:r>
+              <w:t xml:space="preserve">« Il passe à quelle heure d’habitude ? Je repasse demain matin à la même heure, c’est bien ? Je note son nom ? »</w:t>
             </w:r>
           </w:p>
         </w:tc>
       </w:tr>
       <w:tr>
-        <w:tc>
-          <w:tcPr/>
-          <w:p>
-            <w:pPr>
-              <w:pStyle w:val="Compact"/>
-            </w:pPr>
-            <w:r>
-              <w:t xml:space="preserve">3</w:t>
-            </w:r>
-          </w:p>
-        </w:tc>
         <w:tc>
           <w:tcPr/>
           <w:p>
@@ -2984,58 +1402,165 @@
                 <w:b/>
                 <w:bCs/>
               </w:rPr>
-              <w:t xml:space="preserve">Contrat d'adhésion signé</w:t>
-            </w:r>
-            <w:r>
-              <w:t xml:space="preserve"> </w:t>
-            </w:r>
-            <w:r>
-              <w:t xml:space="preserve">— KYC, garanties acceptées, compte vendeur actif</w:t>
-            </w:r>
-          </w:p>
-        </w:tc>
-        <w:tc>
-          <w:tcPr/>
-          <w:p>
-            <w:pPr>
-              <w:pStyle w:val="Compact"/>
-            </w:pPr>
-            <w:r>
-              <w:t xml:space="preserve">« On ouvre votre compte aujourd'hui : il me faut votre pièce d'identité ou votre RCCM, et vous signez en ligne en deux minutes. On le fait maintenant ? »</w:t>
+              <w:t xml:space="preserve">Le gérant / le fils / celui qui tient la caisse</w:t>
+            </w:r>
+          </w:p>
+        </w:tc>
+        <w:tc>
+          <w:tcPr/>
+          <w:p>
+            <w:pPr>
+              <w:pStyle w:val="Compact"/>
+            </w:pPr>
+            <w:r>
+              <w:t xml:space="preserve">Découverte oui, closing non. On qualifie et on fixe le rendez-vous avec le patron</w:t>
+            </w:r>
+          </w:p>
+        </w:tc>
+        <w:tc>
+          <w:tcPr/>
+          <w:p>
+            <w:pPr>
+              <w:pStyle w:val="Compact"/>
+            </w:pPr>
+            <w:r>
+              <w:t xml:space="preserve">« Vous, vous décidez pour le magasin, ou c’est le patron ? … D’accord. Alors racontez-moi comment vous travaillez, et on voit ensemble quand je peux rencontrer le patron. »</w:t>
+            </w:r>
+          </w:p>
+        </w:tc>
+      </w:tr>
+      <w:tr>
+        <w:tc>
+          <w:tcPr/>
+          <w:p>
+            <w:pPr>
+              <w:pStyle w:val="Compact"/>
+            </w:pPr>
+            <w:r>
+              <w:rPr>
+                <w:b/>
+                <w:bCs/>
+              </w:rPr>
+              <w:t xml:space="preserve">Un vendeur au comptoir, patron injoignable</w:t>
+            </w:r>
+          </w:p>
+        </w:tc>
+        <w:tc>
+          <w:tcPr/>
+          <w:p>
+            <w:pPr>
+              <w:pStyle w:val="Compact"/>
+            </w:pPr>
+            <w:r>
+              <w:t xml:space="preserve">On achète une pièce, on observe, on repart. Fiche à requalifier</w:t>
+            </w:r>
+          </w:p>
+        </w:tc>
+        <w:tc>
+          <w:tcPr/>
+          <w:p>
+            <w:pPr>
+              <w:pStyle w:val="Compact"/>
+            </w:pPr>
+            <w:r>
+              <w:t xml:space="preserve">« Merci, je repasse. »</w:t>
             </w:r>
           </w:p>
         </w:tc>
       </w:tr>
     </w:tbl>
+    <w:bookmarkEnd w:id="24"/>
+    <w:bookmarkStart w:id="25" w:name="la-bascule-vers-la-découverte"/>
+    <w:p>
+      <w:pPr>
+        <w:pStyle w:val="Heading3"/>
+      </w:pPr>
+      <w:r>
+        <w:t xml:space="preserve">4.3 La bascule vers la découverte</w:t>
+      </w:r>
+    </w:p>
+    <w:p>
+      <w:pPr>
+        <w:pStyle w:val="FirstParagraph"/>
+      </w:pPr>
+      <w:r>
+        <w:t xml:space="preserve">Une fois qu’on sait qu’on parle au bon interlocuteur, on ne présente</w:t>
+      </w:r>
+      <w:r>
+        <w:t xml:space="preserve"> </w:t>
+      </w:r>
+      <w:r>
+        <w:rPr>
+          <w:b/>
+          <w:bCs/>
+        </w:rPr>
+        <w:t xml:space="preserve">pas encore</w:t>
+      </w:r>
+      <w:r>
+        <w:t xml:space="preserve"> </w:t>
+      </w:r>
+      <w:r>
+        <w:t xml:space="preserve">l’offre. On bascule en découverte avec cette phrase :</w:t>
+      </w:r>
+    </w:p>
+    <w:p>
+      <w:pPr>
+        <w:pStyle w:val="BlockText"/>
+      </w:pPr>
+      <w:r>
+        <w:t xml:space="preserve">« Avant de vous expliquer comment ça marche, j’aimerais d’abord comprendre comment vous travaillez, pour vous dire ce qui vous sert vraiment. Vous permettez ? »</w:t>
+      </w:r>
+    </w:p>
+    <w:p>
+      <w:pPr>
+        <w:pStyle w:val="FirstParagraph"/>
+      </w:pPr>
+      <w:r>
+        <w:t xml:space="preserve">Ce renversement est volontaire : le commerçant qui a parlé de sa maison pendant quinze minutes écoute la proposition autrement.</w:t>
+      </w:r>
+      <w:r>
+        <w:t xml:space="preserve"> </w:t>
+      </w:r>
+      <w:r>
+        <w:rPr>
+          <w:b/>
+          <w:bCs/>
+        </w:rPr>
+        <w:t xml:space="preserve">Celui qui subit un argumentaire d’entrée écoute une publicité.</w:t>
+      </w:r>
+    </w:p>
     <w:p>
       <w:pPr>
         <w:pStyle w:val="BodyText"/>
       </w:pPr>
       <w:r>
-        <w:t xml:space="preserve">Le niveau 1 est le bon objectif par défaut à la première visite. Un vendeur qui refuse dix références refusera un contrat. Et comme il n'y a rien à montrer avant l'ouverture, la relance qu'on programme n'est pas « on se revoit pour voir les résultats » : c'est</w:t>
-      </w:r>
-      <w:r>
-        <w:t xml:space="preserve"> </w:t>
-      </w:r>
-      <w:r>
-        <w:rPr>
-          <w:b/>
-          <w:bCs/>
-        </w:rPr>
-        <w:t xml:space="preserve">l'appel du jour de la mise en ligne</w:t>
-      </w:r>
-      <w:r>
-        <w:t xml:space="preserve">, puis celui du lancement.</w:t>
-      </w:r>
-    </w:p>
-    <w:bookmarkEnd w:id="34"/>
-    <w:bookmarkStart w:id="35" w:name="ce-quon-ne-promet-jamais"/>
+        <w:t xml:space="preserve">Puis une seule question avant d’entrer dans le stock, celle qui ouvre la porte de l’offre flotte :</w:t>
+      </w:r>
+    </w:p>
+    <w:p>
+      <w:pPr>
+        <w:pStyle w:val="BlockText"/>
+      </w:pPr>
+      <w:r>
+        <w:t xml:space="preserve">« Vous travaillez avec des sociétés ? Des transporteurs, des taxis, des entreprises qui ont des véhicules ? »</w:t>
+      </w:r>
+    </w:p>
+    <w:p>
+      <w:pPr>
+        <w:pStyle w:val="FirstParagraph"/>
+      </w:pPr>
+      <w:r>
+        <w:t xml:space="preserve">S’il dit oui, on le note et on y revient à l’argumentaire (accroche « flottes », section 5). On n’enchaîne pas dessus maintenant.</w:t>
+      </w:r>
+    </w:p>
+    <w:bookmarkEnd w:id="25"/>
+    <w:bookmarkStart w:id="26" w:name="X82aacf8f4f7d7c056a89fcee43262e603922ba4"/>
     <w:p>
       <w:pPr>
         <w:pStyle w:val="Heading3"/>
       </w:pPr>
       <w:r>
-        <w:t xml:space="preserve">Ce qu'on ne promet jamais</w:t>
+        <w:t xml:space="preserve">4.4 Bloc 1 — Le stock, sa profondeur, ce qui dort</w:t>
       </w:r>
     </w:p>
     <w:p>
@@ -3043,95 +1568,22 @@
         <w:pStyle w:val="FirstParagraph"/>
       </w:pPr>
       <w:r>
-        <w:t xml:space="preserve">Aucun délai contractuel, aucune pénalité, aucun engagement de volume, aucune exclusivité, aucun remboursement garanti par Pièces au-delà de ce que prévoit le contrat. La rapidité de livraison se présente comme un</w:t>
-      </w:r>
-      <w:r>
-        <w:t xml:space="preserve"> </w:t>
-      </w:r>
-      <w:r>
-        <w:rPr>
-          <w:b/>
-          <w:bCs/>
-        </w:rPr>
-        <w:t xml:space="preserve">bénéfice de service</w:t>
-      </w:r>
-      <w:r>
-        <w:t xml:space="preserve">, jamais comme une garantie. Et on ne cite jamais de plancher ni de barème de commission : le vendeur fixe, nous constatons.</w:t>
-      </w:r>
-    </w:p>
-    <w:p>
-      <w:pPr>
-        <w:pStyle w:val="BodyText"/>
-      </w:pPr>
-      <w:r>
-        <w:t xml:space="preserve">En prélancement, deux interdits s'ajoutent :</w:t>
-      </w:r>
-      <w:r>
-        <w:t xml:space="preserve"> </w:t>
-      </w:r>
-      <w:r>
-        <w:rPr>
-          <w:b/>
-          <w:bCs/>
-        </w:rPr>
-        <w:t xml:space="preserve">aucune promesse de ventes ou de volume à l'ouverture</w:t>
-      </w:r>
-      <w:r>
-        <w:t xml:space="preserve"> </w:t>
-      </w:r>
-      <w:r>
-        <w:t xml:space="preserve">— la primauté est une position, pas un chiffre d'affaires annoncé — et</w:t>
-      </w:r>
-      <w:r>
-        <w:t xml:space="preserve"> </w:t>
-      </w:r>
-      <w:r>
-        <w:rPr>
-          <w:b/>
-          <w:bCs/>
-        </w:rPr>
-        <w:t xml:space="preserve">aucune date de lancement au jour près</w:t>
-      </w:r>
-      <w:r>
-        <w:t xml:space="preserve">. On dit « dans les trente jours », rien de plus précis.</w:t>
-      </w:r>
-    </w:p>
-    <w:bookmarkEnd w:id="35"/>
-    <w:bookmarkEnd w:id="36"/>
-    <w:bookmarkStart w:id="37" w:name="Xc0a105b46f436379a6831d673464c949d7ba682"/>
-    <w:p>
-      <w:pPr>
-        <w:pStyle w:val="Heading2"/>
-      </w:pPr>
-      <w:r>
-        <w:t xml:space="preserve">8. Fiche de compte-rendu</w:t>
-      </w:r>
-    </w:p>
-    <w:p>
-      <w:pPr>
-        <w:pStyle w:val="FirstParagraph"/>
-      </w:pPr>
-      <w:r>
-        <w:t xml:space="preserve">À remplir</w:t>
-      </w:r>
-      <w:r>
-        <w:t xml:space="preserve"> </w:t>
-      </w:r>
-      <w:r>
-        <w:rPr>
-          <w:b/>
-          <w:bCs/>
-        </w:rPr>
-        <w:t xml:space="preserve">le jour même</w:t>
-      </w:r>
-      <w:r>
-        <w:t xml:space="preserve">, dans l'onglet « Compte-rendu de visite » du classeur de prospection, et à répercuter sur la ligne du prospect (statut, prochaine action, date de relance, score revu).</w:t>
+        <w:t xml:space="preserve">C’est par là qu’on entre vraiment. Transition :</w:t>
+      </w:r>
+    </w:p>
+    <w:p>
+      <w:pPr>
+        <w:pStyle w:val="BlockText"/>
+      </w:pPr>
+      <w:r>
+        <w:t xml:space="preserve">« Parlons de votre stock. »</w:t>
       </w:r>
     </w:p>
     <w:tbl>
       <w:tblPr>
         <w:tblStyle w:val="Table"/>
-        <w:tblW w:type="auto" w:w="0"/>
+        <w:tblW w:type="pct" w:w="5000"/>
+        <w:tblLayout w:type="fixed"/>
         <w:tblLook w:firstRow="1" w:lastRow="0" w:firstColumn="0" w:lastColumn="0" w:noHBand="0" w:noVBand="0" w:val="0020"/>
       </w:tblPr>
       <w:tblGrid>
@@ -3149,18 +1601,18 @@
               <w:pStyle w:val="Compact"/>
             </w:pPr>
             <w:r>
-              <w:t xml:space="preserve">Champ</w:t>
-            </w:r>
-          </w:p>
-        </w:tc>
-        <w:tc>
-          <w:tcPr/>
-          <w:p>
-            <w:pPr>
-              <w:pStyle w:val="Compact"/>
-            </w:pPr>
-            <w:r>
-              <w:t xml:space="preserve">Ce qu'on note</w:t>
+              <w:t xml:space="preserve">La question, telle qu’on la pose</w:t>
+            </w:r>
+          </w:p>
+        </w:tc>
+        <w:tc>
+          <w:tcPr/>
+          <w:p>
+            <w:pPr>
+              <w:pStyle w:val="Compact"/>
+            </w:pPr>
+            <w:r>
+              <w:t xml:space="preserve">Ce qu’on écoute dans la réponse</w:t>
             </w:r>
           </w:p>
         </w:tc>
@@ -3173,6 +1625,2942 @@
               <w:pStyle w:val="Compact"/>
             </w:pPr>
             <w:r>
+              <w:t xml:space="preserve">« À peu près, vous avez combien de références différentes ? »</w:t>
+            </w:r>
+          </w:p>
+        </w:tc>
+        <w:tc>
+          <w:tcPr/>
+          <w:p>
+            <w:pPr>
+              <w:pStyle w:val="Compact"/>
+            </w:pPr>
+            <w:r>
+              <w:t xml:space="preserve">L’ordre de grandeur suffit — c’est lui qui classe la fiche</w:t>
+            </w:r>
+          </w:p>
+        </w:tc>
+      </w:tr>
+      <w:tr>
+        <w:tc>
+          <w:tcPr/>
+          <w:p>
+            <w:pPr>
+              <w:pStyle w:val="Compact"/>
+            </w:pPr>
+            <w:r>
+              <w:t xml:space="preserve">« Tout est ici, ou vous avez une réserve ailleurs ? »</w:t>
+            </w:r>
+          </w:p>
+        </w:tc>
+        <w:tc>
+          <w:tcPr/>
+          <w:p>
+            <w:pPr>
+              <w:pStyle w:val="Compact"/>
+            </w:pPr>
+            <w:r>
+              <w:t xml:space="preserve">Un entrepôt séparé = grossiste réel, priorité haute</w:t>
+            </w:r>
+          </w:p>
+        </w:tc>
+      </w:tr>
+      <w:tr>
+        <w:tc>
+          <w:tcPr/>
+          <w:p>
+            <w:pPr>
+              <w:pStyle w:val="Compact"/>
+            </w:pPr>
+            <w:r>
+              <w:t xml:space="preserve">« Vous vendez du neuf, de l’occasion importée, du ré-usiné ? Les trois ? »</w:t>
+            </w:r>
+          </w:p>
+        </w:tc>
+        <w:tc>
+          <w:tcPr/>
+          <w:p>
+            <w:pPr>
+              <w:pStyle w:val="Compact"/>
+            </w:pPr>
+            <w:r>
+              <w:t xml:space="preserve">Détermine la condition affichée sur les annonces — c’est la première chose que l’acheteur regarde</w:t>
+            </w:r>
+          </w:p>
+        </w:tc>
+      </w:tr>
+      <w:tr>
+        <w:tc>
+          <w:tcPr/>
+          <w:p>
+            <w:pPr>
+              <w:pStyle w:val="Compact"/>
+            </w:pPr>
+            <w:r>
+              <w:t xml:space="preserve">« Vous êtes fort sur quoi ? Le freinage, le moteur, la filtration, la suspension, l’électricité, la carrosserie ? »</w:t>
+            </w:r>
+          </w:p>
+        </w:tc>
+        <w:tc>
+          <w:tcPr/>
+          <w:p>
+            <w:pPr>
+              <w:pStyle w:val="Compact"/>
+            </w:pPr>
+            <w:r>
+              <w:t xml:space="preserve">Sa spécialité est son argument de vente en ligne</w:t>
+            </w:r>
+          </w:p>
+        </w:tc>
+      </w:tr>
+      <w:tr>
+        <w:tc>
+          <w:tcPr/>
+          <w:p>
+            <w:pPr>
+              <w:pStyle w:val="Compact"/>
+            </w:pPr>
+            <w:r>
+              <w:t xml:space="preserve">« Et qu’est-ce qui dort dans vos rayons depuis six mois ? »</w:t>
+            </w:r>
+          </w:p>
+        </w:tc>
+        <w:tc>
+          <w:tcPr/>
+          <w:p>
+            <w:pPr>
+              <w:pStyle w:val="Compact"/>
+            </w:pPr>
+            <w:r>
+              <w:rPr>
+                <w:b/>
+                <w:bCs/>
+              </w:rPr>
+              <w:t xml:space="preserve">La question la plus rentable de l’entretien.</w:t>
+            </w:r>
+            <w:r>
+              <w:t xml:space="preserve"> </w:t>
+            </w:r>
+            <w:r>
+              <w:t xml:space="preserve">Ce stock dormant est exactement ce que la mise en ligne fait bouger. On la pose lentement, et on laisse le silence</w:t>
+            </w:r>
+          </w:p>
+        </w:tc>
+      </w:tr>
+      <w:tr>
+        <w:tc>
+          <w:tcPr/>
+          <w:p>
+            <w:pPr>
+              <w:pStyle w:val="Compact"/>
+            </w:pPr>
+            <w:r>
+              <w:t xml:space="preserve">« Ça vous arrive de refuser une vente parce que vous n’avez pas la pièce ? »</w:t>
+            </w:r>
+          </w:p>
+        </w:tc>
+        <w:tc>
+          <w:tcPr/>
+          <w:p>
+            <w:pPr>
+              <w:pStyle w:val="Compact"/>
+            </w:pPr>
+            <w:r>
+              <w:t xml:space="preserve">Ouvre le sujet de la mise en relation entre vendeurs</w:t>
+            </w:r>
+          </w:p>
+        </w:tc>
+      </w:tr>
+    </w:tbl>
+    <w:p>
+      <w:pPr>
+        <w:pStyle w:val="BodyText"/>
+      </w:pPr>
+      <w:r>
+        <w:t xml:space="preserve">« Qu’est-ce qui dort dans vos rayons ? » est la charnière de toute la visite.</w:t>
+      </w:r>
+    </w:p>
+    <w:p>
+      <w:pPr>
+        <w:pStyle w:val="BodyText"/>
+      </w:pPr>
+      <w:r>
+        <w:t xml:space="preserve">S’il répond, il vient de nommer son problème lui-même — et l’accroche « votre argent est immobilisé dans des rayons que personne ne voit » (section 5) tombe toute seule vingt minutes plus tard. S’il élude, on n’insiste pas : on y revient en fin d’entretien avec « et les pièces dont on parlait tout à l’heure… ».</w:t>
+      </w:r>
+    </w:p>
+    <w:bookmarkEnd w:id="26"/>
+    <w:bookmarkStart w:id="27" w:name="bloc-2-marques-et-références"/>
+    <w:p>
+      <w:pPr>
+        <w:pStyle w:val="Heading3"/>
+      </w:pPr>
+      <w:r>
+        <w:t xml:space="preserve">4.5 Bloc 2 — Marques et références</w:t>
+      </w:r>
+    </w:p>
+    <w:p>
+      <w:pPr>
+        <w:pStyle w:val="FirstParagraph"/>
+      </w:pPr>
+      <w:r>
+        <w:t xml:space="preserve">Transition :</w:t>
+      </w:r>
+    </w:p>
+    <w:p>
+      <w:pPr>
+        <w:pStyle w:val="BlockText"/>
+      </w:pPr>
+      <w:r>
+        <w:t xml:space="preserve">« Vous couvrez quelles marques ? »</w:t>
+      </w:r>
+    </w:p>
+    <w:tbl>
+      <w:tblPr>
+        <w:tblStyle w:val="Table"/>
+        <w:tblW w:type="pct" w:w="5000"/>
+        <w:tblLayout w:type="fixed"/>
+        <w:tblLook w:firstRow="1" w:lastRow="0" w:firstColumn="0" w:lastColumn="0" w:noHBand="0" w:noVBand="0" w:val="0020"/>
+      </w:tblPr>
+      <w:tblGrid>
+        <w:gridCol w:w="3960"/>
+        <w:gridCol w:w="3960"/>
+      </w:tblGrid>
+      <w:tr>
+        <w:trPr>
+          <w:tblHeader w:val="on"/>
+        </w:trPr>
+        <w:tc>
+          <w:tcPr/>
+          <w:p>
+            <w:pPr>
+              <w:pStyle w:val="Compact"/>
+            </w:pPr>
+            <w:r>
+              <w:t xml:space="preserve">La question, telle qu’on la pose</w:t>
+            </w:r>
+          </w:p>
+        </w:tc>
+        <w:tc>
+          <w:tcPr/>
+          <w:p>
+            <w:pPr>
+              <w:pStyle w:val="Compact"/>
+            </w:pPr>
+            <w:r>
+              <w:t xml:space="preserve">Ce qu’on écoute dans la réponse</w:t>
+            </w:r>
+          </w:p>
+        </w:tc>
+      </w:tr>
+      <w:tr>
+        <w:tc>
+          <w:tcPr/>
+          <w:p>
+            <w:pPr>
+              <w:pStyle w:val="Compact"/>
+            </w:pPr>
+            <w:r>
+              <w:t xml:space="preserve">« Vous couvrez quelles marques de véhicules ? »</w:t>
+            </w:r>
+          </w:p>
+        </w:tc>
+        <w:tc>
+          <w:tcPr/>
+          <w:p>
+            <w:pPr>
+              <w:pStyle w:val="Compact"/>
+            </w:pPr>
+            <w:r>
+              <w:t xml:space="preserve">Largeur de gamme ; les coréennes et les chinoises sont les segments qui montent</w:t>
+            </w:r>
+          </w:p>
+        </w:tc>
+      </w:tr>
+      <w:tr>
+        <w:tc>
+          <w:tcPr/>
+          <w:p>
+            <w:pPr>
+              <w:pStyle w:val="Compact"/>
+            </w:pPr>
+            <w:r>
+              <w:t xml:space="preserve">« Vos pièces ont les références du constructeur dessus ? »</w:t>
+            </w:r>
+          </w:p>
+        </w:tc>
+        <w:tc>
+          <w:tcPr/>
+          <w:p>
+            <w:pPr>
+              <w:pStyle w:val="Compact"/>
+            </w:pPr>
+            <w:r>
+              <w:t xml:space="preserve">Conditionne la qualité des fiches et la recherche par compatibilité</w:t>
+            </w:r>
+          </w:p>
+        </w:tc>
+      </w:tr>
+      <w:tr>
+        <w:tc>
+          <w:tcPr/>
+          <w:p>
+            <w:pPr>
+              <w:pStyle w:val="Compact"/>
+            </w:pPr>
+            <w:r>
+              <w:t xml:space="preserve">« Vous vendez de l’origine, de l’adaptable, ou les deux ? »</w:t>
+            </w:r>
+          </w:p>
+        </w:tc>
+        <w:tc>
+          <w:tcPr/>
+          <w:p>
+            <w:pPr>
+              <w:pStyle w:val="Compact"/>
+            </w:pPr>
+            <w:r>
+              <w:t xml:space="preserve">Un vendeur qui assume l’adaptable est un vendeur honnête : c’est bon signe</w:t>
+            </w:r>
+          </w:p>
+        </w:tc>
+      </w:tr>
+      <w:tr>
+        <w:tc>
+          <w:tcPr/>
+          <w:p>
+            <w:pPr>
+              <w:pStyle w:val="Compact"/>
+            </w:pPr>
+            <w:r>
+              <w:t xml:space="preserve">« Quand un client vient, il vous dit quoi ? Il apporte la pièce, la carte grise, une photo ? »</w:t>
+            </w:r>
+          </w:p>
+        </w:tc>
+        <w:tc>
+          <w:tcPr/>
+          <w:p>
+            <w:pPr>
+              <w:pStyle w:val="Compact"/>
+            </w:pPr>
+            <w:r>
+              <w:t xml:space="preserve">Il décrit le vrai parcours d’achat — celui qu’on reproduit en ligne</w:t>
+            </w:r>
+          </w:p>
+        </w:tc>
+      </w:tr>
+    </w:tbl>
+    <w:bookmarkEnd w:id="27"/>
+    <w:bookmarkStart w:id="28" w:name="bloc-3-comment-il-suit-tout-ça"/>
+    <w:p>
+      <w:pPr>
+        <w:pStyle w:val="Heading3"/>
+      </w:pPr>
+      <w:r>
+        <w:t xml:space="preserve">4.6 Bloc 3 — Comment il suit tout ça</w:t>
+      </w:r>
+    </w:p>
+    <w:p>
+      <w:pPr>
+        <w:pStyle w:val="FirstParagraph"/>
+      </w:pPr>
+      <w:r>
+        <w:t xml:space="preserve">Transition :</w:t>
+      </w:r>
+    </w:p>
+    <w:p>
+      <w:pPr>
+        <w:pStyle w:val="BlockText"/>
+      </w:pPr>
+      <w:r>
+        <w:t xml:space="preserve">« Et pour suivre tout ce stock, vous faites comment ? »</w:t>
+      </w:r>
+    </w:p>
+    <w:tbl>
+      <w:tblPr>
+        <w:tblStyle w:val="Table"/>
+        <w:tblW w:type="pct" w:w="5000"/>
+        <w:tblLayout w:type="fixed"/>
+        <w:tblLook w:firstRow="1" w:lastRow="0" w:firstColumn="0" w:lastColumn="0" w:noHBand="0" w:noVBand="0" w:val="0020"/>
+      </w:tblPr>
+      <w:tblGrid>
+        <w:gridCol w:w="3960"/>
+        <w:gridCol w:w="3960"/>
+      </w:tblGrid>
+      <w:tr>
+        <w:trPr>
+          <w:tblHeader w:val="on"/>
+        </w:trPr>
+        <w:tc>
+          <w:tcPr/>
+          <w:p>
+            <w:pPr>
+              <w:pStyle w:val="Compact"/>
+            </w:pPr>
+            <w:r>
+              <w:t xml:space="preserve">La question, telle qu’on la pose</w:t>
+            </w:r>
+          </w:p>
+        </w:tc>
+        <w:tc>
+          <w:tcPr/>
+          <w:p>
+            <w:pPr>
+              <w:pStyle w:val="Compact"/>
+            </w:pPr>
+            <w:r>
+              <w:t xml:space="preserve">Ce qu’on écoute dans la réponse</w:t>
+            </w:r>
+          </w:p>
+        </w:tc>
+      </w:tr>
+      <w:tr>
+        <w:tc>
+          <w:tcPr/>
+          <w:p>
+            <w:pPr>
+              <w:pStyle w:val="Compact"/>
+            </w:pPr>
+            <w:r>
+              <w:t xml:space="preserve">« Vous suivez ça dans un cahier, sur un ordinateur, ou c’est de tête ? »</w:t>
+            </w:r>
+          </w:p>
+        </w:tc>
+        <w:tc>
+          <w:tcPr/>
+          <w:p>
+            <w:pPr>
+              <w:pStyle w:val="Compact"/>
+            </w:pPr>
+            <w:r>
+              <w:t xml:space="preserve">Détermine l’effort de saisie initial — et qui doit le porter</w:t>
+            </w:r>
+          </w:p>
+        </w:tc>
+      </w:tr>
+      <w:tr>
+        <w:tc>
+          <w:tcPr/>
+          <w:p>
+            <w:pPr>
+              <w:pStyle w:val="Compact"/>
+            </w:pPr>
+            <w:r>
+              <w:t xml:space="preserve">« Et ici, qui connaît le stock par cœur ? »</w:t>
+            </w:r>
+          </w:p>
+        </w:tc>
+        <w:tc>
+          <w:tcPr/>
+          <w:p>
+            <w:pPr>
+              <w:pStyle w:val="Compact"/>
+            </w:pPr>
+            <w:r>
+              <w:rPr>
+                <w:b/>
+                <w:bCs/>
+              </w:rPr>
+              <w:t xml:space="preserve">Identifie l’employé qui prendra le relais de l’agent Liaison.</w:t>
+            </w:r>
+            <w:r>
+              <w:t xml:space="preserve"> </w:t>
+            </w:r>
+            <w:r>
+              <w:t xml:space="preserve">On note son nom et son numéro dès maintenant</w:t>
+            </w:r>
+          </w:p>
+        </w:tc>
+      </w:tr>
+      <w:tr>
+        <w:tc>
+          <w:tcPr/>
+          <w:p>
+            <w:pPr>
+              <w:pStyle w:val="Compact"/>
+            </w:pPr>
+            <w:r>
+              <w:t xml:space="preserve">« Vous avez déjà essayé de vendre en ligne ? Ça a donné quoi ? »</w:t>
+            </w:r>
+          </w:p>
+        </w:tc>
+        <w:tc>
+          <w:tcPr/>
+          <w:p>
+            <w:pPr>
+              <w:pStyle w:val="Compact"/>
+            </w:pPr>
+            <w:r>
+              <w:t xml:space="preserve">Une mauvaise expérience est une objection : on la traite tout de suite, pas au closing</w:t>
+            </w:r>
+          </w:p>
+        </w:tc>
+      </w:tr>
+      <w:tr>
+        <w:tc>
+          <w:tcPr/>
+          <w:p>
+            <w:pPr>
+              <w:pStyle w:val="Compact"/>
+            </w:pPr>
+            <w:r>
+              <w:t xml:space="preserve">« Vous avez une page Facebook, un WhatsApp Business ? »</w:t>
+            </w:r>
+          </w:p>
+        </w:tc>
+        <w:tc>
+          <w:tcPr/>
+          <w:p>
+            <w:pPr>
+              <w:pStyle w:val="Compact"/>
+            </w:pPr>
+            <w:r>
+              <w:t xml:space="preserve">Un vendeur déjà en ligne comprend la proposition en deux minutes</w:t>
+            </w:r>
+          </w:p>
+        </w:tc>
+      </w:tr>
+    </w:tbl>
+    <w:bookmarkEnd w:id="28"/>
+    <w:bookmarkStart w:id="29" w:name="bloc-4-la-livraison"/>
+    <w:p>
+      <w:pPr>
+        <w:pStyle w:val="Heading3"/>
+      </w:pPr>
+      <w:r>
+        <w:t xml:space="preserve">4.7 Bloc 4 — La livraison</w:t>
+      </w:r>
+    </w:p>
+    <w:p>
+      <w:pPr>
+        <w:pStyle w:val="FirstParagraph"/>
+      </w:pPr>
+      <w:r>
+        <w:t xml:space="preserve">Transition :</w:t>
+      </w:r>
+    </w:p>
+    <w:p>
+      <w:pPr>
+        <w:pStyle w:val="BlockText"/>
+      </w:pPr>
+      <w:r>
+        <w:t xml:space="preserve">« Quand un client commande, c’est vous qui livrez ou il vient chercher ? »</w:t>
+      </w:r>
+    </w:p>
+    <w:tbl>
+      <w:tblPr>
+        <w:tblStyle w:val="Table"/>
+        <w:tblW w:type="pct" w:w="5000"/>
+        <w:tblLayout w:type="fixed"/>
+        <w:tblLook w:firstRow="1" w:lastRow="0" w:firstColumn="0" w:lastColumn="0" w:noHBand="0" w:noVBand="0" w:val="0020"/>
+      </w:tblPr>
+      <w:tblGrid>
+        <w:gridCol w:w="3960"/>
+        <w:gridCol w:w="3960"/>
+      </w:tblGrid>
+      <w:tr>
+        <w:trPr>
+          <w:tblHeader w:val="on"/>
+        </w:trPr>
+        <w:tc>
+          <w:tcPr/>
+          <w:p>
+            <w:pPr>
+              <w:pStyle w:val="Compact"/>
+            </w:pPr>
+            <w:r>
+              <w:t xml:space="preserve">La question, telle qu’on la pose</w:t>
+            </w:r>
+          </w:p>
+        </w:tc>
+        <w:tc>
+          <w:tcPr/>
+          <w:p>
+            <w:pPr>
+              <w:pStyle w:val="Compact"/>
+            </w:pPr>
+            <w:r>
+              <w:t xml:space="preserve">Ce qu’on écoute dans la réponse</w:t>
+            </w:r>
+          </w:p>
+        </w:tc>
+      </w:tr>
+      <w:tr>
+        <w:tc>
+          <w:tcPr/>
+          <w:p>
+            <w:pPr>
+              <w:pStyle w:val="Compact"/>
+            </w:pPr>
+            <w:r>
+              <w:t xml:space="preserve">« Vous livrez, ou le client vient toujours chercher ? »</w:t>
+            </w:r>
+          </w:p>
+        </w:tc>
+        <w:tc>
+          <w:tcPr/>
+          <w:p>
+            <w:pPr>
+              <w:pStyle w:val="Compact"/>
+            </w:pPr>
+            <w:r>
+              <w:t xml:space="preserve">S’il livre déjà, il connaît le coût réel et la contrainte</w:t>
+            </w:r>
+          </w:p>
+        </w:tc>
+      </w:tr>
+      <w:tr>
+        <w:tc>
+          <w:tcPr/>
+          <w:p>
+            <w:pPr>
+              <w:pStyle w:val="Compact"/>
+            </w:pPr>
+            <w:r>
+              <w:t xml:space="preserve">« Vous allez jusqu’où dans Abidjan ? »</w:t>
+            </w:r>
+          </w:p>
+        </w:tc>
+        <w:tc>
+          <w:tcPr/>
+          <w:p>
+            <w:pPr>
+              <w:pStyle w:val="Compact"/>
+            </w:pPr>
+            <w:r>
+              <w:t xml:space="preserve">Alimente les zones de livraison de sa fiche vendeur</w:t>
+            </w:r>
+          </w:p>
+        </w:tc>
+      </w:tr>
+      <w:tr>
+        <w:tc>
+          <w:tcPr/>
+          <w:p>
+            <w:pPr>
+              <w:pStyle w:val="Compact"/>
+            </w:pPr>
+            <w:r>
+              <w:t xml:space="preserve">« Entre la commande et la remise de la pièce, il se passe combien de temps ? »</w:t>
+            </w:r>
+          </w:p>
+        </w:tc>
+        <w:tc>
+          <w:tcPr/>
+          <w:p>
+            <w:pPr>
+              <w:pStyle w:val="Compact"/>
+            </w:pPr>
+            <w:r>
+              <w:t xml:space="preserve">Le délai est notre argument produit numéro un</w:t>
+            </w:r>
+          </w:p>
+        </w:tc>
+      </w:tr>
+      <w:tr>
+        <w:tc>
+          <w:tcPr/>
+          <w:p>
+            <w:pPr>
+              <w:pStyle w:val="Compact"/>
+            </w:pPr>
+            <w:r>
+              <w:t xml:space="preserve">« Et une pièce cassée ou perdue en route, ça vous est déjà arrivé ? »</w:t>
+            </w:r>
+          </w:p>
+        </w:tc>
+        <w:tc>
+          <w:tcPr/>
+          <w:p>
+            <w:pPr>
+              <w:pStyle w:val="Compact"/>
+            </w:pPr>
+            <w:r>
+              <w:t xml:space="preserve">Prépare le sujet de la reprise et de la garantie</w:t>
+            </w:r>
+          </w:p>
+        </w:tc>
+      </w:tr>
+    </w:tbl>
+    <w:bookmarkEnd w:id="29"/>
+    <w:bookmarkStart w:id="30" w:name="Xd545db0c3bb8b30c3f2aaf49639da05eef89b47"/>
+    <w:p>
+      <w:pPr>
+        <w:pStyle w:val="Heading3"/>
+      </w:pPr>
+      <w:r>
+        <w:t xml:space="preserve">4.8 Bloc 5 — Prix, paiement, et le crédit qui ne rentre pas</w:t>
+      </w:r>
+    </w:p>
+    <w:p>
+      <w:pPr>
+        <w:pStyle w:val="FirstParagraph"/>
+      </w:pPr>
+      <w:r>
+        <w:t xml:space="preserve">Transition — on annonce que c’est la fin, ça libère la parole :</w:t>
+      </w:r>
+    </w:p>
+    <w:p>
+      <w:pPr>
+        <w:pStyle w:val="BlockText"/>
+      </w:pPr>
+      <w:r>
+        <w:t xml:space="preserve">« Dernière chose, et après je vous explique ce qu’on fait. »</w:t>
+      </w:r>
+    </w:p>
+    <w:tbl>
+      <w:tblPr>
+        <w:tblStyle w:val="Table"/>
+        <w:tblW w:type="pct" w:w="5000"/>
+        <w:tblLayout w:type="fixed"/>
+        <w:tblLook w:firstRow="1" w:lastRow="0" w:firstColumn="0" w:lastColumn="0" w:noHBand="0" w:noVBand="0" w:val="0020"/>
+      </w:tblPr>
+      <w:tblGrid>
+        <w:gridCol w:w="3960"/>
+        <w:gridCol w:w="3960"/>
+      </w:tblGrid>
+      <w:tr>
+        <w:trPr>
+          <w:tblHeader w:val="on"/>
+        </w:trPr>
+        <w:tc>
+          <w:tcPr/>
+          <w:p>
+            <w:pPr>
+              <w:pStyle w:val="Compact"/>
+            </w:pPr>
+            <w:r>
+              <w:t xml:space="preserve">La question, telle qu’on la pose</w:t>
+            </w:r>
+          </w:p>
+        </w:tc>
+        <w:tc>
+          <w:tcPr/>
+          <w:p>
+            <w:pPr>
+              <w:pStyle w:val="Compact"/>
+            </w:pPr>
+            <w:r>
+              <w:t xml:space="preserve">Ce qu’on écoute dans la réponse</w:t>
+            </w:r>
+          </w:p>
+        </w:tc>
+      </w:tr>
+      <w:tr>
+        <w:tc>
+          <w:tcPr/>
+          <w:p>
+            <w:pPr>
+              <w:pStyle w:val="Compact"/>
+            </w:pPr>
+            <w:r>
+              <w:t xml:space="preserve">« Vos prix sont fixes, ou vous négociez au cas par cas ? »</w:t>
+            </w:r>
+          </w:p>
+        </w:tc>
+        <w:tc>
+          <w:tcPr/>
+          <w:p>
+            <w:pPr>
+              <w:pStyle w:val="Compact"/>
+            </w:pPr>
+            <w:r>
+              <w:t xml:space="preserve">Détermine si le prix affiché en ligne sera tenable</w:t>
+            </w:r>
+          </w:p>
+        </w:tc>
+      </w:tr>
+      <w:tr>
+        <w:tc>
+          <w:tcPr/>
+          <w:p>
+            <w:pPr>
+              <w:pStyle w:val="Compact"/>
+            </w:pPr>
+            <w:r>
+              <w:t xml:space="preserve">« Vous prenez le mobile money, ou seulement le cash ? »</w:t>
+            </w:r>
+          </w:p>
+        </w:tc>
+        <w:tc>
+          <w:tcPr/>
+          <w:p>
+            <w:pPr>
+              <w:pStyle w:val="Compact"/>
+            </w:pPr>
+            <w:r>
+              <w:t xml:space="preserve">Par quel canal on lui transmettra son argent après l’encaissement</w:t>
+            </w:r>
+          </w:p>
+        </w:tc>
+      </w:tr>
+      <w:tr>
+        <w:tc>
+          <w:tcPr/>
+          <w:p>
+            <w:pPr>
+              <w:pStyle w:val="Compact"/>
+            </w:pPr>
+            <w:r>
+              <w:t xml:space="preserve">« Vous faites crédit à certains mécaniciens ? … Et ils vous paient à temps ? »</w:t>
+            </w:r>
+          </w:p>
+        </w:tc>
+        <w:tc>
+          <w:tcPr/>
+          <w:p>
+            <w:pPr>
+              <w:pStyle w:val="Compact"/>
+            </w:pPr>
+            <w:r>
+              <w:rPr>
+                <w:b/>
+                <w:bCs/>
+              </w:rPr>
+              <w:t xml:space="preserve">Le point de douleur le plus exploitable de tout l’entretien.</w:t>
+            </w:r>
+            <w:r>
+              <w:t xml:space="preserve"> </w:t>
+            </w:r>
+            <w:r>
+              <w:t xml:space="preserve">On laisse le silence après la seconde question</w:t>
+            </w:r>
+          </w:p>
+        </w:tc>
+      </w:tr>
+      <w:tr>
+        <w:tc>
+          <w:tcPr/>
+          <w:p>
+            <w:pPr>
+              <w:pStyle w:val="Compact"/>
+            </w:pPr>
+            <w:r>
+              <w:t xml:space="preserve">« Et quand une pièce vendue revient, ça se passe comment chez vous ? »</w:t>
+            </w:r>
+          </w:p>
+        </w:tc>
+        <w:tc>
+          <w:tcPr/>
+          <w:p>
+            <w:pPr>
+              <w:pStyle w:val="Compact"/>
+            </w:pPr>
+            <w:r>
+              <w:t xml:space="preserve">Prépare la conversation sur le socle de reprise et sur la garantie qu’il choisira d’accorder</w:t>
+            </w:r>
+          </w:p>
+        </w:tc>
+      </w:tr>
+    </w:tbl>
+    <w:bookmarkEnd w:id="30"/>
+    <w:bookmarkStart w:id="31" w:name="Xacf634eb3488ed72dc4d7dfe0427c1fadb9b411"/>
+    <w:p>
+      <w:pPr>
+        <w:pStyle w:val="Heading3"/>
+      </w:pPr>
+      <w:r>
+        <w:t xml:space="preserve">4.9 La reformulation — on ferme la découverte avant d’argumenter</w:t>
+      </w:r>
+    </w:p>
+    <w:p>
+      <w:pPr>
+        <w:pStyle w:val="FirstParagraph"/>
+      </w:pPr>
+      <w:r>
+        <w:t xml:space="preserve">On ne passe jamais à l’offre sans avoir rendu au commerçant ce qu’il vient de dire. Deux phrases, dans ses mots à lui :</w:t>
+      </w:r>
+    </w:p>
+    <w:p>
+      <w:pPr>
+        <w:pStyle w:val="BlockText"/>
+      </w:pPr>
+      <w:r>
+        <w:t xml:space="preserve">« Si je résume : vous êtes fort sur</w:t>
+      </w:r>
+      <w:r>
+        <w:t xml:space="preserve"> </w:t>
+      </w:r>
+      <w:r>
+        <w:rPr>
+          <w:b/>
+          <w:bCs/>
+        </w:rPr>
+        <w:t xml:space="preserve">[sa famille de pièces]</w:t>
+      </w:r>
+      <w:r>
+        <w:t xml:space="preserve">, et vous avez</w:t>
+      </w:r>
+      <w:r>
+        <w:t xml:space="preserve"> </w:t>
+      </w:r>
+      <w:r>
+        <w:rPr>
+          <w:b/>
+          <w:bCs/>
+        </w:rPr>
+        <w:t xml:space="preserve">[son stock dormant]</w:t>
+      </w:r>
+      <w:r>
+        <w:t xml:space="preserve"> </w:t>
+      </w:r>
+      <w:r>
+        <w:t xml:space="preserve">qui ne bouge pas. Et sur le crédit, vous m’avez dit que</w:t>
+      </w:r>
+      <w:r>
+        <w:t xml:space="preserve"> </w:t>
+      </w:r>
+      <w:r>
+        <w:rPr>
+          <w:b/>
+          <w:bCs/>
+        </w:rPr>
+        <w:t xml:space="preserve">[ce qu’il a dit]</w:t>
+      </w:r>
+      <w:r>
+        <w:t xml:space="preserve">. C’est bien ça ? »</w:t>
+      </w:r>
+    </w:p>
+    <w:p>
+      <w:pPr>
+        <w:pStyle w:val="FirstParagraph"/>
+      </w:pPr>
+      <w:r>
+        <w:t xml:space="preserve">Un « oui, c’est ça » ici vaut plus que n’importe quel argument.</w:t>
+      </w:r>
+      <w:r>
+        <w:t xml:space="preserve"> </w:t>
+      </w:r>
+      <w:r>
+        <w:rPr>
+          <w:b/>
+          <w:bCs/>
+        </w:rPr>
+        <w:t xml:space="preserve">C’est à ce oui qu’on enchaîne</w:t>
+      </w:r>
+      <w:r>
+        <w:t xml:space="preserve"> </w:t>
+      </w:r>
+      <w:r>
+        <w:t xml:space="preserve">sur l’accroche de la section 5 qui correspond à ce qu’il vient de confirmer — une seule, jamais deux.</w:t>
+      </w:r>
+    </w:p>
+    <w:p>
+      <w:pPr>
+        <w:pStyle w:val="BodyText"/>
+      </w:pPr>
+      <w:r>
+        <w:t xml:space="preserve">Trois réponses suffisent à qualifier une fiche en A :</w:t>
+      </w:r>
+      <w:r>
+        <w:t xml:space="preserve"> </w:t>
+      </w:r>
+      <w:r>
+        <w:t xml:space="preserve">une réserve séparée, un patron qui décide sur place, et du stock qui dort</w:t>
+      </w:r>
+      <w:r>
+        <w:t xml:space="preserve">.</w:t>
+      </w:r>
+    </w:p>
+    <w:p>
+      <w:pPr>
+        <w:pStyle w:val="BodyText"/>
+      </w:pPr>
+      <w:r>
+        <w:t xml:space="preserve">Le reste se complète au deuxième rendez-vous. Ne transformez pas une découverte en interrogatoire : vingt minutes bien menées valent mieux qu’une heure de questionnaire.</w:t>
+      </w:r>
+    </w:p>
+    <w:bookmarkEnd w:id="31"/>
+    <w:bookmarkEnd w:id="32"/>
+    <w:bookmarkStart w:id="36" w:name="argumentaire"/>
+    <w:p>
+      <w:pPr>
+        <w:pStyle w:val="Heading2"/>
+      </w:pPr>
+      <w:r>
+        <w:t xml:space="preserve">5. Argumentaire</w:t>
+      </w:r>
+    </w:p>
+    <w:p>
+      <w:pPr>
+        <w:pStyle w:val="FirstParagraph"/>
+      </w:pPr>
+      <w:r>
+        <w:t xml:space="preserve">On arrive ici</w:t>
+      </w:r>
+      <w:r>
+        <w:t xml:space="preserve"> </w:t>
+      </w:r>
+      <w:r>
+        <w:rPr>
+          <w:b/>
+          <w:bCs/>
+        </w:rPr>
+        <w:t xml:space="preserve">après le « oui, c’est ça »</w:t>
+      </w:r>
+      <w:r>
+        <w:t xml:space="preserve"> </w:t>
+      </w:r>
+      <w:r>
+        <w:t xml:space="preserve">de la reformulation (4.9).</w:t>
+      </w:r>
+    </w:p>
+    <w:bookmarkStart w:id="33" w:name="dabord-la-promesse-en-entier"/>
+    <w:p>
+      <w:pPr>
+        <w:pStyle w:val="Heading3"/>
+      </w:pPr>
+      <w:r>
+        <w:t xml:space="preserve">5.1 D’abord la promesse, en entier</w:t>
+      </w:r>
+    </w:p>
+    <w:p>
+      <w:pPr>
+        <w:pStyle w:val="FirstParagraph"/>
+      </w:pPr>
+      <w:r>
+        <w:t xml:space="preserve">On la dit lentement, sans l’abréger :</w:t>
+      </w:r>
+    </w:p>
+    <w:p>
+      <w:pPr>
+        <w:pStyle w:val="BlockText"/>
+      </w:pPr>
+      <w:r>
+        <w:t xml:space="preserve">« Voilà ce qu’on fait.</w:t>
+      </w:r>
+      <w:r>
+        <w:t xml:space="preserve"> </w:t>
+      </w:r>
+      <w:r>
+        <w:rPr>
+          <w:b/>
+          <w:bCs/>
+        </w:rPr>
+        <w:t xml:space="preserve">Un agent vient chez vous, photographie votre stock, et le publie en ligne.</w:t>
+      </w:r>
+      <w:r>
+        <w:t xml:space="preserve"> </w:t>
+      </w:r>
+      <w:r>
+        <w:t xml:space="preserve">Quand un client commande,</w:t>
+      </w:r>
+      <w:r>
+        <w:t xml:space="preserve"> </w:t>
+      </w:r>
+      <w:r>
+        <w:rPr>
+          <w:b/>
+          <w:bCs/>
+        </w:rPr>
+        <w:t xml:space="preserve">nous venons prendre la pièce, notre livreur encaisse le client au moment de la remise, et votre argent vous est transmis immédiatement.</w:t>
+      </w:r>
+      <w:r>
+        <w:t xml:space="preserve"> </w:t>
+      </w:r>
+      <w:r>
+        <w:t xml:space="preserve">Vous ne payez rien pour être présent.</w:t>
+      </w:r>
+      <w:r>
+        <w:t xml:space="preserve"> </w:t>
+      </w:r>
+      <w:r>
+        <w:rPr>
+          <w:b/>
+          <w:bCs/>
+        </w:rPr>
+        <w:t xml:space="preserve">C’est vous qui fixez votre commission, pièce par pièce.</w:t>
+      </w:r>
+      <w:r>
+        <w:t xml:space="preserve"> </w:t>
+      </w:r>
+      <w:r>
+        <w:t xml:space="preserve">Et si le client ne paie pas, il n’a pas la pièce : elle vous revient. »</w:t>
+      </w:r>
+    </w:p>
+    <w:p>
+      <w:pPr>
+        <w:pStyle w:val="FirstParagraph"/>
+      </w:pPr>
+      <w:r>
+        <w:t xml:space="preserve">Trois choses qu’on ne dit</w:t>
+      </w:r>
+      <w:r>
+        <w:t xml:space="preserve"> </w:t>
+      </w:r>
+      <w:r>
+        <w:rPr>
+          <w:b/>
+          <w:bCs/>
+        </w:rPr>
+        <w:t xml:space="preserve">pas</w:t>
+      </w:r>
+      <w:r>
+        <w:t xml:space="preserve"> </w:t>
+      </w:r>
+      <w:r>
+        <w:t xml:space="preserve">dans cette phrase : que le client le contactera (il ne le contactera jamais), qu’un agent repassera à chaque arrivage (c’est son employé qui prend le relais), et que la commande est payée d’avance (l’encaissement a lieu à la livraison). Détail en section 2.</w:t>
+      </w:r>
+    </w:p>
+    <w:bookmarkEnd w:id="33"/>
+    <w:bookmarkStart w:id="34" w:name="puis-une-seule-accroche"/>
+    <w:p>
+      <w:pPr>
+        <w:pStyle w:val="Heading3"/>
+      </w:pPr>
+      <w:r>
+        <w:t xml:space="preserve">5.2 Puis une seule accroche</w:t>
+      </w:r>
+    </w:p>
+    <w:p>
+      <w:pPr>
+        <w:pStyle w:val="FirstParagraph"/>
+      </w:pPr>
+      <w:r>
+        <w:rPr>
+          <w:b/>
+          <w:bCs/>
+        </w:rPr>
+        <w:t xml:space="preserve">Une seule.</w:t>
+      </w:r>
+      <w:r>
+        <w:t xml:space="preserve"> </w:t>
+      </w:r>
+      <w:r>
+        <w:t xml:space="preserve">Celle qui répond à ce que la découverte a révélé — empiler les arguments dilue celui qui portait.</w:t>
+      </w:r>
+    </w:p>
+    <w:p>
+      <w:pPr>
+        <w:pStyle w:val="BodyText"/>
+      </w:pPr>
+      <w:r>
+        <w:rPr>
+          <w:b/>
+          <w:bCs/>
+        </w:rPr>
+        <w:t xml:space="preserve">Si le stock dort</w:t>
+      </w:r>
+      <w:r>
+        <w:t xml:space="preserve"> </w:t>
+      </w:r>
+      <w:r>
+        <w:t xml:space="preserve">—</w:t>
+      </w:r>
+      <w:r>
+        <w:t xml:space="preserve"> </w:t>
+      </w:r>
+      <w:r>
+        <w:rPr>
+          <w:i/>
+          <w:iCs/>
+        </w:rPr>
+        <w:t xml:space="preserve">il a nommé des pièces qui ne bougent pas, au bloc 1</w:t>
+      </w:r>
+    </w:p>
+    <w:p>
+      <w:pPr>
+        <w:pStyle w:val="BlockText"/>
+      </w:pPr>
+      <w:r>
+        <w:t xml:space="preserve">« Ces pièces-là, c’est votre argent qui dort dans un rayon que personne ne voit. En ligne, votre stock est visible 24 heures sur 24 par tous les mécaniciens d’Abidjan qui cherchent exactement cette référence. On ne vous demande pas de baisser vos prix : juste de vous montrer. »</w:t>
+      </w:r>
+    </w:p>
+    <w:p>
+      <w:pPr>
+        <w:pStyle w:val="BlockText"/>
+      </w:pPr>
+      <w:r>
+        <w:rPr>
+          <w:i/>
+          <w:iCs/>
+        </w:rPr>
+        <w:t xml:space="preserve">Relance :</w:t>
+      </w:r>
+      <w:r>
+        <w:t xml:space="preserve"> </w:t>
+      </w:r>
+      <w:r>
+        <w:t xml:space="preserve">« Vous en avez pour combien, à peu près, de ces pièces qui ne bougent pas ? »</w:t>
+      </w:r>
+    </w:p>
+    <w:p>
+      <w:pPr>
+        <w:pStyle w:val="FirstParagraph"/>
+      </w:pPr>
+      <w:r>
+        <w:rPr>
+          <w:b/>
+          <w:bCs/>
+        </w:rPr>
+        <w:t xml:space="preserve">S’il se plaint des impayés</w:t>
+      </w:r>
+      <w:r>
+        <w:t xml:space="preserve"> </w:t>
+      </w:r>
+      <w:r>
+        <w:t xml:space="preserve">—</w:t>
+      </w:r>
+      <w:r>
+        <w:t xml:space="preserve"> </w:t>
+      </w:r>
+      <w:r>
+        <w:rPr>
+          <w:i/>
+          <w:iCs/>
+        </w:rPr>
+        <w:t xml:space="preserve">il a soupiré au bloc 5, sur le crédit</w:t>
+      </w:r>
+    </w:p>
+    <w:p>
+      <w:pPr>
+        <w:pStyle w:val="BlockText"/>
+      </w:pPr>
+      <w:r>
+        <w:t xml:space="preserve">« Chez nous, aucune pièce n’est remise sans être payée. Notre livreur encaisse avant de la lâcher, et votre argent vous est transmis dans la foulée. Vous ne courez après personne, et vous n’attendez pas la fin du mois. »</w:t>
+      </w:r>
+    </w:p>
+    <w:p>
+      <w:pPr>
+        <w:pStyle w:val="BlockText"/>
+      </w:pPr>
+      <w:r>
+        <w:rPr>
+          <w:i/>
+          <w:iCs/>
+        </w:rPr>
+        <w:t xml:space="preserve">Relance :</w:t>
+      </w:r>
+      <w:r>
+        <w:t xml:space="preserve"> </w:t>
+      </w:r>
+      <w:r>
+        <w:t xml:space="preserve">« Aujourd’hui, combien de clients ont votre pièce et pas encore votre argent ? »</w:t>
+      </w:r>
+    </w:p>
+    <w:p>
+      <w:pPr>
+        <w:pStyle w:val="FirstParagraph"/>
+      </w:pPr>
+      <w:r>
+        <w:rPr>
+          <w:b/>
+          <w:bCs/>
+        </w:rPr>
+        <w:t xml:space="preserve">S’il sert des flottes</w:t>
+      </w:r>
+      <w:r>
+        <w:t xml:space="preserve"> </w:t>
+      </w:r>
+      <w:r>
+        <w:t xml:space="preserve">—</w:t>
+      </w:r>
+      <w:r>
+        <w:t xml:space="preserve"> </w:t>
+      </w:r>
+      <w:r>
+        <w:rPr>
+          <w:i/>
+          <w:iCs/>
+        </w:rPr>
+        <w:t xml:space="preserve">il a dit oui à la question sociétés, en 4.3</w:t>
+      </w:r>
+    </w:p>
+    <w:p>
+      <w:pPr>
+        <w:pStyle w:val="BlockText"/>
+      </w:pPr>
+      <w:r>
+        <w:t xml:space="preserve">« Le parc VTC d’Abidjan, c’est autour de 30 000 véhicules, et chacun consomme à peu près 1,3 million de francs de pièces par an. Ces gestionnaires-là cherchent un fournisseur fiable, qui livre vite et qui laisse une trace écrite. C’est exactement le type de client qu’on vous amène. »</w:t>
+      </w:r>
+    </w:p>
+    <w:p>
+      <w:pPr>
+        <w:pStyle w:val="BlockText"/>
+      </w:pPr>
+      <w:r>
+        <w:rPr>
+          <w:i/>
+          <w:iCs/>
+        </w:rPr>
+        <w:t xml:space="preserve">Relance :</w:t>
+      </w:r>
+      <w:r>
+        <w:t xml:space="preserve"> </w:t>
+      </w:r>
+      <w:r>
+        <w:t xml:space="preserve">« Vous en servez combien aujourd’hui, de sociétés comme ça ? »</w:t>
+      </w:r>
+    </w:p>
+    <w:p>
+      <w:pPr>
+        <w:pStyle w:val="FirstParagraph"/>
+      </w:pPr>
+      <w:r>
+        <w:rPr>
+          <w:b/>
+          <w:bCs/>
+        </w:rPr>
+        <w:t xml:space="preserve">S’il est déjà en ligne</w:t>
+      </w:r>
+      <w:r>
+        <w:t xml:space="preserve"> </w:t>
+      </w:r>
+      <w:r>
+        <w:t xml:space="preserve">—</w:t>
+      </w:r>
+      <w:r>
+        <w:t xml:space="preserve"> </w:t>
+      </w:r>
+      <w:r>
+        <w:rPr>
+          <w:i/>
+          <w:iCs/>
+        </w:rPr>
+        <w:t xml:space="preserve">Facebook, WhatsApp Business ou tentative passée, au bloc 3</w:t>
+      </w:r>
+    </w:p>
+    <w:p>
+      <w:pPr>
+        <w:pStyle w:val="BlockText"/>
+      </w:pPr>
+      <w:r>
+        <w:t xml:space="preserve">« Alors vous savez déjà que la publicité amène des curieux, pas des commandes. Nous, on ne vous amène pas un curieux : on vous amène</w:t>
+      </w:r>
+      <w:r>
+        <w:t xml:space="preserve"> </w:t>
+      </w:r>
+      <w:r>
+        <w:rPr>
+          <w:b/>
+          <w:bCs/>
+        </w:rPr>
+        <w:t xml:space="preserve">une commande ferme</w:t>
+      </w:r>
+      <w:r>
+        <w:t xml:space="preserve">, pour une référence choisie et vérifiée sur le véhicule. Vous sortez la pièce, on passe la prendre, on encaisse à la livraison, et on vous paie. Vous n’avez ni à discuter avec le client, ni à le livrer. »</w:t>
+      </w:r>
+    </w:p>
+    <w:p>
+      <w:pPr>
+        <w:pStyle w:val="BlockText"/>
+      </w:pPr>
+      <w:r>
+        <w:rPr>
+          <w:i/>
+          <w:iCs/>
+        </w:rPr>
+        <w:t xml:space="preserve">Relance :</w:t>
+      </w:r>
+      <w:r>
+        <w:t xml:space="preserve"> </w:t>
+      </w:r>
+      <w:r>
+        <w:t xml:space="preserve">« Sur Facebook, sur dix personnes qui vous écrivent, il y en a combien qui achètent ? »</w:t>
+      </w:r>
+    </w:p>
+    <w:bookmarkEnd w:id="34"/>
+    <w:bookmarkStart w:id="35" w:name="X7dc25e4b2ecf32c8dbdc62e9fd8a0932c86aab3"/>
+    <w:p>
+      <w:pPr>
+        <w:pStyle w:val="Heading3"/>
+      </w:pPr>
+      <w:r>
+        <w:t xml:space="preserve">5.3 Les seuls chiffres qu’on a le droit de citer</w:t>
+      </w:r>
+    </w:p>
+    <w:p>
+      <w:pPr>
+        <w:pStyle w:val="FirstParagraph"/>
+      </w:pPr>
+      <w:r>
+        <w:rPr>
+          <w:b/>
+          <w:bCs/>
+        </w:rPr>
+        <w:t xml:space="preserve">~30 000 véhicules VTC</w:t>
+      </w:r>
+      <w:r>
+        <w:t xml:space="preserve"> </w:t>
+      </w:r>
+      <w:r>
+        <w:t xml:space="preserve">à Abidjan ·</w:t>
+      </w:r>
+      <w:r>
+        <w:t xml:space="preserve"> </w:t>
+      </w:r>
+      <w:r>
+        <w:rPr>
+          <w:b/>
+          <w:bCs/>
+        </w:rPr>
+        <w:t xml:space="preserve">~1,3 M FCFA de pièces par véhicule et par an</w:t>
+      </w:r>
+      <w:r>
+        <w:t xml:space="preserve"> </w:t>
+      </w:r>
+      <w:r>
+        <w:t xml:space="preserve">·</w:t>
+      </w:r>
+      <w:r>
+        <w:t xml:space="preserve"> </w:t>
+      </w:r>
+      <w:r>
+        <w:rPr>
+          <w:b/>
+          <w:bCs/>
+        </w:rPr>
+        <w:t xml:space="preserve">24 à 48 h d’immobilisation</w:t>
+      </w:r>
+      <w:r>
+        <w:t xml:space="preserve"> </w:t>
+      </w:r>
+      <w:r>
+        <w:t xml:space="preserve">pour une pièce manquante.</w:t>
+      </w:r>
+    </w:p>
+    <w:p>
+      <w:pPr>
+        <w:pStyle w:val="BodyText"/>
+      </w:pPr>
+      <w:r>
+        <w:t xml:space="preserve">Ces trois-là, et aucun autre. Ils viennent de notre étude sectorielle.</w:t>
+      </w:r>
+      <w:r>
+        <w:t xml:space="preserve"> </w:t>
+      </w:r>
+      <w:r>
+        <w:rPr>
+          <w:b/>
+          <w:bCs/>
+        </w:rPr>
+        <w:t xml:space="preserve">On ne les arrondit pas vers le haut</w:t>
+      </w:r>
+      <w:r>
+        <w:t xml:space="preserve">, et on ne les complète jamais par un chiffre inventé sur le moment : un commerçant qui vérifie et trouve faux ne rappelle pas.</w:t>
+      </w:r>
+    </w:p>
+    <w:bookmarkEnd w:id="35"/>
+    <w:bookmarkEnd w:id="36"/>
+    <w:bookmarkStart w:id="43" w:name="objections-et-réponses"/>
+    <w:p>
+      <w:pPr>
+        <w:pStyle w:val="Heading2"/>
+      </w:pPr>
+      <w:r>
+        <w:t xml:space="preserve">6. Objections et réponses</w:t>
+      </w:r>
+    </w:p>
+    <w:bookmarkStart w:id="37" w:name="la-méthode-en-trois-temps"/>
+    <w:p>
+      <w:pPr>
+        <w:pStyle w:val="Heading3"/>
+      </w:pPr>
+      <w:r>
+        <w:t xml:space="preserve">6.1 La méthode, en trois temps</w:t>
+      </w:r>
+    </w:p>
+    <w:p>
+      <w:pPr>
+        <w:pStyle w:val="FirstParagraph"/>
+      </w:pPr>
+      <w:r>
+        <w:t xml:space="preserve">Toujours la même, quelle que soit l’objection :</w:t>
+      </w:r>
+    </w:p>
+    <w:p>
+      <w:pPr>
+        <w:pStyle w:val="Compact"/>
+        <w:numPr>
+          <w:ilvl w:val="0"/>
+          <w:numId w:val="1006"/>
+        </w:numPr>
+      </w:pPr>
+      <w:r>
+        <w:rPr>
+          <w:b/>
+          <w:bCs/>
+        </w:rPr>
+        <w:t xml:space="preserve">Reformuler</w:t>
+      </w:r>
+      <w:r>
+        <w:t xml:space="preserve"> </w:t>
+      </w:r>
+      <w:r>
+        <w:t xml:space="preserve">— on lui montre qu’on a compris, avant de répondre. « Vous avez peur que… », « Si je comprends bien… ». Une objection à laquelle on répond trop vite est une objection qu’on n’a pas entendue.</w:t>
+      </w:r>
+    </w:p>
+    <w:p>
+      <w:pPr>
+        <w:pStyle w:val="Compact"/>
+        <w:numPr>
+          <w:ilvl w:val="0"/>
+          <w:numId w:val="1006"/>
+        </w:numPr>
+      </w:pPr>
+      <w:r>
+        <w:rPr>
+          <w:b/>
+          <w:bCs/>
+        </w:rPr>
+        <w:t xml:space="preserve">Prouver</w:t>
+      </w:r>
+      <w:r>
+        <w:t xml:space="preserve"> </w:t>
+      </w:r>
+      <w:r>
+        <w:t xml:space="preserve">— un fait, jamais une promesse. Ce qui est écrit dans le contrat, ce que fait le livreur, ce qui s’affiche sur la fiche.</w:t>
+      </w:r>
+    </w:p>
+    <w:p>
+      <w:pPr>
+        <w:pStyle w:val="Compact"/>
+        <w:numPr>
+          <w:ilvl w:val="0"/>
+          <w:numId w:val="1006"/>
+        </w:numPr>
+      </w:pPr>
+      <w:r>
+        <w:rPr>
+          <w:b/>
+          <w:bCs/>
+        </w:rPr>
+        <w:t xml:space="preserve">Relancer</w:t>
+      </w:r>
+      <w:r>
+        <w:t xml:space="preserve"> </w:t>
+      </w:r>
+      <w:r>
+        <w:t xml:space="preserve">— on rend la parole par une question.</w:t>
+      </w:r>
+      <w:r>
+        <w:t xml:space="preserve"> </w:t>
+      </w:r>
+      <w:r>
+        <w:rPr>
+          <w:b/>
+          <w:bCs/>
+        </w:rPr>
+        <w:t xml:space="preserve">C’est le temps qu’on oublie le plus souvent</w:t>
+      </w:r>
+      <w:r>
+        <w:t xml:space="preserve">, et c’est celui qui évite de rester seul à parler après avoir eu raison.</w:t>
+      </w:r>
+    </w:p>
+    <w:p>
+      <w:pPr>
+        <w:pStyle w:val="FirstParagraph"/>
+      </w:pPr>
+      <w:r>
+        <w:t xml:space="preserve">Les réponses ci-dessous se disent telles quelles.</w:t>
+      </w:r>
+    </w:p>
+    <w:bookmarkEnd w:id="37"/>
+    <w:bookmarkStart w:id="38" w:name="ça-va-toucher-à-mes-prix"/>
+    <w:p>
+      <w:pPr>
+        <w:pStyle w:val="Heading3"/>
+      </w:pPr>
+      <w:r>
+        <w:t xml:space="preserve">6.2 « Ça va toucher à mes prix »</w:t>
+      </w:r>
+    </w:p>
+    <w:p>
+      <w:pPr>
+        <w:pStyle w:val="FirstParagraph"/>
+      </w:pPr>
+      <w:r>
+        <w:rPr>
+          <w:b/>
+          <w:bCs/>
+        </w:rPr>
+        <w:t xml:space="preserve">« Ça va faire baisser mes prix. »</w:t>
+      </w:r>
+    </w:p>
+    <w:p>
+      <w:pPr>
+        <w:pStyle w:val="BlockText"/>
+      </w:pPr>
+      <w:r>
+        <w:t xml:space="preserve">« Vous avez peur de la guerre des prix, je comprends. Mais l’acheteur ne compare pas que le prix : il regarde</w:t>
+      </w:r>
+      <w:r>
+        <w:t xml:space="preserve"> </w:t>
+      </w:r>
+      <w:r>
+        <w:rPr>
+          <w:b/>
+          <w:bCs/>
+        </w:rPr>
+        <w:t xml:space="preserve">l’état de la pièce, la garantie et le délai</w:t>
+      </w:r>
+      <w:r>
+        <w:t xml:space="preserve">. Un vendeur noté, avec de vraies photos, vend plus cher qu’une annonce anonyme sans visage. »</w:t>
+      </w:r>
+    </w:p>
+    <w:p>
+      <w:pPr>
+        <w:pStyle w:val="BlockText"/>
+      </w:pPr>
+      <w:r>
+        <w:rPr>
+          <w:i/>
+          <w:iCs/>
+        </w:rPr>
+        <w:t xml:space="preserve">Relance :</w:t>
+      </w:r>
+      <w:r>
+        <w:t xml:space="preserve"> </w:t>
+      </w:r>
+      <w:r>
+        <w:t xml:space="preserve">« Aujourd’hui, vos clients vous choisissent sur quoi — le prix, ou la confiance ? »</w:t>
+      </w:r>
+    </w:p>
+    <w:p>
+      <w:pPr>
+        <w:pStyle w:val="FirstParagraph"/>
+      </w:pPr>
+      <w:r>
+        <w:rPr>
+          <w:b/>
+          <w:bCs/>
+        </w:rPr>
+        <w:t xml:space="preserve">« Mes concurrents vont voir mon stock. »</w:t>
+      </w:r>
+    </w:p>
+    <w:p>
+      <w:pPr>
+        <w:pStyle w:val="BlockText"/>
+      </w:pPr>
+      <w:r>
+        <w:t xml:space="preserve">« Ils voient déjà votre magasin, il est sur la rue. Ce qu’ils ne voient pas, c’est</w:t>
+      </w:r>
+      <w:r>
+        <w:t xml:space="preserve"> </w:t>
+      </w:r>
+      <w:r>
+        <w:rPr>
+          <w:b/>
+          <w:bCs/>
+        </w:rPr>
+        <w:t xml:space="preserve">votre carnet de clients</w:t>
+      </w:r>
+      <w:r>
+        <w:t xml:space="preserve"> </w:t>
+      </w:r>
+      <w:r>
+        <w:t xml:space="preserve">— et ça, ça reste chez vous. »</w:t>
+      </w:r>
+    </w:p>
+    <w:p>
+      <w:pPr>
+        <w:pStyle w:val="BlockText"/>
+      </w:pPr>
+      <w:r>
+        <w:rPr>
+          <w:i/>
+          <w:iCs/>
+        </w:rPr>
+        <w:t xml:space="preserve">Relance :</w:t>
+      </w:r>
+      <w:r>
+        <w:t xml:space="preserve"> </w:t>
+      </w:r>
+      <w:r>
+        <w:t xml:space="preserve">« Qu’est-ce qui vous gênerait le plus qu’ils sachent ? »</w:t>
+      </w:r>
+    </w:p>
+    <w:p>
+      <w:pPr>
+        <w:pStyle w:val="FirstParagraph"/>
+      </w:pPr>
+      <w:r>
+        <w:rPr>
+          <w:b/>
+          <w:bCs/>
+        </w:rPr>
+        <w:t xml:space="preserve">« Vous prenez combien ? »</w:t>
+      </w:r>
+    </w:p>
+    <w:p>
+      <w:pPr>
+        <w:pStyle w:val="BlockText"/>
+      </w:pPr>
+      <w:r>
+        <w:t xml:space="preserve">« C’est</w:t>
+      </w:r>
+      <w:r>
+        <w:t xml:space="preserve"> </w:t>
+      </w:r>
+      <w:r>
+        <w:rPr>
+          <w:b/>
+          <w:bCs/>
+        </w:rPr>
+        <w:t xml:space="preserve">vous</w:t>
+      </w:r>
+      <w:r>
+        <w:t xml:space="preserve"> </w:t>
+      </w:r>
+      <w:r>
+        <w:t xml:space="preserve">qui fixez la commission, pièce par pièce, au moment où on publie. Nous ne l’imposons pas, il n’y a pas de minimum, et elle n’est prélevée que quand la vente est faite</w:t>
+      </w:r>
+      <w:r>
+        <w:t xml:space="preserve"> </w:t>
+      </w:r>
+      <w:r>
+        <w:rPr>
+          <w:b/>
+          <w:bCs/>
+        </w:rPr>
+        <w:t xml:space="preserve">et</w:t>
+      </w:r>
+      <w:r>
+        <w:t xml:space="preserve"> </w:t>
+      </w:r>
+      <w:r>
+        <w:t xml:space="preserve">livrée. »</w:t>
+      </w:r>
+    </w:p>
+    <w:p>
+      <w:pPr>
+        <w:pStyle w:val="BlockText"/>
+      </w:pPr>
+      <w:r>
+        <w:rPr>
+          <w:i/>
+          <w:iCs/>
+        </w:rPr>
+        <w:t xml:space="preserve">Relance :</w:t>
+      </w:r>
+      <w:r>
+        <w:t xml:space="preserve"> </w:t>
+      </w:r>
+      <w:r>
+        <w:t xml:space="preserve">« Sur une pièce à 25 000 F, vous mettriez combien pour un client que vous n’auriez pas eu autrement ? »</w:t>
+      </w:r>
+    </w:p>
+    <w:p>
+      <w:pPr>
+        <w:pStyle w:val="FirstParagraph"/>
+      </w:pPr>
+      <w:r>
+        <w:t xml:space="preserve">On ne donne jamais de chiffre à cette question, même s’il insiste.</w:t>
+      </w:r>
+    </w:p>
+    <w:p>
+      <w:pPr>
+        <w:pStyle w:val="BodyText"/>
+      </w:pPr>
+      <w:r>
+        <w:t xml:space="preserve">Pas de taux, pas de fourchette, pas de « la plupart mettent tant ». On renvoie la question : « à combien vous seriez à l’aise ? ». C’est lui qui fixe — c’est tout l’argument, et le premier chiffre qu’on prononcerait deviendrait le barème de tout le marché.</w:t>
+      </w:r>
+    </w:p>
+    <w:bookmarkEnd w:id="38"/>
+    <w:bookmarkStart w:id="39" w:name="et-mon-argent"/>
+    <w:p>
+      <w:pPr>
+        <w:pStyle w:val="Heading3"/>
+      </w:pPr>
+      <w:r>
+        <w:t xml:space="preserve">6.3 « Et mon argent ? »</w:t>
+      </w:r>
+    </w:p>
+    <w:p>
+      <w:pPr>
+        <w:pStyle w:val="FirstParagraph"/>
+      </w:pPr>
+      <w:r>
+        <w:rPr>
+          <w:b/>
+          <w:bCs/>
+        </w:rPr>
+        <w:t xml:space="preserve">« Et si le client ne paie pas ? »</w:t>
+      </w:r>
+    </w:p>
+    <w:p>
+      <w:pPr>
+        <w:pStyle w:val="BlockText"/>
+      </w:pPr>
+      <w:r>
+        <w:t xml:space="preserve">« Alors il n’a pas la pièce. Notre livreur ne la remet</w:t>
+      </w:r>
+      <w:r>
+        <w:t xml:space="preserve"> </w:t>
+      </w:r>
+      <w:r>
+        <w:rPr>
+          <w:b/>
+          <w:bCs/>
+        </w:rPr>
+        <w:t xml:space="preserve">jamais</w:t>
+      </w:r>
+      <w:r>
+        <w:t xml:space="preserve"> </w:t>
+      </w:r>
+      <w:r>
+        <w:t xml:space="preserve">sans encaisser : pas de paiement, pas de livraison — et la pièce vous revient. Dès qu’il paie, votre part vous est transmise immédiatement. »</w:t>
+      </w:r>
+    </w:p>
+    <w:p>
+      <w:pPr>
+        <w:pStyle w:val="BlockText"/>
+      </w:pPr>
+      <w:r>
+        <w:rPr>
+          <w:i/>
+          <w:iCs/>
+        </w:rPr>
+        <w:t xml:space="preserve">Relance :</w:t>
+      </w:r>
+      <w:r>
+        <w:t xml:space="preserve"> </w:t>
+      </w:r>
+      <w:r>
+        <w:t xml:space="preserve">« Aujourd’hui, combien de clients ont votre pièce et pas encore votre argent ? »</w:t>
+      </w:r>
+    </w:p>
+    <w:p>
+      <w:pPr>
+        <w:pStyle w:val="FirstParagraph"/>
+      </w:pPr>
+      <w:r>
+        <w:rPr>
+          <w:b/>
+          <w:bCs/>
+        </w:rPr>
+        <w:t xml:space="preserve">« Vous partez avec ma pièce sans me payer. »</w:t>
+      </w:r>
+    </w:p>
+    <w:p>
+      <w:pPr>
+        <w:pStyle w:val="BlockText"/>
+      </w:pPr>
+      <w:r>
+        <w:t xml:space="preserve">« C’est exact — et c’est</w:t>
+      </w:r>
+      <w:r>
+        <w:t xml:space="preserve"> </w:t>
+      </w:r>
+      <w:r>
+        <w:rPr>
+          <w:b/>
+          <w:bCs/>
+        </w:rPr>
+        <w:t xml:space="preserve">nous</w:t>
+      </w:r>
+      <w:r>
+        <w:t xml:space="preserve"> </w:t>
+      </w:r>
+      <w:r>
+        <w:t xml:space="preserve">qui portons ce risque, pas vous. La pièce est tracée à l’enlèvement et sous notre responsabilité jusqu’à la remise. À l’arrivée, il n’y a que deux issues : soit elle est payée et vous recevez votre argent tout de suite, soit elle vous revient.</w:t>
+      </w:r>
+      <w:r>
+        <w:t xml:space="preserve"> </w:t>
+      </w:r>
+      <w:r>
+        <w:rPr>
+          <w:b/>
+          <w:bCs/>
+        </w:rPr>
+        <w:t xml:space="preserve">Il n’y a pas de troisième cas.</w:t>
+      </w:r>
+      <w:r>
+        <w:t xml:space="preserve"> </w:t>
+      </w:r>
+      <w:r>
+        <w:t xml:space="preserve">»</w:t>
+      </w:r>
+    </w:p>
+    <w:p>
+      <w:pPr>
+        <w:pStyle w:val="FirstParagraph"/>
+      </w:pPr>
+      <w:r>
+        <w:rPr>
+          <w:b/>
+          <w:bCs/>
+        </w:rPr>
+        <w:t xml:space="preserve">« Mes clients me doivent de l’argent, je ne peux pas arrêter le crédit. »</w:t>
+      </w:r>
+    </w:p>
+    <w:p>
+      <w:pPr>
+        <w:pStyle w:val="BlockText"/>
+      </w:pPr>
+      <w:r>
+        <w:t xml:space="preserve">« Personne ne vous demande de l’arrêter. Gardez le crédit pour vos habitués, ceux que vous connaissez. Et servez-vous de la plateforme pour</w:t>
+      </w:r>
+      <w:r>
+        <w:t xml:space="preserve"> </w:t>
+      </w:r>
+      <w:r>
+        <w:rPr>
+          <w:b/>
+          <w:bCs/>
+        </w:rPr>
+        <w:t xml:space="preserve">les clients que vous ne connaissez pas</w:t>
+      </w:r>
+      <w:r>
+        <w:t xml:space="preserve"> </w:t>
+      </w:r>
+      <w:r>
+        <w:t xml:space="preserve">— ceux à qui vous n’auriez de toute façon jamais fait crédit. »</w:t>
+      </w:r>
+    </w:p>
+    <w:bookmarkEnd w:id="39"/>
+    <w:bookmarkStart w:id="40" w:name="je-nai-pas-le-temps"/>
+    <w:p>
+      <w:pPr>
+        <w:pStyle w:val="Heading3"/>
+      </w:pPr>
+      <w:r>
+        <w:t xml:space="preserve">6.4 « Je n’ai pas le temps »</w:t>
+      </w:r>
+    </w:p>
+    <w:p>
+      <w:pPr>
+        <w:pStyle w:val="FirstParagraph"/>
+      </w:pPr>
+      <w:r>
+        <w:rPr>
+          <w:b/>
+          <w:bCs/>
+        </w:rPr>
+        <w:t xml:space="preserve">« Je n’ai pas le temps de saisir tout ça. »</w:t>
+      </w:r>
+    </w:p>
+    <w:p>
+      <w:pPr>
+        <w:pStyle w:val="BlockText"/>
+      </w:pPr>
+      <w:r>
+        <w:t xml:space="preserve">« C’est notre agent qui saisit au démarrage : il vient, il photographie, il décrit, il publie, et vous validez. Ensuite, pour vos nouveaux arrivages, on forme</w:t>
+      </w:r>
+      <w:r>
+        <w:t xml:space="preserve"> </w:t>
+      </w:r>
+      <w:r>
+        <w:rPr>
+          <w:b/>
+          <w:bCs/>
+        </w:rPr>
+        <w:t xml:space="preserve">un de vos employés</w:t>
+      </w:r>
+      <w:r>
+        <w:t xml:space="preserve"> </w:t>
+      </w:r>
+      <w:r>
+        <w:t xml:space="preserve">— une demi-heure, sur son propre téléphone, et il publie lui-même. »</w:t>
+      </w:r>
+    </w:p>
+    <w:p>
+      <w:pPr>
+        <w:pStyle w:val="BlockText"/>
+      </w:pPr>
+      <w:r>
+        <w:rPr>
+          <w:i/>
+          <w:iCs/>
+        </w:rPr>
+        <w:t xml:space="preserve">Relance :</w:t>
+      </w:r>
+      <w:r>
+        <w:t xml:space="preserve"> </w:t>
+      </w:r>
+      <w:r>
+        <w:t xml:space="preserve">« Qui, chez vous, pourrait prendre ça en main ? On commence par dix références ? »</w:t>
+      </w:r>
+    </w:p>
+    <w:p>
+      <w:pPr>
+        <w:pStyle w:val="FirstParagraph"/>
+      </w:pPr>
+      <w:r>
+        <w:rPr>
+          <w:b/>
+          <w:bCs/>
+        </w:rPr>
+        <w:t xml:space="preserve">« Et la livraison, c’est moi qui la fais ? »</w:t>
+      </w:r>
+    </w:p>
+    <w:p>
+      <w:pPr>
+        <w:pStyle w:val="BlockText"/>
+      </w:pPr>
+      <w:r>
+        <w:t xml:space="preserve">« Non. Vous préparez la pièce,</w:t>
+      </w:r>
+      <w:r>
+        <w:t xml:space="preserve"> </w:t>
+      </w:r>
+      <w:r>
+        <w:rPr>
+          <w:b/>
+          <w:bCs/>
+        </w:rPr>
+        <w:t xml:space="preserve">nous venons la prendre et nous livrons le client.</w:t>
+      </w:r>
+      <w:r>
+        <w:t xml:space="preserve"> </w:t>
+      </w:r>
+      <w:r>
+        <w:t xml:space="preserve">Ni livreur à payer, ni course à faire, ni rendez-vous à honorer. »</w:t>
+      </w:r>
+    </w:p>
+    <w:p>
+      <w:pPr>
+        <w:pStyle w:val="BlockText"/>
+      </w:pPr>
+      <w:r>
+        <w:rPr>
+          <w:i/>
+          <w:iCs/>
+        </w:rPr>
+        <w:t xml:space="preserve">Relance :</w:t>
+      </w:r>
+      <w:r>
+        <w:t xml:space="preserve"> </w:t>
+      </w:r>
+      <w:r>
+        <w:t xml:space="preserve">« Aujourd’hui, ça vous coûte combien, une course pour porter une pièce à Yopougon ? »</w:t>
+      </w:r>
+    </w:p>
+    <w:p>
+      <w:pPr>
+        <w:pStyle w:val="FirstParagraph"/>
+      </w:pPr>
+      <w:r>
+        <w:rPr>
+          <w:b/>
+          <w:bCs/>
+        </w:rPr>
+        <w:t xml:space="preserve">« J’ai déjà Facebook, ça ne marche pas. »</w:t>
+      </w:r>
+    </w:p>
+    <w:p>
+      <w:pPr>
+        <w:pStyle w:val="BlockText"/>
+      </w:pPr>
+      <w:r>
+        <w:t xml:space="preserve">« Facebook vous amène des gens qui demandent le prix et qui disparaissent. Chez nous, ce n’est pas un curieux qui vous appelle : c’est</w:t>
+      </w:r>
+      <w:r>
+        <w:t xml:space="preserve"> </w:t>
+      </w:r>
+      <w:r>
+        <w:rPr>
+          <w:b/>
+          <w:bCs/>
+        </w:rPr>
+        <w:t xml:space="preserve">une commande ferme</w:t>
+      </w:r>
+      <w:r>
+        <w:t xml:space="preserve">, référence et véhicule vérifiés, encaissée à la livraison par notre livreur. Et vous n’avez ni à discuter avec le client, ni à le livrer. »</w:t>
+      </w:r>
+    </w:p>
+    <w:bookmarkEnd w:id="40"/>
+    <w:bookmarkStart w:id="41" w:name="et-si-ça-tourne-mal"/>
+    <w:p>
+      <w:pPr>
+        <w:pStyle w:val="Heading3"/>
+      </w:pPr>
+      <w:r>
+        <w:t xml:space="preserve">6.5 « Et si ça tourne mal ? »</w:t>
+      </w:r>
+    </w:p>
+    <w:p>
+      <w:pPr>
+        <w:pStyle w:val="FirstParagraph"/>
+      </w:pPr>
+      <w:r>
+        <w:rPr>
+          <w:b/>
+          <w:bCs/>
+        </w:rPr>
+        <w:t xml:space="preserve">« Et si le client rend la pièce ? »</w:t>
+      </w:r>
+    </w:p>
+    <w:p>
+      <w:pPr>
+        <w:pStyle w:val="BlockText"/>
+      </w:pPr>
+      <w:r>
+        <w:t xml:space="preserve">« Il n’y a que trois cas : la livraison n’a pas pu se faire ; le client refuse la pièce à la remise parce qu’elle ne correspond pas à l’annonce ; ou il signale la non-conformité dans les 24 heures. En dehors de ça,</w:t>
+      </w:r>
+      <w:r>
+        <w:t xml:space="preserve"> </w:t>
+      </w:r>
+      <w:r>
+        <w:rPr>
+          <w:b/>
+          <w:bCs/>
+        </w:rPr>
+        <w:t xml:space="preserve">il n’y a de retour que si vous avez vous-même accordé une garantie.</w:t>
+      </w:r>
+      <w:r>
+        <w:t xml:space="preserve"> </w:t>
+      </w:r>
+      <w:r>
+        <w:t xml:space="preserve">Une annonce honnête sur l’état vous protège — c’est pour ça que l’état est affiché en gros sur chaque fiche. »</w:t>
+      </w:r>
+    </w:p>
+    <w:p>
+      <w:pPr>
+        <w:pStyle w:val="FirstParagraph"/>
+      </w:pPr>
+      <w:r>
+        <w:rPr>
+          <w:b/>
+          <w:bCs/>
+        </w:rPr>
+        <w:t xml:space="preserve">« Vos garanties, c’est un risque pour moi. »</w:t>
+      </w:r>
+    </w:p>
+    <w:p>
+      <w:pPr>
+        <w:pStyle w:val="BlockText"/>
+      </w:pPr>
+      <w:r>
+        <w:t xml:space="preserve">« On ne vous en impose aucune.</w:t>
+      </w:r>
+      <w:r>
+        <w:t xml:space="preserve"> </w:t>
+      </w:r>
+      <w:r>
+        <w:rPr>
+          <w:b/>
+          <w:bCs/>
+        </w:rPr>
+        <w:t xml:space="preserve">C’est vous qui décidez de la garantie, pièce par pièce</w:t>
+      </w:r>
+      <w:r>
+        <w:t xml:space="preserve">, et vous pouvez n’en donner aucune. Le seul minimum, c’est la reprise quand la livraison échoue ou quand la pièce ne correspond pas à l’annonce. Le vrai risque, c’est de vendre une pièce mal décrite : si la description est juste, le retour n’arrive pas. Et quand un retour est justifié,</w:t>
+      </w:r>
+      <w:r>
+        <w:t xml:space="preserve"> </w:t>
+      </w:r>
+      <w:r>
+        <w:rPr>
+          <w:b/>
+          <w:bCs/>
+        </w:rPr>
+        <w:t xml:space="preserve">la commission n’est pas due non plus.</w:t>
+      </w:r>
+      <w:r>
+        <w:t xml:space="preserve"> </w:t>
+      </w:r>
+      <w:r>
+        <w:t xml:space="preserve">»</w:t>
+      </w:r>
+    </w:p>
+    <w:p>
+      <w:pPr>
+        <w:pStyle w:val="FirstParagraph"/>
+      </w:pPr>
+      <w:r>
+        <w:rPr>
+          <w:b/>
+          <w:bCs/>
+        </w:rPr>
+        <w:t xml:space="preserve">« Je ne suis pas en règle, je n’ai pas de RCCM. »</w:t>
+      </w:r>
+    </w:p>
+    <w:p>
+      <w:pPr>
+        <w:pStyle w:val="BlockText"/>
+      </w:pPr>
+      <w:r>
+        <w:t xml:space="preserve">« Ce n’est pas un problème : on accepte les vendeurs formels comme informels.</w:t>
+      </w:r>
+      <w:r>
+        <w:t xml:space="preserve"> </w:t>
+      </w:r>
+      <w:r>
+        <w:rPr>
+          <w:b/>
+          <w:bCs/>
+        </w:rPr>
+        <w:t xml:space="preserve">Une pièce d’identité suffit pour démarrer.</w:t>
+      </w:r>
+      <w:r>
+        <w:t xml:space="preserve"> </w:t>
+      </w:r>
+      <w:r>
+        <w:t xml:space="preserve">La régularisation, on en reparlera plus tard, quand le volume la justifiera. »</w:t>
+      </w:r>
+    </w:p>
+    <w:bookmarkEnd w:id="41"/>
+    <w:bookmarkStart w:id="42" w:name="je-ne-vous-connais-pas"/>
+    <w:p>
+      <w:pPr>
+        <w:pStyle w:val="Heading3"/>
+      </w:pPr>
+      <w:r>
+        <w:t xml:space="preserve">6.6 « Je ne vous connais pas »</w:t>
+      </w:r>
+    </w:p>
+    <w:p>
+      <w:pPr>
+        <w:pStyle w:val="FirstParagraph"/>
+      </w:pPr>
+      <w:r>
+        <w:rPr>
+          <w:b/>
+          <w:bCs/>
+        </w:rPr>
+        <w:t xml:space="preserve">« Je ne veux pas être exclusif. »</w:t>
+      </w:r>
+    </w:p>
+    <w:p>
+      <w:pPr>
+        <w:pStyle w:val="BlockText"/>
+      </w:pPr>
+      <w:r>
+        <w:t xml:space="preserve">« Le contrat est</w:t>
+      </w:r>
+      <w:r>
+        <w:t xml:space="preserve"> </w:t>
+      </w:r>
+      <w:r>
+        <w:rPr>
+          <w:b/>
+          <w:bCs/>
+        </w:rPr>
+        <w:t xml:space="preserve">explicitement non exclusif</w:t>
+      </w:r>
+      <w:r>
+        <w:t xml:space="preserve">. Vous continuez à vendre à votre comptoir, sur Facebook, à vos habitués, exactement comme aujourd’hui. »</w:t>
+      </w:r>
+    </w:p>
+    <w:p>
+      <w:pPr>
+        <w:pStyle w:val="FirstParagraph"/>
+      </w:pPr>
+      <w:r>
+        <w:rPr>
+          <w:b/>
+          <w:bCs/>
+        </w:rPr>
+        <w:t xml:space="preserve">« Si tout passe par vous, je deviens dépendant. »</w:t>
+      </w:r>
+    </w:p>
+    <w:p>
+      <w:pPr>
+        <w:pStyle w:val="BlockText"/>
+      </w:pPr>
+      <w:r>
+        <w:t xml:space="preserve">« Vous gardez vos clients, votre magasin, vos prix et votre stock. Nous ne sommes</w:t>
+      </w:r>
+      <w:r>
+        <w:t xml:space="preserve"> </w:t>
+      </w:r>
+      <w:r>
+        <w:rPr>
+          <w:b/>
+          <w:bCs/>
+        </w:rPr>
+        <w:t xml:space="preserve">qu’un canal de plus</w:t>
+      </w:r>
+      <w:r>
+        <w:t xml:space="preserve"> </w:t>
+      </w:r>
+      <w:r>
+        <w:t xml:space="preserve">— et vous pouvez le couper quand vous voulez. »</w:t>
+      </w:r>
+    </w:p>
+    <w:p>
+      <w:pPr>
+        <w:pStyle w:val="FirstParagraph"/>
+      </w:pPr>
+      <w:r>
+        <w:rPr>
+          <w:b/>
+          <w:bCs/>
+        </w:rPr>
+        <w:t xml:space="preserve">« Je ne vous connais pas, vous n’existez pas encore. »</w:t>
+      </w:r>
+    </w:p>
+    <w:p>
+      <w:pPr>
+        <w:pStyle w:val="BlockText"/>
+      </w:pPr>
+      <w:r>
+        <w:t xml:space="preserve">« C’est vrai, et c’est justement pour ça que je suis là aujourd’hui :</w:t>
+      </w:r>
+      <w:r>
+        <w:t xml:space="preserve"> </w:t>
+      </w:r>
+      <w:r>
+        <w:rPr>
+          <w:b/>
+          <w:bCs/>
+        </w:rPr>
+        <w:t xml:space="preserve">nous ouvrons dans les trente jours.</w:t>
+      </w:r>
+      <w:r>
+        <w:t xml:space="preserve"> </w:t>
+      </w:r>
+      <w:r>
+        <w:t xml:space="preserve">Les vendeurs qui entrent maintenant sont ceux dont le stock est en ligne le premier jour, quand toute la demande arrive sur un catalogue encore court. Ceux qui viendront après entreront dans un catalogue déjà rempli. »</w:t>
+      </w:r>
+    </w:p>
+    <w:p>
+      <w:pPr>
+        <w:pStyle w:val="BlockText"/>
+      </w:pPr>
+      <w:r>
+        <w:rPr>
+          <w:i/>
+          <w:iCs/>
+        </w:rPr>
+        <w:t xml:space="preserve">Relance :</w:t>
+      </w:r>
+      <w:r>
+        <w:t xml:space="preserve"> </w:t>
+      </w:r>
+      <w:r>
+        <w:t xml:space="preserve">« Vous préférez être parmi les premiers, ou attendre de voir la place que les autres auront prise ? »</w:t>
+      </w:r>
+    </w:p>
+    <w:bookmarkEnd w:id="42"/>
+    <w:bookmarkEnd w:id="43"/>
+    <w:bookmarkStart w:id="48" w:name="modèle-économique-et-closing"/>
+    <w:p>
+      <w:pPr>
+        <w:pStyle w:val="Heading2"/>
+      </w:pPr>
+      <w:r>
+        <w:t xml:space="preserve">7. Modèle économique et closing</w:t>
+      </w:r>
+    </w:p>
+    <w:bookmarkStart w:id="44" w:name="ce-quon-annonce-tel-quel"/>
+    <w:p>
+      <w:pPr>
+        <w:pStyle w:val="Heading3"/>
+      </w:pPr>
+      <w:r>
+        <w:t xml:space="preserve">Ce qu’on annonce, tel quel</w:t>
+      </w:r>
+    </w:p>
+    <w:p>
+      <w:pPr>
+        <w:pStyle w:val="Compact"/>
+        <w:numPr>
+          <w:ilvl w:val="0"/>
+          <w:numId w:val="1007"/>
+        </w:numPr>
+      </w:pPr>
+      <w:r>
+        <w:rPr>
+          <w:b/>
+          <w:bCs/>
+        </w:rPr>
+        <w:t xml:space="preserve">Aucun frais d’entrée, aucun abonnement vendeur.</w:t>
+      </w:r>
+      <w:r>
+        <w:t xml:space="preserve"> </w:t>
+      </w:r>
+      <w:r>
+        <w:t xml:space="preserve">Nous ne facturons pas l’accès.</w:t>
+      </w:r>
+    </w:p>
+    <w:p>
+      <w:pPr>
+        <w:pStyle w:val="Compact"/>
+        <w:numPr>
+          <w:ilvl w:val="0"/>
+          <w:numId w:val="1007"/>
+        </w:numPr>
+      </w:pPr>
+      <w:r>
+        <w:rPr>
+          <w:b/>
+          <w:bCs/>
+        </w:rPr>
+        <w:t xml:space="preserve">La commission est fixée librement par le vendeur</w:t>
+      </w:r>
+      <w:r>
+        <w:t xml:space="preserve"> </w:t>
+      </w:r>
+      <w:r>
+        <w:t xml:space="preserve">à la publication de chaque pièce, sans montant minimum. Elle est figée au moment où la commande est créée : un changement ultérieur n’affecte pas les commandes déjà passées.</w:t>
+      </w:r>
+    </w:p>
+    <w:p>
+      <w:pPr>
+        <w:pStyle w:val="Compact"/>
+        <w:numPr>
+          <w:ilvl w:val="0"/>
+          <w:numId w:val="1007"/>
+        </w:numPr>
+      </w:pPr>
+      <w:r>
+        <w:rPr>
+          <w:b/>
+          <w:bCs/>
+        </w:rPr>
+        <w:t xml:space="preserve">Elle est prélevée sur l’encaissement</w:t>
+      </w:r>
+      <w:r>
+        <w:t xml:space="preserve">, au moment où le client paie à la livraison — jamais d’avance. Le solde part vers le vendeur immédiatement.</w:t>
+      </w:r>
+    </w:p>
+    <w:p>
+      <w:pPr>
+        <w:pStyle w:val="Compact"/>
+        <w:numPr>
+          <w:ilvl w:val="0"/>
+          <w:numId w:val="1007"/>
+        </w:numPr>
+      </w:pPr>
+      <w:r>
+        <w:rPr>
+          <w:b/>
+          <w:bCs/>
+        </w:rPr>
+        <w:t xml:space="preserve">En cas de retour ou de litige justifié, la commission n’est pas due.</w:t>
+      </w:r>
+    </w:p>
+    <w:p>
+      <w:pPr>
+        <w:pStyle w:val="Compact"/>
+        <w:numPr>
+          <w:ilvl w:val="0"/>
+          <w:numId w:val="1007"/>
+        </w:numPr>
+      </w:pPr>
+      <w:r>
+        <w:rPr>
+          <w:b/>
+          <w:bCs/>
+        </w:rPr>
+        <w:t xml:space="preserve">Le contrat est non exclusif</w:t>
+      </w:r>
+      <w:r>
+        <w:t xml:space="preserve">, et résiliable.</w:t>
+      </w:r>
+    </w:p>
+    <w:p>
+      <w:pPr>
+        <w:pStyle w:val="FirstParagraph"/>
+      </w:pPr>
+      <w:r>
+        <w:t xml:space="preserve">Sur le terrain, les commissions que les vendeurs retiennent se situent le plus souvent</w:t>
+      </w:r>
+      <w:r>
+        <w:t xml:space="preserve"> </w:t>
+      </w:r>
+      <w:r>
+        <w:rPr>
+          <w:b/>
+          <w:bCs/>
+        </w:rPr>
+        <w:t xml:space="preserve">entre 5 et 10 %</w:t>
+      </w:r>
+      <w:r>
+        <w:t xml:space="preserve">. C’est une</w:t>
+      </w:r>
+      <w:r>
+        <w:t xml:space="preserve"> </w:t>
+      </w:r>
+      <w:r>
+        <w:rPr>
+          <w:b/>
+          <w:bCs/>
+        </w:rPr>
+        <w:t xml:space="preserve">observation de marché</w:t>
+      </w:r>
+      <w:r>
+        <w:t xml:space="preserve">, pas un barème : on ne la présente jamais comme une recommandation, et on ne suggère jamais de taux. Si le vendeur demande un chiffre, on lui renvoie la question : « à combien vous seriez à l’aise pour un client que vous n’auriez pas eu ? ».</w:t>
+      </w:r>
+    </w:p>
+    <w:bookmarkEnd w:id="44"/>
+    <w:bookmarkStart w:id="45" w:name="le-contexte-de-prélancement"/>
+    <w:p>
+      <w:pPr>
+        <w:pStyle w:val="Heading3"/>
+      </w:pPr>
+      <w:r>
+        <w:t xml:space="preserve">Le contexte de prélancement</w:t>
+      </w:r>
+    </w:p>
+    <w:p>
+      <w:pPr>
+        <w:pStyle w:val="FirstParagraph"/>
+      </w:pPr>
+      <w:r>
+        <w:rPr>
+          <w:b/>
+          <w:bCs/>
+        </w:rPr>
+        <w:t xml:space="preserve">Pièces ouvre dans les trente jours.</w:t>
+      </w:r>
+      <w:r>
+        <w:t xml:space="preserve"> </w:t>
+      </w:r>
+      <w:r>
+        <w:t xml:space="preserve">Ce n’est pas une information qu’on cache : c’est le cadre de toute la conversation de closing. On ne vend pas des résultats passés — il n’y en a pas encore —</w:t>
+      </w:r>
+      <w:r>
+        <w:t xml:space="preserve"> </w:t>
+      </w:r>
+      <w:r>
+        <w:rPr>
+          <w:b/>
+          <w:bCs/>
+        </w:rPr>
+        <w:t xml:space="preserve">on vend une place à l’ouverture</w:t>
+      </w:r>
+      <w:r>
+        <w:t xml:space="preserve">. Deux conséquences directes :</w:t>
+      </w:r>
+    </w:p>
+    <w:p>
+      <w:pPr>
+        <w:pStyle w:val="Compact"/>
+        <w:numPr>
+          <w:ilvl w:val="0"/>
+          <w:numId w:val="1008"/>
+        </w:numPr>
+      </w:pPr>
+      <w:r>
+        <w:rPr>
+          <w:b/>
+          <w:bCs/>
+        </w:rPr>
+        <w:t xml:space="preserve">On ne propose jamais « d’observer pendant quinze jours ».</w:t>
+      </w:r>
+      <w:r>
+        <w:t xml:space="preserve"> </w:t>
+      </w:r>
+      <w:r>
+        <w:t xml:space="preserve">Il n’y a pas encore de ventes à observer, et un rendez-vous de bilan à quinze jours serait démenti par les faits. La date qu’on pose en sortie de visite, c’est</w:t>
+      </w:r>
+      <w:r>
+        <w:t xml:space="preserve"> </w:t>
+      </w:r>
+      <w:r>
+        <w:rPr>
+          <w:b/>
+          <w:bCs/>
+        </w:rPr>
+        <w:t xml:space="preserve">le jour de la mise en ligne</w:t>
+      </w:r>
+      <w:r>
+        <w:t xml:space="preserve">, pas un bilan de résultats.</w:t>
+      </w:r>
+    </w:p>
+    <w:p>
+      <w:pPr>
+        <w:pStyle w:val="Compact"/>
+        <w:numPr>
+          <w:ilvl w:val="0"/>
+          <w:numId w:val="1008"/>
+        </w:numPr>
+      </w:pPr>
+      <w:r>
+        <w:rPr>
+          <w:b/>
+          <w:bCs/>
+        </w:rPr>
+        <w:t xml:space="preserve">On vend la primauté.</w:t>
+      </w:r>
+      <w:r>
+        <w:t xml:space="preserve"> </w:t>
+      </w:r>
+      <w:r>
+        <w:t xml:space="preserve">Être présent au lancement, c’est avoir son stock dans le catalogue du premier jour, apparaître en tête des recherches quand la demande arrive sur un catalogue encore court, et être cité dans la campagne d’ouverture.</w:t>
+      </w:r>
+    </w:p>
+    <w:p>
+      <w:pPr>
+        <w:pStyle w:val="FirstParagraph"/>
+      </w:pPr>
+      <w:r>
+        <w:t xml:space="preserve">La phrase de positionnement, à dire telle quelle :</w:t>
+      </w:r>
+      <w:r>
+        <w:t xml:space="preserve"> </w:t>
+      </w:r>
+      <w:r>
+        <w:rPr>
+          <w:b/>
+          <w:bCs/>
+        </w:rPr>
+        <w:t xml:space="preserve">« Nous construisons le Jumia des pièces détachées, pour les professionnels comme pour les particuliers. Le jour de l’ouverture, il n’y aura qu’une poignée de grossistes en ligne. La seule question, c’est de savoir si vous en faites partie. »</w:t>
+      </w:r>
+    </w:p>
+    <w:bookmarkEnd w:id="45"/>
+    <w:bookmarkStart w:id="46" w:name="X575bd95b7b0a7ba75d1c52d2e0d3ca4e78bb750"/>
+    <w:p>
+      <w:pPr>
+        <w:pStyle w:val="Heading3"/>
+      </w:pPr>
+      <w:r>
+        <w:t xml:space="preserve">Les trois niveaux d’engagement de sortie de visite</w:t>
+      </w:r>
+    </w:p>
+    <w:p>
+      <w:pPr>
+        <w:pStyle w:val="FirstParagraph"/>
+      </w:pPr>
+      <w:r>
+        <w:t xml:space="preserve">On ne sort jamais d’un magasin sans un de ces trois oui. Du plus facile au plus engageant :</w:t>
+      </w:r>
+    </w:p>
+    <w:tbl>
+      <w:tblPr>
+        <w:tblStyle w:val="Table"/>
+        <w:tblW w:type="pct" w:w="5000"/>
+        <w:tblLayout w:type="fixed"/>
+        <w:tblLook w:firstRow="1" w:lastRow="0" w:firstColumn="0" w:lastColumn="0" w:noHBand="0" w:noVBand="0" w:val="0020"/>
+      </w:tblPr>
+      <w:tblGrid>
+        <w:gridCol w:w="2640"/>
+        <w:gridCol w:w="2640"/>
+        <w:gridCol w:w="2640"/>
+      </w:tblGrid>
+      <w:tr>
+        <w:trPr>
+          <w:tblHeader w:val="on"/>
+        </w:trPr>
+        <w:tc>
+          <w:tcPr/>
+          <w:p>
+            <w:pPr>
+              <w:pStyle w:val="Compact"/>
+            </w:pPr>
+            <w:r>
+              <w:t xml:space="preserve">Niveau</w:t>
+            </w:r>
+          </w:p>
+        </w:tc>
+        <w:tc>
+          <w:tcPr/>
+          <w:p>
+            <w:pPr>
+              <w:pStyle w:val="Compact"/>
+            </w:pPr>
+            <w:r>
+              <w:t xml:space="preserve">Engagement</w:t>
+            </w:r>
+          </w:p>
+        </w:tc>
+        <w:tc>
+          <w:tcPr/>
+          <w:p>
+            <w:pPr>
+              <w:pStyle w:val="Compact"/>
+            </w:pPr>
+            <w:r>
+              <w:t xml:space="preserve">Question de closing</w:t>
+            </w:r>
+          </w:p>
+        </w:tc>
+      </w:tr>
+      <w:tr>
+        <w:tc>
+          <w:tcPr/>
+          <w:p>
+            <w:pPr>
+              <w:pStyle w:val="Compact"/>
+            </w:pPr>
+            <w:r>
+              <w:t xml:space="preserve">1</w:t>
+            </w:r>
+          </w:p>
+        </w:tc>
+        <w:tc>
+          <w:tcPr/>
+          <w:p>
+            <w:pPr>
+              <w:pStyle w:val="Compact"/>
+            </w:pPr>
+            <w:r>
+              <w:rPr>
+                <w:b/>
+                <w:bCs/>
+              </w:rPr>
+              <w:t xml:space="preserve">Dix références pour l’ouverture</w:t>
+            </w:r>
+            <w:r>
+              <w:t xml:space="preserve"> </w:t>
+            </w:r>
+            <w:r>
+              <w:t xml:space="preserve">— le vendeur choisit dix pièces, on les publie, elles sont dans le catalogue du premier jour</w:t>
+            </w:r>
+          </w:p>
+        </w:tc>
+        <w:tc>
+          <w:tcPr/>
+          <w:p>
+            <w:pPr>
+              <w:pStyle w:val="Compact"/>
+            </w:pPr>
+            <w:r>
+              <w:t xml:space="preserve">« On prend dix pièces que vous voulez faire bouger, on les met en ligne cette semaine : elles seront là le jour de l’ouverture, dans le premier catalogue que les acheteurs verront. On commence par lesquelles ? »</w:t>
+            </w:r>
+          </w:p>
+        </w:tc>
+      </w:tr>
+      <w:tr>
+        <w:tc>
+          <w:tcPr/>
+          <w:p>
+            <w:pPr>
+              <w:pStyle w:val="Compact"/>
+            </w:pPr>
+            <w:r>
+              <w:t xml:space="preserve">2</w:t>
+            </w:r>
+          </w:p>
+        </w:tc>
+        <w:tc>
+          <w:tcPr/>
+          <w:p>
+            <w:pPr>
+              <w:pStyle w:val="Compact"/>
+            </w:pPr>
+            <w:r>
+              <w:rPr>
+                <w:b/>
+                <w:bCs/>
+              </w:rPr>
+              <w:t xml:space="preserve">Mandat Liaison</w:t>
+            </w:r>
+            <w:r>
+              <w:t xml:space="preserve"> </w:t>
+            </w:r>
+            <w:r>
+              <w:t xml:space="preserve">— un agent vient photographier et décrire une partie du stock</w:t>
+            </w:r>
+          </w:p>
+        </w:tc>
+        <w:tc>
+          <w:tcPr/>
+          <w:p>
+            <w:pPr>
+              <w:pStyle w:val="Compact"/>
+            </w:pPr>
+            <w:r>
+              <w:t xml:space="preserve">« Je vous envoie un agent jeudi matin, il reste deux heures, il photographie ce que vous lui montrez. Jeudi ou vendredi ? »</w:t>
+            </w:r>
+          </w:p>
+        </w:tc>
+      </w:tr>
+      <w:tr>
+        <w:tc>
+          <w:tcPr/>
+          <w:p>
+            <w:pPr>
+              <w:pStyle w:val="Compact"/>
+            </w:pPr>
+            <w:r>
+              <w:t xml:space="preserve">3</w:t>
+            </w:r>
+          </w:p>
+        </w:tc>
+        <w:tc>
+          <w:tcPr/>
+          <w:p>
+            <w:pPr>
+              <w:pStyle w:val="Compact"/>
+            </w:pPr>
+            <w:r>
+              <w:rPr>
+                <w:b/>
+                <w:bCs/>
+              </w:rPr>
+              <w:t xml:space="preserve">Contrat d’adhésion signé</w:t>
+            </w:r>
+            <w:r>
+              <w:t xml:space="preserve"> </w:t>
+            </w:r>
+            <w:r>
+              <w:t xml:space="preserve">— KYC, socle de reprise accepté, compte vendeur actif</w:t>
+            </w:r>
+          </w:p>
+        </w:tc>
+        <w:tc>
+          <w:tcPr/>
+          <w:p>
+            <w:pPr>
+              <w:pStyle w:val="Compact"/>
+            </w:pPr>
+            <w:r>
+              <w:t xml:space="preserve">« On ouvre votre compte aujourd’hui : il me faut votre pièce d’identité ou votre RCCM, et vous signez en ligne en deux minutes. On le fait maintenant ? »</w:t>
+            </w:r>
+          </w:p>
+        </w:tc>
+      </w:tr>
+    </w:tbl>
+    <w:p>
+      <w:pPr>
+        <w:pStyle w:val="BodyText"/>
+      </w:pPr>
+      <w:r>
+        <w:t xml:space="preserve">Le niveau 1 est le bon objectif par défaut à la première visite. Un vendeur qui refuse dix références refusera un contrat. Et comme il n’y a rien à montrer avant l’ouverture, la relance qu’on programme n’est pas « on se revoit pour voir les résultats » : c’est</w:t>
+      </w:r>
+      <w:r>
+        <w:t xml:space="preserve"> </w:t>
+      </w:r>
+      <w:r>
+        <w:rPr>
+          <w:b/>
+          <w:bCs/>
+        </w:rPr>
+        <w:t xml:space="preserve">l’appel du jour de la mise en ligne</w:t>
+      </w:r>
+      <w:r>
+        <w:t xml:space="preserve">, puis celui du lancement.</w:t>
+      </w:r>
+    </w:p>
+    <w:bookmarkEnd w:id="46"/>
+    <w:bookmarkStart w:id="47" w:name="ce-quon-ne-promet-jamais"/>
+    <w:p>
+      <w:pPr>
+        <w:pStyle w:val="Heading3"/>
+      </w:pPr>
+      <w:r>
+        <w:t xml:space="preserve">Ce qu’on ne promet jamais</w:t>
+      </w:r>
+    </w:p>
+    <w:p>
+      <w:pPr>
+        <w:pStyle w:val="FirstParagraph"/>
+      </w:pPr>
+      <w:r>
+        <w:t xml:space="preserve">Aucun délai contractuel, aucune pénalité, aucun engagement de volume, aucune exclusivité, aucun remboursement garanti par Pièces au-delà de ce que prévoit le contrat. La rapidité de livraison se présente comme un</w:t>
+      </w:r>
+      <w:r>
+        <w:t xml:space="preserve"> </w:t>
+      </w:r>
+      <w:r>
+        <w:rPr>
+          <w:b/>
+          <w:bCs/>
+        </w:rPr>
+        <w:t xml:space="preserve">bénéfice de service</w:t>
+      </w:r>
+      <w:r>
+        <w:t xml:space="preserve">, jamais comme une garantie. Et on ne cite jamais de plancher ni de barème de commission : le vendeur fixe, nous constatons.</w:t>
+      </w:r>
+    </w:p>
+    <w:p>
+      <w:pPr>
+        <w:pStyle w:val="BodyText"/>
+      </w:pPr>
+      <w:r>
+        <w:t xml:space="preserve">En prélancement, deux interdits s’ajoutent :</w:t>
+      </w:r>
+      <w:r>
+        <w:t xml:space="preserve"> </w:t>
+      </w:r>
+      <w:r>
+        <w:rPr>
+          <w:b/>
+          <w:bCs/>
+        </w:rPr>
+        <w:t xml:space="preserve">aucune promesse de ventes ou de volume à l’ouverture</w:t>
+      </w:r>
+      <w:r>
+        <w:t xml:space="preserve"> </w:t>
+      </w:r>
+      <w:r>
+        <w:t xml:space="preserve">— la primauté est une position, pas un chiffre d’affaires annoncé — et</w:t>
+      </w:r>
+      <w:r>
+        <w:t xml:space="preserve"> </w:t>
+      </w:r>
+      <w:r>
+        <w:rPr>
+          <w:b/>
+          <w:bCs/>
+        </w:rPr>
+        <w:t xml:space="preserve">aucune date de lancement au jour près</w:t>
+      </w:r>
+      <w:r>
+        <w:t xml:space="preserve">. On dit « dans les trente jours », rien de plus précis.</w:t>
+      </w:r>
+    </w:p>
+    <w:bookmarkEnd w:id="47"/>
+    <w:bookmarkEnd w:id="48"/>
+    <w:bookmarkStart w:id="49" w:name="fiche-de-compte-rendu"/>
+    <w:p>
+      <w:pPr>
+        <w:pStyle w:val="Heading2"/>
+      </w:pPr>
+      <w:r>
+        <w:t xml:space="preserve">8. Fiche de compte-rendu</w:t>
+      </w:r>
+    </w:p>
+    <w:p>
+      <w:pPr>
+        <w:pStyle w:val="FirstParagraph"/>
+      </w:pPr>
+      <w:r>
+        <w:t xml:space="preserve">À remplir</w:t>
+      </w:r>
+      <w:r>
+        <w:t xml:space="preserve"> </w:t>
+      </w:r>
+      <w:r>
+        <w:rPr>
+          <w:b/>
+          <w:bCs/>
+        </w:rPr>
+        <w:t xml:space="preserve">le jour même</w:t>
+      </w:r>
+      <w:r>
+        <w:t xml:space="preserve">, dans l’onglet « Compte-rendu de visite » du classeur de prospection, et à répercuter sur la ligne du prospect (statut, prochaine action, date de relance, score revu).</w:t>
+      </w:r>
+    </w:p>
+    <w:tbl>
+      <w:tblPr>
+        <w:tblStyle w:val="Table"/>
+        <w:tblW w:type="pct" w:w="5000"/>
+        <w:tblLayout w:type="fixed"/>
+        <w:tblLook w:firstRow="1" w:lastRow="0" w:firstColumn="0" w:lastColumn="0" w:noHBand="0" w:noVBand="0" w:val="0020"/>
+      </w:tblPr>
+      <w:tblGrid>
+        <w:gridCol w:w="3960"/>
+        <w:gridCol w:w="3960"/>
+      </w:tblGrid>
+      <w:tr>
+        <w:trPr>
+          <w:tblHeader w:val="on"/>
+        </w:trPr>
+        <w:tc>
+          <w:tcPr/>
+          <w:p>
+            <w:pPr>
+              <w:pStyle w:val="Compact"/>
+            </w:pPr>
+            <w:r>
+              <w:t xml:space="preserve">Champ</w:t>
+            </w:r>
+          </w:p>
+        </w:tc>
+        <w:tc>
+          <w:tcPr/>
+          <w:p>
+            <w:pPr>
+              <w:pStyle w:val="Compact"/>
+            </w:pPr>
+            <w:r>
+              <w:t xml:space="preserve">Ce qu’on note</w:t>
+            </w:r>
+          </w:p>
+        </w:tc>
+      </w:tr>
+      <w:tr>
+        <w:tc>
+          <w:tcPr/>
+          <w:p>
+            <w:pPr>
+              <w:pStyle w:val="Compact"/>
+            </w:pPr>
+            <w:r>
               <w:t xml:space="preserve">Date, ID prospect, enseigne</w:t>
             </w:r>
           </w:p>
@@ -3184,7 +4572,7 @@
               <w:pStyle w:val="Compact"/>
             </w:pPr>
             <w:r>
-              <w:t xml:space="preserve">L'identifiant de la ligne du classeur, pour ne pas créer de doublon</w:t>
+              <w:t xml:space="preserve">L’identifiant de la ligne du classeur, pour ne pas créer de doublon</w:t>
             </w:r>
           </w:p>
         </w:tc>
@@ -3266,7 +4654,7 @@
               <w:pStyle w:val="Compact"/>
             </w:pPr>
             <w:r>
-              <w:t xml:space="preserve">Ce qu'on publiera en premier</w:t>
+              <w:t xml:space="preserve">Ce qu’on publiera en premier</w:t>
             </w:r>
           </w:p>
         </w:tc>
@@ -3338,7 +4726,7 @@
               <w:pStyle w:val="Compact"/>
             </w:pPr>
             <w:r>
-              <w:t xml:space="preserve">Nom et téléphone de celui qui publiera les arrivages après le passage de l'agent</w:t>
+              <w:t xml:space="preserve">Nom et téléphone de celui qui publiera les arrivages après le passage de l’agent</w:t>
             </w:r>
           </w:p>
         </w:tc>
@@ -3362,7 +4750,7 @@
               <w:pStyle w:val="Compact"/>
             </w:pPr>
             <w:r>
-              <w:t xml:space="preserve">Effort d'intégration</w:t>
+              <w:t xml:space="preserve">Effort d’intégration</w:t>
             </w:r>
           </w:p>
         </w:tc>
@@ -3386,7 +4774,7 @@
               <w:pStyle w:val="Compact"/>
             </w:pPr>
             <w:r>
-              <w:t xml:space="preserve">Par quel canal on lui transmet son argent après l'encaissement</w:t>
+              <w:t xml:space="preserve">Par quel canal on lui transmet son argent après l’encaissement</w:t>
             </w:r>
           </w:p>
         </w:tc>
@@ -3410,7 +4798,7 @@
               <w:pStyle w:val="Compact"/>
             </w:pPr>
             <w:r>
-              <w:t xml:space="preserve">Textuellement, dans ses mots — c'est ce qui fait progresser ce guide</w:t>
+              <w:t xml:space="preserve">Textuellement, dans ses mots — c’est ce qui fait progresser ce guide</w:t>
             </w:r>
           </w:p>
         </w:tc>
@@ -3463,18 +4851,18 @@
               <w:pStyle w:val="Compact"/>
             </w:pPr>
             <w:r>
-              <w:t xml:space="preserve">Niveau d'engagement obtenu</w:t>
-            </w:r>
-          </w:p>
-        </w:tc>
-        <w:tc>
-          <w:tcPr/>
-          <w:p>
-            <w:pPr>
-              <w:pStyle w:val="Compact"/>
-            </w:pPr>
-            <w:r>
-              <w:t xml:space="preserve">Dix références pour l'ouverture / mandat Liaison / contrat signé / nouveau rendez-vous / refus</w:t>
+              <w:t xml:space="preserve">Niveau d’engagement obtenu</w:t>
+            </w:r>
+          </w:p>
+        </w:tc>
+        <w:tc>
+          <w:tcPr/>
+          <w:p>
+            <w:pPr>
+              <w:pStyle w:val="Compact"/>
+            </w:pPr>
+            <w:r>
+              <w:t xml:space="preserve">Dix références pour l’ouverture / mandat Liaison / contrat signé / nouveau rendez-vous / refus</w:t>
             </w:r>
           </w:p>
         </w:tc>
@@ -3498,7 +4886,7 @@
               <w:pStyle w:val="Compact"/>
             </w:pPr>
             <w:r>
-              <w:t xml:space="preserve">Une action, une date. Sans date, ce n'est pas une action</w:t>
+              <w:t xml:space="preserve">Une action, une date. Sans date, ce n’est pas une action</w:t>
             </w:r>
           </w:p>
         </w:tc>
@@ -3528,8 +4916,33 @@
         </w:tc>
       </w:tr>
     </w:tbl>
-    <w:bookmarkEnd w:id="37"/>
-    <w:bookmarkStart w:id="38" w:name="Xb8e163bd62910f848a772efd1f73bebe2751d7f"/>
+    <w:p>
+      <w:pPr>
+        <w:pStyle w:val="BodyText"/>
+      </w:pPr>
+      <w:r>
+        <w:t xml:space="preserve">La règle d’or :</w:t>
+      </w:r>
+      <w:r>
+        <w:t xml:space="preserve"> </w:t>
+      </w:r>
+      <w:r>
+        <w:t xml:space="preserve">aucun contact sans trace</w:t>
+      </w:r>
+      <w:r>
+        <w:t xml:space="preserve">.</w:t>
+      </w:r>
+    </w:p>
+    <w:p>
+      <w:pPr>
+        <w:pStyle w:val="BodyText"/>
+      </w:pPr>
+      <w:r>
+        <w:t xml:space="preserve">Une visite non consignée est une visite perdue pour l’équipe : personne ne sait qu’elle a eu lieu, et le vendeur sera démarché deux fois — ou jamais relancé.</w:t>
+      </w:r>
+    </w:p>
+    <w:bookmarkEnd w:id="49"/>
+    <w:bookmarkStart w:id="50" w:name="après-le-oui"/>
     <w:p>
       <w:pPr>
         <w:pStyle w:val="Heading2"/>
@@ -3575,17 +4988,17 @@
         <w:t xml:space="preserve"> </w:t>
       </w:r>
       <w:r>
-        <w:t xml:space="preserve">(RCCM ou pièce d'identité),</w:t>
-      </w:r>
-      <w:r>
-        <w:t xml:space="preserve"> </w:t>
-      </w:r>
-      <w:r>
-        <w:rPr>
-          <w:b/>
-          <w:bCs/>
-        </w:rPr>
-        <w:t xml:space="preserve">passage de l'agent Liaison</w:t>
+        <w:t xml:space="preserve">(RCCM ou pièce d’identité),</w:t>
+      </w:r>
+      <w:r>
+        <w:t xml:space="preserve"> </w:t>
+      </w:r>
+      <w:r>
+        <w:rPr>
+          <w:b/>
+          <w:bCs/>
+        </w:rPr>
+        <w:t xml:space="preserve">passage de l’agent Liaison</w:t>
       </w:r>
       <w:r>
         <w:t xml:space="preserve"> </w:t>
@@ -3601,13 +5014,13 @@
           <w:b/>
           <w:bCs/>
         </w:rPr>
-        <w:t xml:space="preserve">formation de l'employé désigné</w:t>
-      </w:r>
-      <w:r>
-        <w:t xml:space="preserve"> </w:t>
-      </w:r>
-      <w:r>
-        <w:t xml:space="preserve">par le vendeur, qui publiera les arrivages suivants. Le nom de cet employé se note dès la visite : sans lui, le catalogue s'arrête au jour du passage de l'agent. Le contrat d'adhésion se signe en ligne, par lien, avec le nom du signataire et une case d'acceptation — il n'y a rien à imprimer.</w:t>
+        <w:t xml:space="preserve">formation de l’employé désigné</w:t>
+      </w:r>
+      <w:r>
+        <w:t xml:space="preserve"> </w:t>
+      </w:r>
+      <w:r>
+        <w:t xml:space="preserve">par le vendeur, qui publiera les arrivages suivants. Le nom de cet employé se note dès la visite : sans lui, le catalogue s’arrête au jour du passage de l’agent. Le contrat d’adhésion se signe en ligne, par lien, avec le nom du signataire et une case d’acceptation — il n’y a rien à imprimer.</w:t>
       </w:r>
     </w:p>
     <w:p>
@@ -3615,20 +5028,20 @@
         <w:pStyle w:val="BodyText"/>
       </w:pPr>
       <w:r>
-        <w:t xml:space="preserve">À partir de là, Pièces lui transmet ses commandes par WhatsApp ; il confirme et prépare la pièce, nous venons l'enlever, notre livreur encaisse le client à la remise, et l'argent du vendeur lui est transmis dans la foulée. Si le client ne paie pas, la pièce lui revient. Notre travail commercial n'est pas fini pour autant :</w:t>
-      </w:r>
-      <w:r>
-        <w:t xml:space="preserve"> </w:t>
-      </w:r>
-      <w:r>
-        <w:rPr>
-          <w:b/>
-          <w:bCs/>
-        </w:rPr>
-        <w:t xml:space="preserve">la première vente est l'événement qui convertit vraiment</w:t>
-      </w:r>
-      <w:r>
-        <w:t xml:space="preserve">. Avant l'ouverture, le seul indicateur qui compte est le</w:t>
+        <w:t xml:space="preserve">À partir de là, Pièces lui transmet ses commandes par WhatsApp ; il confirme et prépare la pièce, nous venons l’enlever, notre livreur encaisse le client à la remise, et l’argent du vendeur lui est transmis dans la foulée. Si le client ne paie pas, la pièce lui revient. Notre travail commercial n’est pas fini pour autant :</w:t>
+      </w:r>
+      <w:r>
+        <w:t xml:space="preserve"> </w:t>
+      </w:r>
+      <w:r>
+        <w:rPr>
+          <w:b/>
+          <w:bCs/>
+        </w:rPr>
+        <w:t xml:space="preserve">la première vente est l’événement qui convertit vraiment</w:t>
+      </w:r>
+      <w:r>
+        <w:t xml:space="preserve">. Avant l’ouverture, le seul indicateur qui compte est le</w:t>
       </w:r>
       <w:r>
         <w:t xml:space="preserve"> </w:t>
@@ -3644,7 +5057,7 @@
         <w:t xml:space="preserve"> </w:t>
       </w:r>
       <w:r>
-        <w:t xml:space="preserve">par vendeur signé ; après l'ouverture, c'est la</w:t>
+        <w:t xml:space="preserve">par vendeur signé ; après l’ouverture, c’est la</w:t>
       </w:r>
       <w:r>
         <w:t xml:space="preserve"> </w:t>
@@ -3660,7 +5073,7 @@
         <w:t xml:space="preserve"> </w:t>
       </w:r>
       <w:r>
-        <w:t xml:space="preserve">— un vendeur qui ne l'a pas faite est un vendeur perdu.</w:t>
+        <w:t xml:space="preserve">— un vendeur qui ne l’a pas faite est un vendeur perdu.</w:t>
       </w:r>
     </w:p>
     <w:p>
@@ -3679,16 +5092,12 @@
           <w:i/>
           <w:iCs/>
         </w:rPr>
-        <w:t xml:space="preserve">Document interne Pièces — Direction commerciale. Chiffres de marché issus de l'étude sur les coûts d'exploitation VTC en Côte d'Ivoire ; clauses citées issues du contrat d'adhésion vendeur en vigueur. À utiliser avec le classeur de prospection « prospection-vendeurs-2026-08.xlsx ».</w:t>
-      </w:r>
-    </w:p>
-    <w:bookmarkEnd w:id="38"/>
-    <w:bookmarkEnd w:id="39"/>
-    <w:sectPr>
-      <w:footnotePr>
-        <w:numRestart w:val="eachSect"/>
-      </w:footnotePr>
-    </w:sectPr>
+        <w:t xml:space="preserve">Document interne Pièces — Direction commerciale. Chiffres de marché issus de l’étude sur les coûts d’exploitation VTC en Côte d’Ivoire ; clauses citées issues du contrat d’adhésion vendeur en vigueur. À utiliser avec le classeur de prospection « prospection-vendeurs-2026-08.xlsx ».</w:t>
+      </w:r>
+    </w:p>
+    <w:bookmarkEnd w:id="50"/>
+    <w:bookmarkEnd w:id="51"/>
+    <w:sectPr/>
   </w:body>
 </w:document>
 </file>
@@ -3895,6 +5304,91 @@
       <w:rPr>
         <w:rFonts w:ascii="Wingdings" w:hAnsi="Wingdings" w:cs="Wingdings" w:hint="default"/>
       </w:rPr>
+    </w:lvl>
+  </w:abstractNum>
+  <w:abstractNum w:abstractNumId="99411">
+    <w:nsid w:val="00A99411"/>
+    <w:multiLevelType w:val="multilevel"/>
+    <w:lvl w:ilvl="0">
+      <w:start w:val="1"/>
+      <w:numFmt w:val="decimal"/>
+      <w:lvlText w:val="%1."/>
+      <w:lvlJc w:val="left"/>
+      <w:pPr>
+        <w:ind w:left="720" w:hanging="360"/>
+      </w:pPr>
+    </w:lvl>
+    <w:lvl w:ilvl="1">
+      <w:start w:val="1"/>
+      <w:numFmt w:val="decimal"/>
+      <w:lvlText w:val="%2."/>
+      <w:lvlJc w:val="left"/>
+      <w:pPr>
+        <w:ind w:left="1440" w:hanging="360"/>
+      </w:pPr>
+    </w:lvl>
+    <w:lvl w:ilvl="2">
+      <w:start w:val="1"/>
+      <w:numFmt w:val="decimal"/>
+      <w:lvlText w:val="%3."/>
+      <w:lvlJc w:val="left"/>
+      <w:pPr>
+        <w:ind w:left="2160" w:hanging="360"/>
+      </w:pPr>
+    </w:lvl>
+    <w:lvl w:ilvl="3">
+      <w:start w:val="1"/>
+      <w:numFmt w:val="decimal"/>
+      <w:lvlText w:val="%4."/>
+      <w:lvlJc w:val="left"/>
+      <w:pPr>
+        <w:ind w:left="2880" w:hanging="360"/>
+      </w:pPr>
+    </w:lvl>
+    <w:lvl w:ilvl="4">
+      <w:start w:val="1"/>
+      <w:numFmt w:val="decimal"/>
+      <w:lvlText w:val="%5."/>
+      <w:lvlJc w:val="left"/>
+      <w:pPr>
+        <w:ind w:left="3600" w:hanging="360"/>
+      </w:pPr>
+    </w:lvl>
+    <w:lvl w:ilvl="5">
+      <w:start w:val="1"/>
+      <w:numFmt w:val="decimal"/>
+      <w:lvlText w:val="%6."/>
+      <w:lvlJc w:val="left"/>
+      <w:pPr>
+        <w:ind w:left="4320" w:hanging="360"/>
+      </w:pPr>
+    </w:lvl>
+    <w:lvl w:ilvl="6">
+      <w:start w:val="1"/>
+      <w:numFmt w:val="decimal"/>
+      <w:lvlText w:val="%7."/>
+      <w:lvlJc w:val="left"/>
+      <w:pPr>
+        <w:ind w:left="5040" w:hanging="360"/>
+      </w:pPr>
+    </w:lvl>
+    <w:lvl w:ilvl="7">
+      <w:start w:val="1"/>
+      <w:numFmt w:val="decimal"/>
+      <w:lvlText w:val="%8."/>
+      <w:lvlJc w:val="left"/>
+      <w:pPr>
+        <w:ind w:left="5760" w:hanging="360"/>
+      </w:pPr>
+    </w:lvl>
+    <w:lvl w:ilvl="8">
+      <w:start w:val="1"/>
+      <w:numFmt w:val="decimal"/>
+      <w:lvlText w:val="%9."/>
+      <w:lvlJc w:val="left"/>
+      <w:pPr>
+        <w:ind w:left="6480" w:hanging="360"/>
+      </w:pPr>
     </w:lvl>
   </w:abstractNum>
   <w:num w:numId="1000">
@@ -3916,6 +5410,39 @@
     <w:abstractNumId w:val="991"/>
   </w:num>
   <w:num w:numId="1006">
+    <w:abstractNumId w:val="99411"/>
+    <w:lvlOverride w:ilvl="0">
+      <w:startOverride w:val="1"/>
+    </w:lvlOverride>
+    <w:lvlOverride w:ilvl="1">
+      <w:startOverride w:val="1"/>
+    </w:lvlOverride>
+    <w:lvlOverride w:ilvl="2">
+      <w:startOverride w:val="1"/>
+    </w:lvlOverride>
+    <w:lvlOverride w:ilvl="3">
+      <w:startOverride w:val="1"/>
+    </w:lvlOverride>
+    <w:lvlOverride w:ilvl="4">
+      <w:startOverride w:val="1"/>
+    </w:lvlOverride>
+    <w:lvlOverride w:ilvl="5">
+      <w:startOverride w:val="1"/>
+    </w:lvlOverride>
+    <w:lvlOverride w:ilvl="6">
+      <w:startOverride w:val="1"/>
+    </w:lvlOverride>
+    <w:lvlOverride w:ilvl="7">
+      <w:startOverride w:val="1"/>
+    </w:lvlOverride>
+    <w:lvlOverride w:ilvl="8">
+      <w:startOverride w:val="1"/>
+    </w:lvlOverride>
+  </w:num>
+  <w:num w:numId="1007">
+    <w:abstractNumId w:val="991"/>
+  </w:num>
+  <w:num w:numId="1008">
     <w:abstractNumId w:val="991"/>
   </w:num>
 </w:numbering>
@@ -3981,6 +5508,8 @@
     </w:pPr>
     <w:rPr>
       <w:rFonts w:asciiTheme="majorHAnsi" w:cstheme="majorBidi" w:eastAsiaTheme="majorEastAsia" w:hAnsiTheme="majorHAnsi"/>
+      <w:spacing w:val="-10"/>
+      <w:kern w:val="28"/>
       <w:sz w:val="56"/>
       <w:szCs w:val="56"/>
     </w:rPr>
@@ -3993,6 +5522,8 @@
     <w:rsid w:val="00A10FD9"/>
     <w:rPr>
       <w:rFonts w:asciiTheme="majorHAnsi" w:cstheme="majorBidi" w:eastAsiaTheme="majorEastAsia" w:hAnsiTheme="majorHAnsi"/>
+      <w:spacing w:val="-10"/>
+      <w:kern w:val="28"/>
       <w:sz w:val="56"/>
       <w:szCs w:val="56"/>
     </w:rPr>
@@ -4033,31 +5564,23 @@
   </w:style>
   <w:style w:customStyle="1" w:styleId="Author" w:type="paragraph">
     <w:name w:val="Author"/>
-    <w:basedOn w:val="Title"/>
     <w:next w:val="BodyText"/>
     <w:qFormat/>
     <w:pPr>
       <w:keepNext/>
       <w:keepLines/>
+      <w:jc w:val="center"/>
     </w:pPr>
-    <w:rPr>
-      <w:sz w:val="24"/>
-      <w:szCs w:val="24"/>
-    </w:rPr>
   </w:style>
   <w:style w:styleId="Date" w:type="paragraph">
     <w:name w:val="Date"/>
-    <w:basedOn w:val="Title"/>
     <w:next w:val="BodyText"/>
     <w:qFormat/>
     <w:pPr>
       <w:keepNext/>
       <w:keepLines/>
+      <w:jc w:val="center"/>
     </w:pPr>
-    <w:rPr>
-      <w:sz w:val="24"/>
-      <w:szCs w:val="24"/>
-    </w:rPr>
   </w:style>
   <w:style w:customStyle="1" w:styleId="AbstractTitle" w:type="paragraph">
     <w:name w:val="Abstract Title"/>

--- a/docs/guide-prospection-vendeurs-2026-08.docx
+++ b/docs/guide-prospection-vendeurs-2026-08.docx
@@ -1553,6 +1553,54 @@
         <w:t xml:space="preserve">S’il dit oui, on le note et on y revient à l’argumentaire (accroche « flottes », section 5). On n’enchaîne pas dessus maintenant.</w:t>
       </w:r>
     </w:p>
+    <w:p>
+      <w:pPr>
+        <w:pStyle w:val="BodyText"/>
+      </w:pPr>
+      <w:r>
+        <w:t xml:space="preserve">On n’interroge pas un commerçant sur sa clientèle. Jamais.</w:t>
+      </w:r>
+    </w:p>
+    <w:p>
+      <w:pPr>
+        <w:pStyle w:val="BodyText"/>
+      </w:pPr>
+      <w:r>
+        <w:t xml:space="preserve">Pas de « depuis quand vous êtes installés », pas de « qui sont vos clients », pas de « combien vous en servez par jour », pas de « d’où viennent vos nouveaux clients ». En Côte d’Ivoire, ces questions-là, posées par un inconnu qui entre dans un magasin,</w:t>
+      </w:r>
+      <w:r>
+        <w:t xml:space="preserve"> </w:t>
+      </w:r>
+      <w:r>
+        <w:t xml:space="preserve">installent la méfiance immédiatement</w:t>
+      </w:r>
+      <w:r>
+        <w:t xml:space="preserve"> </w:t>
+      </w:r>
+      <w:r>
+        <w:t xml:space="preserve">: on a l’air de compter sa recette ou de repérer son carnet d’adresses. Et l’information n’est pas décisive — on qualifie très bien une fiche sans elle.</w:t>
+      </w:r>
+    </w:p>
+    <w:p>
+      <w:pPr>
+        <w:pStyle w:val="BodyText"/>
+      </w:pPr>
+      <w:r>
+        <w:t xml:space="preserve">La seule exception est la question ci-dessus sur les sociétés, parce qu’elle porte sur un</w:t>
+      </w:r>
+      <w:r>
+        <w:t xml:space="preserve"> </w:t>
+      </w:r>
+      <w:r>
+        <w:t xml:space="preserve">type</w:t>
+      </w:r>
+      <w:r>
+        <w:t xml:space="preserve"> </w:t>
+      </w:r>
+      <w:r>
+        <w:t xml:space="preserve">de client, pas sur les siens, et qu’elle ouvre une offre concrète. Si elle passe mal, on l’abandonne aussi.</w:t>
+      </w:r>
+    </w:p>
     <w:bookmarkEnd w:id="25"/>
     <w:bookmarkStart w:id="26" w:name="X82aacf8f4f7d7c056a89fcee43262e603922ba4"/>
     <w:p>
@@ -1625,18 +1673,18 @@
               <w:pStyle w:val="Compact"/>
             </w:pPr>
             <w:r>
-              <w:t xml:space="preserve">« À peu près, vous avez combien de références différentes ? »</w:t>
-            </w:r>
-          </w:p>
-        </w:tc>
-        <w:tc>
-          <w:tcPr/>
-          <w:p>
-            <w:pPr>
-              <w:pStyle w:val="Compact"/>
-            </w:pPr>
-            <w:r>
-              <w:t xml:space="preserve">L’ordre de grandeur suffit — c’est lui qui classe la fiche</w:t>
+              <w:t xml:space="preserve">« Vous avez combien de références disponibles ? Et elles portent les références du constructeur ? »</w:t>
+            </w:r>
+          </w:p>
+        </w:tc>
+        <w:tc>
+          <w:tcPr/>
+          <w:p>
+            <w:pPr>
+              <w:pStyle w:val="Compact"/>
+            </w:pPr>
+            <w:r>
+              <w:t xml:space="preserve">Deux réponses en une : le volume classe la fiche, et la présence des références constructeur conditionne la qualité des annonces et la recherche par compatibilité</w:t>
             </w:r>
           </w:p>
         </w:tc>
@@ -1884,30 +1932,6 @@
               <w:pStyle w:val="Compact"/>
             </w:pPr>
             <w:r>
-              <w:t xml:space="preserve">« Vos pièces ont les références du constructeur dessus ? »</w:t>
-            </w:r>
-          </w:p>
-        </w:tc>
-        <w:tc>
-          <w:tcPr/>
-          <w:p>
-            <w:pPr>
-              <w:pStyle w:val="Compact"/>
-            </w:pPr>
-            <w:r>
-              <w:t xml:space="preserve">Conditionne la qualité des fiches et la recherche par compatibilité</w:t>
-            </w:r>
-          </w:p>
-        </w:tc>
-      </w:tr>
-      <w:tr>
-        <w:tc>
-          <w:tcPr/>
-          <w:p>
-            <w:pPr>
-              <w:pStyle w:val="Compact"/>
-            </w:pPr>
-            <w:r>
               <w:t xml:space="preserve">« Vous vendez de l’origine, de l’adaptable, ou les deux ? »</w:t>
             </w:r>
           </w:p>
@@ -2079,18 +2103,18 @@
               <w:pStyle w:val="Compact"/>
             </w:pPr>
             <w:r>
-              <w:t xml:space="preserve">« Vous avez déjà essayé de vendre en ligne ? Ça a donné quoi ? »</w:t>
-            </w:r>
-          </w:p>
-        </w:tc>
-        <w:tc>
-          <w:tcPr/>
-          <w:p>
-            <w:pPr>
-              <w:pStyle w:val="Compact"/>
-            </w:pPr>
-            <w:r>
-              <w:t xml:space="preserve">Une mauvaise expérience est une objection : on la traite tout de suite, pas au closing</w:t>
+              <w:t xml:space="preserve">« Est-ce que vous vendez déjà en ligne ? Et comment ça se passe ? »</w:t>
+            </w:r>
+          </w:p>
+        </w:tc>
+        <w:tc>
+          <w:tcPr/>
+          <w:p>
+            <w:pPr>
+              <w:pStyle w:val="Compact"/>
+            </w:pPr>
+            <w:r>
+              <w:t xml:space="preserve">On demande au présent, sans supposer un échec : un vendeur actif en ligne comprendra la proposition en deux minutes, un vendeur déçu formule une objection qu’on traite tout de suite plutôt qu’au closing</w:t>
             </w:r>
           </w:p>
         </w:tc>
@@ -2240,18 +2264,18 @@
               <w:pStyle w:val="Compact"/>
             </w:pPr>
             <w:r>
-              <w:t xml:space="preserve">« Entre la commande et la remise de la pièce, il se passe combien de temps ? »</w:t>
-            </w:r>
-          </w:p>
-        </w:tc>
-        <w:tc>
-          <w:tcPr/>
-          <w:p>
-            <w:pPr>
-              <w:pStyle w:val="Compact"/>
-            </w:pPr>
-            <w:r>
-              <w:t xml:space="preserve">Le délai est notre argument produit numéro un</w:t>
+              <w:t xml:space="preserve">« Est-ce que vous livrez en dehors d’Abidjan ? Et si oui, comment ? »</w:t>
+            </w:r>
+          </w:p>
+        </w:tc>
+        <w:tc>
+          <w:tcPr/>
+          <w:p>
+            <w:pPr>
+              <w:pStyle w:val="Compact"/>
+            </w:pPr>
+            <w:r>
+              <w:t xml:space="preserve">Un vendeur qui expédie déjà sur Bouaké ou San Pedro a une solution de transport qu’on peut réutiliser — et une clientèle hors zone que la plateforme peut élargir</w:t>
             </w:r>
           </w:p>
         </w:tc>
@@ -2435,6 +2459,30 @@
               <w:pStyle w:val="Compact"/>
             </w:pPr>
             <w:r>
+              <w:t xml:space="preserve">« Quelles sont les garanties que vous donnez sur vos pièces ? »</w:t>
+            </w:r>
+          </w:p>
+        </w:tc>
+        <w:tc>
+          <w:tcPr/>
+          <w:p>
+            <w:pPr>
+              <w:pStyle w:val="Compact"/>
+            </w:pPr>
+            <w:r>
+              <w:t xml:space="preserve">Sa pratique réelle, avant qu’on lui parle des nôtres. C’est ce qu’on reprendra pièce par pièce à la publication — et la réponse désamorce à l’avance l’objection « vos garanties, c’est un risque pour moi » (6.5)</w:t>
+            </w:r>
+          </w:p>
+        </w:tc>
+      </w:tr>
+      <w:tr>
+        <w:tc>
+          <w:tcPr/>
+          <w:p>
+            <w:pPr>
+              <w:pStyle w:val="Compact"/>
+            </w:pPr>
+            <w:r>
               <w:t xml:space="preserve">« Et quand une pièce vendue revient, ça se passe comment chez vous ? »</w:t>
             </w:r>
           </w:p>
@@ -2916,7 +2964,7 @@
           <w:i/>
           <w:iCs/>
         </w:rPr>
-        <w:t xml:space="preserve">Facebook, WhatsApp Business ou tentative passée, au bloc 3</w:t>
+        <w:t xml:space="preserve">il a dit qu’il vendait déjà en ligne, au bloc 3</w:t>
       </w:r>
     </w:p>
     <w:p>
@@ -4619,18 +4667,18 @@
               <w:pStyle w:val="Compact"/>
             </w:pPr>
             <w:r>
-              <w:t xml:space="preserve">Références en stock (estimation)</w:t>
-            </w:r>
-          </w:p>
-        </w:tc>
-        <w:tc>
-          <w:tcPr/>
-          <w:p>
-            <w:pPr>
-              <w:pStyle w:val="Compact"/>
-            </w:pPr>
-            <w:r>
-              <w:t xml:space="preserve">Ordre de grandeur, pas un chiffre exact</w:t>
+              <w:t xml:space="preserve">Références disponibles</w:t>
+            </w:r>
+          </w:p>
+        </w:tc>
+        <w:tc>
+          <w:tcPr/>
+          <w:p>
+            <w:pPr>
+              <w:pStyle w:val="Compact"/>
+            </w:pPr>
+            <w:r>
+              <w:t xml:space="preserve">Le nombre qu’il annonce, et si les pièces portent les références constructeur</w:t>
             </w:r>
           </w:p>
         </w:tc>
@@ -4739,18 +4787,66 @@
               <w:pStyle w:val="Compact"/>
             </w:pPr>
             <w:r>
-              <w:t xml:space="preserve">Livre-t-il ? Vend-il déjà en ligne ?</w:t>
-            </w:r>
-          </w:p>
-        </w:tc>
-        <w:tc>
-          <w:tcPr/>
-          <w:p>
-            <w:pPr>
-              <w:pStyle w:val="Compact"/>
-            </w:pPr>
-            <w:r>
-              <w:t xml:space="preserve">Effort d’intégration</w:t>
+              <w:t xml:space="preserve">Livre-t-il ? Jusqu’où ? Hors Abidjan ?</w:t>
+            </w:r>
+          </w:p>
+        </w:tc>
+        <w:tc>
+          <w:tcPr/>
+          <w:p>
+            <w:pPr>
+              <w:pStyle w:val="Compact"/>
+            </w:pPr>
+            <w:r>
+              <w:t xml:space="preserve">Zones de livraison de sa fiche, et son moyen de transport s’il expédie à l’intérieur</w:t>
+            </w:r>
+          </w:p>
+        </w:tc>
+      </w:tr>
+      <w:tr>
+        <w:tc>
+          <w:tcPr/>
+          <w:p>
+            <w:pPr>
+              <w:pStyle w:val="Compact"/>
+            </w:pPr>
+            <w:r>
+              <w:t xml:space="preserve">Garanties qu’il pratique</w:t>
+            </w:r>
+          </w:p>
+        </w:tc>
+        <w:tc>
+          <w:tcPr/>
+          <w:p>
+            <w:pPr>
+              <w:pStyle w:val="Compact"/>
+            </w:pPr>
+            <w:r>
+              <w:t xml:space="preserve">Ce qu’il accorde aujourd’hui, dans ses mots — base de ce qu’il choisira pièce par pièce</w:t>
+            </w:r>
+          </w:p>
+        </w:tc>
+      </w:tr>
+      <w:tr>
+        <w:tc>
+          <w:tcPr/>
+          <w:p>
+            <w:pPr>
+              <w:pStyle w:val="Compact"/>
+            </w:pPr>
+            <w:r>
+              <w:t xml:space="preserve">Vend-il déjà en ligne ? Comment ça se passe ?</w:t>
+            </w:r>
+          </w:p>
+        </w:tc>
+        <w:tc>
+          <w:tcPr/>
+          <w:p>
+            <w:pPr>
+              <w:pStyle w:val="Compact"/>
+            </w:pPr>
+            <w:r>
+              <w:t xml:space="preserve">Effort d’intégration, et objection éventuelle à traiter</w:t>
             </w:r>
           </w:p>
         </w:tc>

--- a/docs/guide-prospection-vendeurs-2026-08.docx
+++ b/docs/guide-prospection-vendeurs-2026-08.docx
@@ -1534,23 +1534,23 @@
         <w:pStyle w:val="BodyText"/>
       </w:pPr>
       <w:r>
-        <w:t xml:space="preserve">Puis une seule question avant d’entrer dans le stock, celle qui ouvre la porte de l’offre flotte :</w:t>
-      </w:r>
-    </w:p>
-    <w:p>
-      <w:pPr>
-        <w:pStyle w:val="BlockText"/>
-      </w:pPr>
-      <w:r>
-        <w:t xml:space="preserve">« Vous travaillez avec des sociétés ? Des transporteurs, des taxis, des entreprises qui ont des véhicules ? »</w:t>
-      </w:r>
-    </w:p>
-    <w:p>
-      <w:pPr>
-        <w:pStyle w:val="FirstParagraph"/>
-      </w:pPr>
-      <w:r>
-        <w:t xml:space="preserve">S’il dit oui, on le note et on y revient à l’argumentaire (accroche « flottes », section 5). On n’enchaîne pas dessus maintenant.</w:t>
+        <w:t xml:space="preserve">On enchaîne directement sur le stock (bloc 1).</w:t>
+      </w:r>
+      <w:r>
+        <w:t xml:space="preserve"> </w:t>
+      </w:r>
+      <w:r>
+        <w:rPr>
+          <w:b/>
+          <w:bCs/>
+        </w:rPr>
+        <w:t xml:space="preserve">Aucune question sur ses clients</w:t>
+      </w:r>
+      <w:r>
+        <w:t xml:space="preserve"> </w:t>
+      </w:r>
+      <w:r>
+        <w:t xml:space="preserve">ne vient avant.</w:t>
       </w:r>
     </w:p>
     <w:p>
@@ -1566,7 +1566,7 @@
         <w:pStyle w:val="BodyText"/>
       </w:pPr>
       <w:r>
-        <w:t xml:space="preserve">Pas de « depuis quand vous êtes installés », pas de « qui sont vos clients », pas de « combien vous en servez par jour », pas de « d’où viennent vos nouveaux clients ». En Côte d’Ivoire, ces questions-là, posées par un inconnu qui entre dans un magasin,</w:t>
+        <w:t xml:space="preserve">Pas de « depuis quand vous êtes installés », pas de « qui sont vos clients », pas de « combien vous en servez par jour », pas de « d’où viennent vos nouveaux clients », pas de « vous travaillez avec des sociétés ». En Côte d’Ivoire, ces questions-là, posées par un inconnu qui entre dans un magasin,</w:t>
       </w:r>
       <w:r>
         <w:t xml:space="preserve"> </w:t>
@@ -1586,19 +1586,19 @@
         <w:pStyle w:val="BodyText"/>
       </w:pPr>
       <w:r>
-        <w:t xml:space="preserve">La seule exception est la question ci-dessus sur les sociétés, parce qu’elle porte sur un</w:t>
-      </w:r>
-      <w:r>
-        <w:t xml:space="preserve"> </w:t>
-      </w:r>
-      <w:r>
-        <w:t xml:space="preserve">type</w:t>
-      </w:r>
-      <w:r>
-        <w:t xml:space="preserve"> </w:t>
-      </w:r>
-      <w:r>
-        <w:t xml:space="preserve">de client, pas sur les siens, et qu’elle ouvre une offre concrète. Si elle passe mal, on l’abandonne aussi.</w:t>
+        <w:t xml:space="preserve">Ce qu’on veut savoir de sa clientèle,</w:t>
+      </w:r>
+      <w:r>
+        <w:t xml:space="preserve"> </w:t>
+      </w:r>
+      <w:r>
+        <w:t xml:space="preserve">il le dira de lui-même</w:t>
+      </w:r>
+      <w:r>
+        <w:t xml:space="preserve"> </w:t>
+      </w:r>
+      <w:r>
+        <w:t xml:space="preserve">en parlant de son stock : qui lui prend telle pièce, pour quels véhicules, qui lui doit de l’argent. On écoute, on note, on ne demande pas.</w:t>
       </w:r>
     </w:p>
     <w:bookmarkEnd w:id="25"/>
@@ -2910,7 +2910,7 @@
           <w:i/>
           <w:iCs/>
         </w:rPr>
-        <w:t xml:space="preserve">il a dit oui à la question sociétés, en 4.3</w:t>
+        <w:t xml:space="preserve">il a mentionné de lui-même des sociétés, des taxis ou des transporteurs ; on ne le lui a pas demandé</w:t>
       </w:r>
     </w:p>
     <w:p>
@@ -2936,7 +2936,7 @@
         <w:t xml:space="preserve"> </w:t>
       </w:r>
       <w:r>
-        <w:t xml:space="preserve">« Vous en servez combien aujourd’hui, de sociétés comme ça ? »</w:t>
+        <w:t xml:space="preserve">« Ces sociétés-là, elles vous demandent quoi le plus souvent ? »</w:t>
       </w:r>
     </w:p>
     <w:p>

--- a/docs/guide-prospection-vendeurs-2026-08.docx
+++ b/docs/guide-prospection-vendeurs-2026-08.docx
@@ -2103,42 +2103,18 @@
               <w:pStyle w:val="Compact"/>
             </w:pPr>
             <w:r>
-              <w:t xml:space="preserve">« Est-ce que vous vendez déjà en ligne ? Et comment ça se passe ? »</w:t>
-            </w:r>
-          </w:p>
-        </w:tc>
-        <w:tc>
-          <w:tcPr/>
-          <w:p>
-            <w:pPr>
-              <w:pStyle w:val="Compact"/>
-            </w:pPr>
-            <w:r>
-              <w:t xml:space="preserve">On demande au présent, sans supposer un échec : un vendeur actif en ligne comprendra la proposition en deux minutes, un vendeur déçu formule une objection qu’on traite tout de suite plutôt qu’au closing</w:t>
-            </w:r>
-          </w:p>
-        </w:tc>
-      </w:tr>
-      <w:tr>
-        <w:tc>
-          <w:tcPr/>
-          <w:p>
-            <w:pPr>
-              <w:pStyle w:val="Compact"/>
-            </w:pPr>
-            <w:r>
-              <w:t xml:space="preserve">« Vous avez une page Facebook, un WhatsApp Business ? »</w:t>
-            </w:r>
-          </w:p>
-        </w:tc>
-        <w:tc>
-          <w:tcPr/>
-          <w:p>
-            <w:pPr>
-              <w:pStyle w:val="Compact"/>
-            </w:pPr>
-            <w:r>
-              <w:t xml:space="preserve">Un vendeur déjà en ligne comprend la proposition en deux minutes</w:t>
+              <w:t xml:space="preserve">« Est-ce que vous vendez déjà en ligne — Facebook, WhatsApp Business ? Et comment ça se passe ? »</w:t>
+            </w:r>
+          </w:p>
+        </w:tc>
+        <w:tc>
+          <w:tcPr/>
+          <w:p>
+            <w:pPr>
+              <w:pStyle w:val="Compact"/>
+            </w:pPr>
+            <w:r>
+              <w:t xml:space="preserve">On demande au présent, sans supposer un échec. Un vendeur actif en ligne comprendra la proposition en deux minutes ; un vendeur déçu formule une objection qu’on traite tout de suite plutôt qu’au closing</w:t>
             </w:r>
           </w:p>
         </w:tc>

--- a/docs/guide-prospection-vendeurs-2026-08.docx
+++ b/docs/guide-prospection-vendeurs-2026-08.docx
@@ -1202,6 +1202,41 @@
         <w:t xml:space="preserve">Pas de carte, pas de flyer, pas d’écran. Les mains restent libres.</w:t>
       </w:r>
     </w:p>
+    <w:p>
+      <w:pPr>
+        <w:pStyle w:val="Compact"/>
+        <w:numPr>
+          <w:ilvl w:val="0"/>
+          <w:numId w:val="1005"/>
+        </w:numPr>
+      </w:pPr>
+      <w:r>
+        <w:rPr>
+          <w:b/>
+          <w:bCs/>
+        </w:rPr>
+        <w:t xml:space="preserve">Si on demande « et ça marche déjà ? » dès la porte</w:t>
+      </w:r>
+      <w:r>
+        <w:t xml:space="preserve">, on répond sans détour et on enchaîne : « Pas encore —</w:t>
+      </w:r>
+      <w:r>
+        <w:t xml:space="preserve"> </w:t>
+      </w:r>
+      <w:r>
+        <w:rPr>
+          <w:b/>
+          <w:bCs/>
+        </w:rPr>
+        <w:t xml:space="preserve">nous ne sommes pas en activité, nous recensons d’abord les vendeurs professionnels.</w:t>
+      </w:r>
+      <w:r>
+        <w:t xml:space="preserve"> </w:t>
+      </w:r>
+      <w:r>
+        <w:t xml:space="preserve">Ceux qui seront présents au lancement auront un nouveau canal de distribution pour vendre plus. C’est pour ça que je passe vous voir. » Puis on bascule en découverte (4.3). Le développement complet est en 6.6.</w:t>
+      </w:r>
+    </w:p>
     <w:bookmarkEnd w:id="23"/>
     <w:bookmarkStart w:id="24" w:name="X83021dae1d604d9301e2edae4c6975f0697bd14"/>
     <w:p>
@@ -3592,7 +3627,7 @@
         <w:t xml:space="preserve"> </w:t>
       </w:r>
       <w:r>
-        <w:t xml:space="preserve">« Qui, chez vous, pourrait prendre ça en main ? On commence par dix références ? »</w:t>
+        <w:t xml:space="preserve">« Qui, chez vous, pourrait prendre ça en main ? Et on prend tout le stock d’un coup, tant que l’agent est chez vous — c’est le même déplacement. »</w:t>
       </w:r>
     </w:p>
     <w:p>
@@ -3909,23 +3944,39 @@
         <w:pStyle w:val="BlockText"/>
       </w:pPr>
       <w:r>
-        <w:t xml:space="preserve">« C’est vrai, et c’est justement pour ça que je suis là aujourd’hui :</w:t>
-      </w:r>
-      <w:r>
-        <w:t xml:space="preserve"> </w:t>
-      </w:r>
-      <w:r>
-        <w:rPr>
-          <w:b/>
-          <w:bCs/>
-        </w:rPr>
-        <w:t xml:space="preserve">nous ouvrons dans les trente jours.</w:t>
-      </w:r>
-      <w:r>
-        <w:t xml:space="preserve"> </w:t>
-      </w:r>
-      <w:r>
-        <w:t xml:space="preserve">Les vendeurs qui entrent maintenant sont ceux dont le stock est en ligne le premier jour, quand toute la demande arrive sur un catalogue encore court. Ceux qui viendront après entreront dans un catalogue déjà rempli. »</w:t>
+        <w:t xml:space="preserve">« C’est vrai, et je vous le dis franchement :</w:t>
+      </w:r>
+      <w:r>
+        <w:t xml:space="preserve"> </w:t>
+      </w:r>
+      <w:r>
+        <w:rPr>
+          <w:b/>
+          <w:bCs/>
+        </w:rPr>
+        <w:t xml:space="preserve">nous ne sommes pas encore en activité.</w:t>
+      </w:r>
+      <w:r>
+        <w:t xml:space="preserve"> </w:t>
+      </w:r>
+      <w:r>
+        <w:t xml:space="preserve">Aujourd’hui, nous recensons les vendeurs professionnels de la place, un par un — c’est pour ça que je suis dans votre magasin. Ceux qui seront présents au lancement auront</w:t>
+      </w:r>
+      <w:r>
+        <w:t xml:space="preserve"> </w:t>
+      </w:r>
+      <w:r>
+        <w:rPr>
+          <w:b/>
+          <w:bCs/>
+        </w:rPr>
+        <w:t xml:space="preserve">un nouveau canal de distribution, moderne et efficace, pour vendre plus</w:t>
+      </w:r>
+      <w:r>
+        <w:t xml:space="preserve"> </w:t>
+      </w:r>
+      <w:r>
+        <w:t xml:space="preserve">: leur stock en ligne le premier jour, quand toute la demande arrive sur un catalogue encore court. Ceux qui viendront après entreront dans un catalogue déjà rempli. »</w:t>
       </w:r>
     </w:p>
     <w:p>
@@ -3943,7 +3994,7 @@
         <w:t xml:space="preserve"> </w:t>
       </w:r>
       <w:r>
-        <w:t xml:space="preserve">« Vous préférez être parmi les premiers, ou attendre de voir la place que les autres auront prise ? »</w:t>
+        <w:t xml:space="preserve">« Vous préférez être recensé maintenant, avec tout votre stock, ou attendre de voir la place que les autres auront prise ? »</w:t>
       </w:r>
     </w:p>
     <w:bookmarkEnd w:id="42"/>
@@ -4117,13 +4168,29 @@
           <w:b/>
           <w:bCs/>
         </w:rPr>
-        <w:t xml:space="preserve">Pièces ouvre dans les trente jours.</w:t>
-      </w:r>
-      <w:r>
-        <w:t xml:space="preserve"> </w:t>
-      </w:r>
-      <w:r>
-        <w:t xml:space="preserve">Ce n’est pas une information qu’on cache : c’est le cadre de toute la conversation de closing. On ne vend pas des résultats passés — il n’y en a pas encore —</w:t>
+        <w:t xml:space="preserve">Pièces ouvre dans les trente jours, et nous ne sommes pas encore en activité.</w:t>
+      </w:r>
+      <w:r>
+        <w:t xml:space="preserve"> </w:t>
+      </w:r>
+      <w:r>
+        <w:t xml:space="preserve">Ce n’est pas une information qu’on cache : c’est le cadre de toute la conversation de closing, et c’est même l’argument d’entrée. Ce qu’on dit, tel quel :</w:t>
+      </w:r>
+      <w:r>
+        <w:t xml:space="preserve"> </w:t>
+      </w:r>
+      <w:r>
+        <w:rPr>
+          <w:b/>
+          <w:bCs/>
+        </w:rPr>
+        <w:t xml:space="preserve">« nous ne vendons pas encore, nous recensons d’abord les vendeurs professionnels de la place. Ceux qui seront présents auront un nouveau canal de distribution, moderne et efficace, pour augmenter leurs ventes. »</w:t>
+      </w:r>
+      <w:r>
+        <w:t xml:space="preserve"> </w:t>
+      </w:r>
+      <w:r>
+        <w:t xml:space="preserve">On ne vend pas des résultats passés — il n’y en a pas encore —</w:t>
       </w:r>
       <w:r>
         <w:t xml:space="preserve"> </w:t>
@@ -4198,6 +4265,41 @@
     </w:p>
     <w:p>
       <w:pPr>
+        <w:pStyle w:val="Compact"/>
+        <w:numPr>
+          <w:ilvl w:val="0"/>
+          <w:numId w:val="1008"/>
+        </w:numPr>
+      </w:pPr>
+      <w:r>
+        <w:rPr>
+          <w:b/>
+          <w:bCs/>
+        </w:rPr>
+        <w:t xml:space="preserve">On recense tout le stock, pas un échantillon.</w:t>
+      </w:r>
+      <w:r>
+        <w:t xml:space="preserve"> </w:t>
+      </w:r>
+      <w:r>
+        <w:t xml:space="preserve">Comme il n’y a pas encore de ventes à observer, il n’y a aucune raison de « commencer petit pour voir » : un stock partiellement recensé, c’est un vendeur qui sera invisible sur les neuf dixièmes des recherches du premier jour. L’objectif de la visite, c’est</w:t>
+      </w:r>
+      <w:r>
+        <w:t xml:space="preserve"> </w:t>
+      </w:r>
+      <w:r>
+        <w:rPr>
+          <w:b/>
+          <w:bCs/>
+        </w:rPr>
+        <w:t xml:space="preserve">le stock entier</w:t>
+      </w:r>
+      <w:r>
+        <w:t xml:space="preserve">.</w:t>
+      </w:r>
+    </w:p>
+    <w:p>
+      <w:pPr>
         <w:pStyle w:val="FirstParagraph"/>
       </w:pPr>
       <w:r>
@@ -4215,13 +4317,13 @@
       </w:r>
     </w:p>
     <w:bookmarkEnd w:id="45"/>
-    <w:bookmarkStart w:id="46" w:name="X575bd95b7b0a7ba75d1c52d2e0d3ca4e78bb750"/>
+    <w:bookmarkStart w:id="46" w:name="X936d2d55975ac6c54040a18d34242c6e5889e27"/>
     <w:p>
       <w:pPr>
         <w:pStyle w:val="Heading3"/>
       </w:pPr>
       <w:r>
-        <w:t xml:space="preserve">Les trois niveaux d’engagement de sortie de visite</w:t>
+        <w:t xml:space="preserve">Le niveau d’engagement de sortie de visite</w:t>
       </w:r>
     </w:p>
     <w:p>
@@ -4229,7 +4331,49 @@
         <w:pStyle w:val="FirstParagraph"/>
       </w:pPr>
       <w:r>
-        <w:t xml:space="preserve">On ne sort jamais d’un magasin sans un de ces trois oui. Du plus facile au plus engageant :</w:t>
+        <w:rPr>
+          <w:b/>
+          <w:bCs/>
+        </w:rPr>
+        <w:t xml:space="preserve">L’objectif par défaut, à la première visite, c’est tout le stock.</w:t>
+      </w:r>
+      <w:r>
+        <w:t xml:space="preserve"> </w:t>
+      </w:r>
+      <w:r>
+        <w:t xml:space="preserve">Pas un échantillon, pas « on commence par quelques pièces pour voir » : on est en phase de recensement, l’agent passe une fois, et ce qu’il n’a pas photographié ce jour-là n’existera pas au lancement. La question de closing se pose donc d’emblée à ce niveau :</w:t>
+      </w:r>
+    </w:p>
+    <w:p>
+      <w:pPr>
+        <w:pStyle w:val="BlockText"/>
+      </w:pPr>
+      <w:r>
+        <w:t xml:space="preserve">« On recense</w:t>
+      </w:r>
+      <w:r>
+        <w:t xml:space="preserve"> </w:t>
+      </w:r>
+      <w:r>
+        <w:rPr>
+          <w:b/>
+          <w:bCs/>
+        </w:rPr>
+        <w:t xml:space="preserve">tout votre stock</w:t>
+      </w:r>
+      <w:r>
+        <w:t xml:space="preserve"> </w:t>
+      </w:r>
+      <w:r>
+        <w:t xml:space="preserve">: j’envoie un agent, il reste le temps qu’il faut, il photographie et il décrit rayon par rayon. Le jour de l’ouverture, c’est votre magasin entier qui est en ligne, pas trois pièces. On le fait jeudi ou vendredi ? »</w:t>
+      </w:r>
+    </w:p>
+    <w:p>
+      <w:pPr>
+        <w:pStyle w:val="FirstParagraph"/>
+      </w:pPr>
+      <w:r>
+        <w:t xml:space="preserve">On ne sort jamais du magasin sans un de ces oui. Du plus engageant au plus modeste :</w:t>
       </w:r>
     </w:p>
     <w:tbl>
@@ -4305,24 +4449,24 @@
                 <w:b/>
                 <w:bCs/>
               </w:rPr>
-              <w:t xml:space="preserve">Dix références pour l’ouverture</w:t>
+              <w:t xml:space="preserve">Contrat d’adhésion signé + recensement complet</w:t>
             </w:r>
             <w:r>
               <w:t xml:space="preserve"> </w:t>
             </w:r>
             <w:r>
-              <w:t xml:space="preserve">— le vendeur choisit dix pièces, on les publie, elles sont dans le catalogue du premier jour</w:t>
-            </w:r>
-          </w:p>
-        </w:tc>
-        <w:tc>
-          <w:tcPr/>
-          <w:p>
-            <w:pPr>
-              <w:pStyle w:val="Compact"/>
-            </w:pPr>
-            <w:r>
-              <w:t xml:space="preserve">« On prend dix pièces que vous voulez faire bouger, on les met en ligne cette semaine : elles seront là le jour de l’ouverture, dans le premier catalogue que les acheteurs verront. On commence par lesquelles ? »</w:t>
+              <w:t xml:space="preserve">— KYC, socle de reprise accepté, compte actif, et l’agent passe prendre tout le stock</w:t>
+            </w:r>
+          </w:p>
+        </w:tc>
+        <w:tc>
+          <w:tcPr/>
+          <w:p>
+            <w:pPr>
+              <w:pStyle w:val="Compact"/>
+            </w:pPr>
+            <w:r>
+              <w:t xml:space="preserve">« On ouvre votre compte aujourd’hui : il me faut votre pièce d’identité ou votre RCCM, vous signez en ligne en deux minutes, et on cale le passage de l’agent pour tout recenser. On le fait maintenant ? »</w:t>
             </w:r>
           </w:p>
         </w:tc>
@@ -4350,69 +4494,82 @@
                 <w:b/>
                 <w:bCs/>
               </w:rPr>
-              <w:t xml:space="preserve">Mandat Liaison</w:t>
+              <w:t xml:space="preserve">Mandat de recensement complet</w:t>
             </w:r>
             <w:r>
               <w:t xml:space="preserve"> </w:t>
             </w:r>
             <w:r>
-              <w:t xml:space="preserve">— un agent vient photographier et décrire une partie du stock</w:t>
-            </w:r>
-          </w:p>
-        </w:tc>
-        <w:tc>
-          <w:tcPr/>
-          <w:p>
-            <w:pPr>
-              <w:pStyle w:val="Compact"/>
-            </w:pPr>
-            <w:r>
-              <w:t xml:space="preserve">« Je vous envoie un agent jeudi matin, il reste deux heures, il photographie ce que vous lui montrez. Jeudi ou vendredi ? »</w:t>
-            </w:r>
-          </w:p>
-        </w:tc>
-      </w:tr>
-      <w:tr>
-        <w:tc>
-          <w:tcPr/>
-          <w:p>
-            <w:pPr>
-              <w:pStyle w:val="Compact"/>
-            </w:pPr>
-            <w:r>
-              <w:t xml:space="preserve">3</w:t>
-            </w:r>
-          </w:p>
-        </w:tc>
-        <w:tc>
-          <w:tcPr/>
-          <w:p>
-            <w:pPr>
-              <w:pStyle w:val="Compact"/>
-            </w:pPr>
+              <w:t xml:space="preserve">— un agent vient photographier et décrire</w:t>
+            </w:r>
+            <w:r>
+              <w:t xml:space="preserve"> </w:t>
+            </w:r>
             <w:r>
               <w:rPr>
                 <w:b/>
                 <w:bCs/>
               </w:rPr>
-              <w:t xml:space="preserve">Contrat d’adhésion signé</w:t>
+              <w:t xml:space="preserve">l’ensemble du stock</w:t>
+            </w:r>
+            <w:r>
+              <w:t xml:space="preserve">, sur une ou plusieurs demi-journées si le magasin est grand</w:t>
+            </w:r>
+          </w:p>
+        </w:tc>
+        <w:tc>
+          <w:tcPr/>
+          <w:p>
+            <w:pPr>
+              <w:pStyle w:val="Compact"/>
+            </w:pPr>
+            <w:r>
+              <w:t xml:space="preserve">« Je vous envoie un agent jeudi matin, il photographie tout ce que vous avez, rayon par rayon, et il revient s’il n’a pas fini. Jeudi ou vendredi ? »</w:t>
+            </w:r>
+          </w:p>
+        </w:tc>
+      </w:tr>
+      <w:tr>
+        <w:tc>
+          <w:tcPr/>
+          <w:p>
+            <w:pPr>
+              <w:pStyle w:val="Compact"/>
+            </w:pPr>
+            <w:r>
+              <w:t xml:space="preserve">3</w:t>
+            </w:r>
+          </w:p>
+        </w:tc>
+        <w:tc>
+          <w:tcPr/>
+          <w:p>
+            <w:pPr>
+              <w:pStyle w:val="Compact"/>
+            </w:pPr>
+            <w:r>
+              <w:rPr>
+                <w:b/>
+                <w:bCs/>
+              </w:rPr>
+              <w:t xml:space="preserve">Repli : un premier lot, puis le reste</w:t>
             </w:r>
             <w:r>
               <w:t xml:space="preserve"> </w:t>
             </w:r>
             <w:r>
-              <w:t xml:space="preserve">— KYC, socle de reprise accepté, compte vendeur actif</w:t>
-            </w:r>
-          </w:p>
-        </w:tc>
-        <w:tc>
-          <w:tcPr/>
-          <w:p>
-            <w:pPr>
-              <w:pStyle w:val="Compact"/>
-            </w:pPr>
-            <w:r>
-              <w:t xml:space="preserve">« On ouvre votre compte aujourd’hui : il me faut votre pièce d’identité ou votre RCCM, et vous signez en ligne en deux minutes. On le fait maintenant ? »</w:t>
+              <w:t xml:space="preserve">— seulement si le vendeur refuse d’ouvrir tout son stock à la première visite</w:t>
+            </w:r>
+          </w:p>
+        </w:tc>
+        <w:tc>
+          <w:tcPr/>
+          <w:p>
+            <w:pPr>
+              <w:pStyle w:val="Compact"/>
+            </w:pPr>
+            <w:r>
+              <w:t xml:space="preserve">« D’accord, on commence par ce que vous voulez faire bouger en priorité — et l’agent revient finir le reste avant l’ouverture. On part sur quel rayon ? »</w:t>
             </w:r>
           </w:p>
         </w:tc>
@@ -4423,7 +4580,20 @@
         <w:pStyle w:val="BodyText"/>
       </w:pPr>
       <w:r>
-        <w:t xml:space="preserve">Le niveau 1 est le bon objectif par défaut à la première visite. Un vendeur qui refuse dix références refusera un contrat. Et comme il n’y a rien à montrer avant l’ouverture, la relance qu’on programme n’est pas « on se revoit pour voir les résultats » : c’est</w:t>
+        <w:t xml:space="preserve">Le niveau 3 est</w:t>
+      </w:r>
+      <w:r>
+        <w:t xml:space="preserve"> </w:t>
+      </w:r>
+      <w:r>
+        <w:rPr>
+          <w:b/>
+          <w:bCs/>
+        </w:rPr>
+        <w:t xml:space="preserve">un repli, pas un objectif</w:t>
+      </w:r>
+      <w:r>
+        <w:t xml:space="preserve">. On ne l’ouvre jamais en premier : un vendeur à qui on propose « dix pièces pour commencer » donnera dix pièces, alors que le même vendeur, à qui on propose de tout recenser en un seul passage, laisse souvent faire — c’est le même déplacement pour lui, et ça ne lui coûte rien. Et comme il n’y a rien à montrer avant l’ouverture, la relance qu’on programme n’est pas « on se revoit pour voir les résultats » : c’est</w:t>
       </w:r>
       <w:r>
         <w:t xml:space="preserve"> </w:t>
@@ -4934,7 +5104,17 @@
               <w:pStyle w:val="Compact"/>
             </w:pPr>
             <w:r>
-              <w:t xml:space="preserve">Dix références pour l’ouverture / mandat Liaison / contrat signé / nouveau rendez-vous / refus</w:t>
+              <w:t xml:space="preserve">Contrat signé + recensement complet / mandat de recensement complet / premier lot seulement (repli) / nouveau rendez-vous / refus.</w:t>
+            </w:r>
+            <w:r>
+              <w:t xml:space="preserve"> </w:t>
+            </w:r>
+            <w:r>
+              <w:rPr>
+                <w:b/>
+                <w:bCs/>
+              </w:rPr>
+              <w:t xml:space="preserve">Si c’est un repli : noter ce qui a bloqué, et la date de passage pour le reste du stock</w:t>
             </w:r>
           </w:p>
         </w:tc>
@@ -5076,7 +5256,20 @@
         <w:t xml:space="preserve"> </w:t>
       </w:r>
       <w:r>
-        <w:t xml:space="preserve">pour la saisie des premières pièces, puis</w:t>
+        <w:t xml:space="preserve">pour le recensement du stock — l’objectif est de le prendre</w:t>
+      </w:r>
+      <w:r>
+        <w:t xml:space="preserve"> </w:t>
+      </w:r>
+      <w:r>
+        <w:rPr>
+          <w:b/>
+          <w:bCs/>
+        </w:rPr>
+        <w:t xml:space="preserve">en entier</w:t>
+      </w:r>
+      <w:r>
+        <w:t xml:space="preserve">, quitte à revenir une deuxième demi-journée —, puis</w:t>
       </w:r>
       <w:r>
         <w:t xml:space="preserve"> </w:t>
@@ -5129,7 +5322,7 @@
         <w:t xml:space="preserve"> </w:t>
       </w:r>
       <w:r>
-        <w:t xml:space="preserve">par vendeur signé ; après l’ouverture, c’est la</w:t>
+        <w:t xml:space="preserve">par vendeur signé — rapporté au stock qu’il a annoncé : un vendeur signé dont un dixième du stock est publié est un vendeur à moitié recensé, et l’agent doit repasser ; après l’ouverture, c’est la</w:t>
       </w:r>
       <w:r>
         <w:t xml:space="preserve"> </w:t>

--- a/docs/guide-prospection-vendeurs-2026-08.docx
+++ b/docs/guide-prospection-vendeurs-2026-08.docx
@@ -1218,23 +1218,23 @@
         <w:t xml:space="preserve">Si on demande « et ça marche déjà ? » dès la porte</w:t>
       </w:r>
       <w:r>
-        <w:t xml:space="preserve">, on répond sans détour et on enchaîne : « Pas encore —</w:t>
-      </w:r>
-      <w:r>
-        <w:t xml:space="preserve"> </w:t>
-      </w:r>
-      <w:r>
-        <w:rPr>
-          <w:b/>
-          <w:bCs/>
-        </w:rPr>
-        <w:t xml:space="preserve">nous ne sommes pas en activité, nous recensons d’abord les vendeurs professionnels.</w:t>
-      </w:r>
-      <w:r>
-        <w:t xml:space="preserve"> </w:t>
-      </w:r>
-      <w:r>
-        <w:t xml:space="preserve">Ceux qui seront présents au lancement auront un nouveau canal de distribution pour vendre plus. C’est pour ça que je passe vous voir. » Puis on bascule en découverte (4.3). Le développement complet est en 6.6.</w:t>
+        <w:t xml:space="preserve">, on répond sans détour et on enchaîne : «</w:t>
+      </w:r>
+      <w:r>
+        <w:t xml:space="preserve"> </w:t>
+      </w:r>
+      <w:r>
+        <w:rPr>
+          <w:b/>
+          <w:bCs/>
+        </w:rPr>
+        <w:t xml:space="preserve">Nous sommes dans la phase de recrutement des vendeurs professionnels</w:t>
+      </w:r>
+      <w:r>
+        <w:t xml:space="preserve"> </w:t>
+      </w:r>
+      <w:r>
+        <w:t xml:space="preserve">— c’est pour ça que je passe vous voir. Ceux qui seront présents au lancement auront un nouveau canal de distribution pour vendre plus. » Puis on bascule en découverte (4.3). Le développement complet est en 6.6.</w:t>
       </w:r>
     </w:p>
     <w:bookmarkEnd w:id="23"/>
@@ -3944,23 +3944,36 @@
         <w:pStyle w:val="BlockText"/>
       </w:pPr>
       <w:r>
-        <w:t xml:space="preserve">« C’est vrai, et je vous le dis franchement :</w:t>
-      </w:r>
-      <w:r>
-        <w:t xml:space="preserve"> </w:t>
-      </w:r>
-      <w:r>
-        <w:rPr>
-          <w:b/>
-          <w:bCs/>
-        </w:rPr>
-        <w:t xml:space="preserve">nous ne sommes pas encore en activité.</w:t>
-      </w:r>
-      <w:r>
-        <w:t xml:space="preserve"> </w:t>
-      </w:r>
-      <w:r>
-        <w:t xml:space="preserve">Aujourd’hui, nous recensons les vendeurs professionnels de la place, un par un — c’est pour ça que je suis dans votre magasin. Ceux qui seront présents au lancement auront</w:t>
+        <w:t xml:space="preserve">« C’est vrai, et c’est exactement pour ça que je suis dans votre magasin aujourd’hui :</w:t>
+      </w:r>
+      <w:r>
+        <w:t xml:space="preserve"> </w:t>
+      </w:r>
+      <w:r>
+        <w:rPr>
+          <w:b/>
+          <w:bCs/>
+        </w:rPr>
+        <w:t xml:space="preserve">nous sommes dans la phase de recrutement des vendeurs professionnels</w:t>
+      </w:r>
+      <w:r>
+        <w:t xml:space="preserve">, et</w:t>
+      </w:r>
+      <w:r>
+        <w:t xml:space="preserve"> </w:t>
+      </w:r>
+      <w:r>
+        <w:rPr>
+          <w:b/>
+          <w:bCs/>
+        </w:rPr>
+        <w:t xml:space="preserve">nous ouvrons dans les trente jours.</w:t>
+      </w:r>
+      <w:r>
+        <w:t xml:space="preserve"> </w:t>
+      </w:r>
+      <w:r>
+        <w:t xml:space="preserve">Ceux qui seront présents au lancement auront</w:t>
       </w:r>
       <w:r>
         <w:t xml:space="preserve"> </w:t>
@@ -3994,7 +4007,7 @@
         <w:t xml:space="preserve"> </w:t>
       </w:r>
       <w:r>
-        <w:t xml:space="preserve">« Vous préférez être recensé maintenant, avec tout votre stock, ou attendre de voir la place que les autres auront prise ? »</w:t>
+        <w:t xml:space="preserve">« Vous préférez entrer maintenant, avec tout votre stock, ou attendre de voir la place que les autres auront prise ? »</w:t>
       </w:r>
     </w:p>
     <w:bookmarkEnd w:id="42"/>
@@ -4168,7 +4181,7 @@
           <w:b/>
           <w:bCs/>
         </w:rPr>
-        <w:t xml:space="preserve">Pièces ouvre dans les trente jours, et nous ne sommes pas encore en activité.</w:t>
+        <w:t xml:space="preserve">Pièces ouvre dans les trente jours, et nous sommes dans la phase de recrutement des vendeurs professionnels.</w:t>
       </w:r>
       <w:r>
         <w:t xml:space="preserve"> </w:t>
@@ -4184,7 +4197,7 @@
           <w:b/>
           <w:bCs/>
         </w:rPr>
-        <w:t xml:space="preserve">« nous ne vendons pas encore, nous recensons d’abord les vendeurs professionnels de la place. Ceux qui seront présents auront un nouveau canal de distribution, moderne et efficace, pour augmenter leurs ventes. »</w:t>
+        <w:t xml:space="preserve">« nous sommes dans la phase de recrutement des vendeurs professionnels de la place. Ceux qui seront présents auront un nouveau canal de distribution, moderne et efficace, pour augmenter leurs ventes. »</w:t>
       </w:r>
       <w:r>
         <w:t xml:space="preserve"> </w:t>
@@ -4204,6 +4217,34 @@
       </w:r>
       <w:r>
         <w:t xml:space="preserve">. Deux conséquences directes :</w:t>
+      </w:r>
+    </w:p>
+    <w:p>
+      <w:pPr>
+        <w:pStyle w:val="BodyText"/>
+      </w:pPr>
+      <w:r>
+        <w:rPr>
+          <w:b/>
+          <w:bCs/>
+        </w:rPr>
+        <w:t xml:space="preserve">Ce qu’on ne dit jamais</w:t>
+      </w:r>
+      <w:r>
+        <w:t xml:space="preserve">, même pour être honnête : « nous ne sommes pas encore en activité », « nous ne vendons pas encore », « on démarre à peine ». C’est la même réalité, mais formulée comme une faiblesse, et le commerçant entend « entreprise qui n’existe pas ». On dit</w:t>
+      </w:r>
+      <w:r>
+        <w:t xml:space="preserve"> </w:t>
+      </w:r>
+      <w:r>
+        <w:rPr>
+          <w:b/>
+          <w:bCs/>
+        </w:rPr>
+        <w:t xml:space="preserve">recrutement</w:t>
+      </w:r>
+      <w:r>
+        <w:t xml:space="preserve">, et le vendeur entend une sélection à laquelle il a intérêt à appartenir.</w:t>
       </w:r>
     </w:p>
     <w:p>
@@ -4276,7 +4317,7 @@
           <w:b/>
           <w:bCs/>
         </w:rPr>
-        <w:t xml:space="preserve">On recense tout le stock, pas un échantillon.</w:t>
+        <w:t xml:space="preserve">On met en ligne tout le stock, pas un échantillon.</w:t>
       </w:r>
       <w:r>
         <w:t xml:space="preserve"> </w:t>
@@ -4341,7 +4382,7 @@
         <w:t xml:space="preserve"> </w:t>
       </w:r>
       <w:r>
-        <w:t xml:space="preserve">Pas un échantillon, pas « on commence par quelques pièces pour voir » : on est en phase de recensement, l’agent passe une fois, et ce qu’il n’a pas photographié ce jour-là n’existera pas au lancement. La question de closing se pose donc d’emblée à ce niveau :</w:t>
+        <w:t xml:space="preserve">Pas un échantillon, pas « on commence par quelques pièces pour voir » : nous recrutons les vendeurs pour le lancement, l’agent passe une fois, et ce qu’il n’a pas photographié ce jour-là n’existera pas au lancement. La question de closing se pose donc d’emblée à ce niveau :</w:t>
       </w:r>
     </w:p>
     <w:p>
@@ -4349,7 +4390,7 @@
         <w:pStyle w:val="BlockText"/>
       </w:pPr>
       <w:r>
-        <w:t xml:space="preserve">« On recense</w:t>
+        <w:t xml:space="preserve">« On met</w:t>
       </w:r>
       <w:r>
         <w:t xml:space="preserve"> </w:t>
@@ -4365,7 +4406,7 @@
         <w:t xml:space="preserve"> </w:t>
       </w:r>
       <w:r>
-        <w:t xml:space="preserve">: j’envoie un agent, il reste le temps qu’il faut, il photographie et il décrit rayon par rayon. Le jour de l’ouverture, c’est votre magasin entier qui est en ligne, pas trois pièces. On le fait jeudi ou vendredi ? »</w:t>
+        <w:t xml:space="preserve">en ligne : j’envoie un agent, il reste le temps qu’il faut, il photographie et il décrit rayon par rayon. Le jour de l’ouverture, c’est votre magasin entier qui est en ligne, pas trois pièces. On le fait jeudi ou vendredi ? »</w:t>
       </w:r>
     </w:p>
     <w:p>

--- a/docs/guide-prospection-vendeurs-2026-08.docx
+++ b/docs/guide-prospection-vendeurs-2026-08.docx
@@ -10,7 +10,7 @@
         <w:t xml:space="preserve">Manuel commercial · Direction commerciale</w:t>
       </w:r>
     </w:p>
-    <w:bookmarkStart w:id="51" w:name="la-bible-du-démarchage-vendeurs"/>
+    <w:bookmarkStart w:id="52" w:name="la-bible-du-démarchage-vendeurs"/>
     <w:p>
       <w:pPr>
         <w:pStyle w:val="Heading1"/>
@@ -1215,6 +1215,44 @@
           <w:b/>
           <w:bCs/>
         </w:rPr>
+        <w:t xml:space="preserve">On ne relève aucune information d’identité en entrant</w:t>
+      </w:r>
+      <w:r>
+        <w:t xml:space="preserve"> </w:t>
+      </w:r>
+      <w:r>
+        <w:t xml:space="preserve">: ni son nom, ni l’enseigne, ni son téléphone, ni sa commune. Un inconnu qui entre et commence par noter qui vous êtes, c’est un contrôleur, pas un partenaire. Tout ça se note</w:t>
+      </w:r>
+      <w:r>
+        <w:t xml:space="preserve"> </w:t>
+      </w:r>
+      <w:r>
+        <w:rPr>
+          <w:b/>
+          <w:bCs/>
+        </w:rPr>
+        <w:t xml:space="preserve">à la toute fin</w:t>
+      </w:r>
+      <w:r>
+        <w:t xml:space="preserve"> </w:t>
+      </w:r>
+      <w:r>
+        <w:t xml:space="preserve">(7, « Le relevé d’identité »). Dans l’app, l’entretien se démarre à blanc : il n’y a rien à saisir avant de parler.</w:t>
+      </w:r>
+    </w:p>
+    <w:p>
+      <w:pPr>
+        <w:pStyle w:val="Compact"/>
+        <w:numPr>
+          <w:ilvl w:val="0"/>
+          <w:numId w:val="1005"/>
+        </w:numPr>
+      </w:pPr>
+      <w:r>
+        <w:rPr>
+          <w:b/>
+          <w:bCs/>
+        </w:rPr>
         <w:t xml:space="preserve">Si on demande « et ça marche déjà ? » dès la porte</w:t>
       </w:r>
       <w:r>
@@ -1585,7 +1623,23 @@
         <w:t xml:space="preserve"> </w:t>
       </w:r>
       <w:r>
-        <w:t xml:space="preserve">ne vient avant.</w:t>
+        <w:t xml:space="preserve">ne vient avant — et</w:t>
+      </w:r>
+      <w:r>
+        <w:t xml:space="preserve"> </w:t>
+      </w:r>
+      <w:r>
+        <w:rPr>
+          <w:b/>
+          <w:bCs/>
+        </w:rPr>
+        <w:t xml:space="preserve">aucune question d’identité</w:t>
+      </w:r>
+      <w:r>
+        <w:t xml:space="preserve"> </w:t>
+      </w:r>
+      <w:r>
+        <w:t xml:space="preserve">non plus : le nom, l’enseigne et le numéro se relèvent à la fin de la visite (7, « Le relevé d’identité »).</w:t>
       </w:r>
     </w:p>
     <w:p>
@@ -4012,7 +4066,7 @@
     </w:p>
     <w:bookmarkEnd w:id="42"/>
     <w:bookmarkEnd w:id="43"/>
-    <w:bookmarkStart w:id="48" w:name="modèle-économique-et-closing"/>
+    <w:bookmarkStart w:id="49" w:name="modèle-économique-et-closing"/>
     <w:p>
       <w:pPr>
         <w:pStyle w:val="Heading2"/>
@@ -4651,12 +4705,174 @@
       </w:r>
     </w:p>
     <w:bookmarkEnd w:id="46"/>
-    <w:bookmarkStart w:id="47" w:name="ce-quon-ne-promet-jamais"/>
+    <w:bookmarkStart w:id="47" w:name="X4f25ef8bf50367a7f74c86d8384573b34a9719e"/>
     <w:p>
       <w:pPr>
         <w:pStyle w:val="Heading3"/>
       </w:pPr>
       <w:r>
+        <w:t xml:space="preserve">Le relevé d’identité — en dernier, jamais en premier</w:t>
+      </w:r>
+    </w:p>
+    <w:p>
+      <w:pPr>
+        <w:pStyle w:val="FirstParagraph"/>
+      </w:pPr>
+      <w:r>
+        <w:rPr>
+          <w:b/>
+          <w:bCs/>
+        </w:rPr>
+        <w:t xml:space="preserve">Le nom du patron, l’enseigne, le téléphone et la commune se notent à la fin de la visite</w:t>
+      </w:r>
+      <w:r>
+        <w:t xml:space="preserve">, une fois le closing fait. C’est l’inverse de ce que fait un démarcheur ordinaire, et c’est volontaire : demander « vous vous appelez comment ? c’est quoi le nom de la boutique ? votre numéro ? »</w:t>
+      </w:r>
+      <w:r>
+        <w:t xml:space="preserve"> </w:t>
+      </w:r>
+      <w:r>
+        <w:rPr>
+          <w:b/>
+          <w:bCs/>
+        </w:rPr>
+        <w:t xml:space="preserve">avant</w:t>
+      </w:r>
+      <w:r>
+        <w:t xml:space="preserve"> </w:t>
+      </w:r>
+      <w:r>
+        <w:t xml:space="preserve">d’avoir parlé, c’est se présenter comme quelqu’un qui fiche un commerçant. À l’arrivée, on repart avec une fiche vide et une porte fermée.</w:t>
+      </w:r>
+    </w:p>
+    <w:p>
+      <w:pPr>
+        <w:pStyle w:val="BodyText"/>
+      </w:pPr>
+      <w:r>
+        <w:t xml:space="preserve">À la fin, la même demande ne coûte rien : il vient de parler vingt minutes de sa maison, il a dit oui à un passage d’agent, et le numéro est ce qui rend ce oui concret. La phrase, telle quelle :</w:t>
+      </w:r>
+    </w:p>
+    <w:p>
+      <w:pPr>
+        <w:pStyle w:val="BlockText"/>
+      </w:pPr>
+      <w:r>
+        <w:t xml:space="preserve">« Parfait. Je note comment, alors ? Vous, c’est quel nom ? Et l’enseigne, c’est bien celle de la devanture ? Et le WhatsApp sur lequel je vous envoie le contrat et le lien ? »</w:t>
+      </w:r>
+    </w:p>
+    <w:p>
+      <w:pPr>
+        <w:pStyle w:val="FirstParagraph"/>
+      </w:pPr>
+      <w:r>
+        <w:t xml:space="preserve">Trois règles :</w:t>
+      </w:r>
+    </w:p>
+    <w:p>
+      <w:pPr>
+        <w:pStyle w:val="Compact"/>
+        <w:numPr>
+          <w:ilvl w:val="0"/>
+          <w:numId w:val="1009"/>
+        </w:numPr>
+      </w:pPr>
+      <w:r>
+        <w:rPr>
+          <w:b/>
+          <w:bCs/>
+        </w:rPr>
+        <w:t xml:space="preserve">On ne demande pas ce qu’on peut lire.</w:t>
+      </w:r>
+      <w:r>
+        <w:t xml:space="preserve"> </w:t>
+      </w:r>
+      <w:r>
+        <w:t xml:space="preserve">L’enseigne est sur la devanture : on la recopie. La commune, on la connaît. On ne demande que le nom et le numéro.</w:t>
+      </w:r>
+    </w:p>
+    <w:p>
+      <w:pPr>
+        <w:pStyle w:val="Compact"/>
+        <w:numPr>
+          <w:ilvl w:val="0"/>
+          <w:numId w:val="1009"/>
+        </w:numPr>
+      </w:pPr>
+      <w:r>
+        <w:rPr>
+          <w:b/>
+          <w:bCs/>
+        </w:rPr>
+        <w:t xml:space="preserve">Le numéro WhatsApp est le seul champ réellement indispensable</w:t>
+      </w:r>
+      <w:r>
+        <w:t xml:space="preserve"> </w:t>
+      </w:r>
+      <w:r>
+        <w:t xml:space="preserve">: sans lui, aucune fiche prospect ne peut être créée, et le contrat ne peut pas partir. C’est le dernier oui de la visite, pas une formalité administrative.</w:t>
+      </w:r>
+    </w:p>
+    <w:p>
+      <w:pPr>
+        <w:pStyle w:val="Compact"/>
+        <w:numPr>
+          <w:ilvl w:val="0"/>
+          <w:numId w:val="1009"/>
+        </w:numPr>
+      </w:pPr>
+      <w:r>
+        <w:rPr>
+          <w:b/>
+          <w:bCs/>
+        </w:rPr>
+        <w:t xml:space="preserve">Si le patron est absent</w:t>
+      </w:r>
+      <w:r>
+        <w:t xml:space="preserve">, on relève quand même l’enseigne et l’heure de sa présence, et l’entretien reste en attente : une fiche sans nom ne se clôture pas.</w:t>
+      </w:r>
+    </w:p>
+    <w:p>
+      <w:pPr>
+        <w:pStyle w:val="FirstParagraph"/>
+      </w:pPr>
+      <w:r>
+        <w:t xml:space="preserve">Dans l’app (espace Liaison → « Nouvel entretien » → onglet</w:t>
+      </w:r>
+      <w:r>
+        <w:t xml:space="preserve"> </w:t>
+      </w:r>
+      <w:r>
+        <w:rPr>
+          <w:i/>
+          <w:iCs/>
+        </w:rPr>
+        <w:t xml:space="preserve">Nouveau</w:t>
+      </w:r>
+      <w:r>
+        <w:t xml:space="preserve">), il n’y a</w:t>
+      </w:r>
+      <w:r>
+        <w:t xml:space="preserve"> </w:t>
+      </w:r>
+      <w:r>
+        <w:rPr>
+          <w:b/>
+          <w:bCs/>
+        </w:rPr>
+        <w:t xml:space="preserve">rien à saisir pour démarrer</w:t>
+      </w:r>
+      <w:r>
+        <w:t xml:space="preserve">. Le bloc « Identité de la boutique » est le dernier de l’entretien, sous la trame, et la clôture reste bloquée tant qu’un nom ou une enseigne n’y est pas renseigné.</w:t>
+      </w:r>
+    </w:p>
+    <w:bookmarkEnd w:id="47"/>
+    <w:bookmarkStart w:id="48" w:name="ce-quon-ne-promet-jamais"/>
+    <w:p>
+      <w:pPr>
+        <w:pStyle w:val="Heading3"/>
+      </w:pPr>
+      <w:r>
         <w:t xml:space="preserve">Ce qu’on ne promet jamais</w:t>
       </w:r>
     </w:p>
@@ -4718,9 +4934,9 @@
         <w:t xml:space="preserve">. On dit « dans les trente jours », rien de plus précis.</w:t>
       </w:r>
     </w:p>
-    <w:bookmarkEnd w:id="47"/>
     <w:bookmarkEnd w:id="48"/>
-    <w:bookmarkStart w:id="49" w:name="fiche-de-compte-rendu"/>
+    <w:bookmarkEnd w:id="49"/>
+    <w:bookmarkStart w:id="50" w:name="fiche-de-compte-rendu"/>
     <w:p>
       <w:pPr>
         <w:pStyle w:val="Heading2"/>
@@ -4807,7 +5023,23 @@
               <w:pStyle w:val="Compact"/>
             </w:pPr>
             <w:r>
-              <w:t xml:space="preserve">L’identifiant de la ligne du classeur, pour ne pas créer de doublon</w:t>
+              <w:t xml:space="preserve">L’identifiant de la ligne du classeur, pour ne pas créer de doublon.</w:t>
+            </w:r>
+            <w:r>
+              <w:t xml:space="preserve"> </w:t>
+            </w:r>
+            <w:r>
+              <w:rPr>
+                <w:b/>
+                <w:bCs/>
+              </w:rPr>
+              <w:t xml:space="preserve">Pour un vendeur qui n’était pas au classeur, ces champs se remplissent en fin de visite</w:t>
+            </w:r>
+            <w:r>
+              <w:t xml:space="preserve"> </w:t>
+            </w:r>
+            <w:r>
+              <w:t xml:space="preserve">(7, « Le relevé d’identité »), pas en arrivant</w:t>
             </w:r>
           </w:p>
         </w:tc>
@@ -5234,8 +5466,8 @@
         <w:t xml:space="preserve">Une visite non consignée est une visite perdue pour l’équipe : personne ne sait qu’elle a eu lieu, et le vendeur sera démarché deux fois — ou jamais relancé.</w:t>
       </w:r>
     </w:p>
-    <w:bookmarkEnd w:id="49"/>
-    <w:bookmarkStart w:id="50" w:name="après-le-oui"/>
+    <w:bookmarkEnd w:id="50"/>
+    <w:bookmarkStart w:id="51" w:name="après-le-oui"/>
     <w:p>
       <w:pPr>
         <w:pStyle w:val="Heading2"/>
@@ -5401,8 +5633,8 @@
         <w:t xml:space="preserve">Document interne Pièces — Direction commerciale. Chiffres de marché issus de l’étude sur les coûts d’exploitation VTC en Côte d’Ivoire ; clauses citées issues du contrat d’adhésion vendeur en vigueur. À utiliser avec le classeur de prospection « prospection-vendeurs-2026-08.xlsx ».</w:t>
       </w:r>
     </w:p>
-    <w:bookmarkEnd w:id="50"/>
     <w:bookmarkEnd w:id="51"/>
+    <w:bookmarkEnd w:id="52"/>
     <w:sectPr/>
   </w:body>
 </w:document>
@@ -5749,6 +5981,9 @@
     <w:abstractNumId w:val="991"/>
   </w:num>
   <w:num w:numId="1008">
+    <w:abstractNumId w:val="991"/>
+  </w:num>
+  <w:num w:numId="1009">
     <w:abstractNumId w:val="991"/>
   </w:num>
 </w:numbering>

--- a/docs/guide-prospection-vendeurs-2026-08.docx
+++ b/docs/guide-prospection-vendeurs-2026-08.docx
@@ -795,7 +795,7 @@
       </w:r>
     </w:p>
     <w:bookmarkEnd w:id="21"/>
-    <w:bookmarkStart w:id="22" w:name="préparer-la-visite"/>
+    <w:bookmarkStart w:id="23" w:name="préparer-la-visite"/>
     <w:p>
       <w:pPr>
         <w:pStyle w:val="Heading2"/>
@@ -900,14 +900,13 @@
         <w:t xml:space="preserve">: demander une référence précise, comme un client. On voit en trois minutes la profondeur du stock, la vitesse à sortir une pièce et l’organisation de la réserve — trois choses que le patron ne dira jamais en mots. Puis on enchaîne sur l’accroche (4.1) : « Je vais être honnête avec vous, je ne suis pas venue que pour ça. Je suis Farida, de Pièces… ». C’est aussi la seule façon utile de sortir d’un magasin où le patron est absent.</w:t>
       </w:r>
     </w:p>
-    <w:bookmarkEnd w:id="22"/>
-    <w:bookmarkStart w:id="32" w:name="X698522ad38752bebab657d2b18e759767239f32"/>
-    <w:p>
-      <w:pPr>
-        <w:pStyle w:val="Heading2"/>
-      </w:pPr>
-      <w:r>
-        <w:t xml:space="preserve">4. Trame d’entretien — ce qu’on dit, mot pour mot</w:t>
+    <w:bookmarkStart w:id="22" w:name="X2be1d3820c4ec63c8792b3927e2770a8533afb9"/>
+    <w:p>
+      <w:pPr>
+        <w:pStyle w:val="Heading3"/>
+      </w:pPr>
+      <w:r>
+        <w:t xml:space="preserve">Avant de parler : s’assurer qu’on est devant le patron</w:t>
       </w:r>
     </w:p>
     <w:p>
@@ -915,50 +914,25 @@
         <w:pStyle w:val="FirstParagraph"/>
       </w:pPr>
       <w:r>
-        <w:t xml:space="preserve">Ce qui suit n’est pas une liste de thèmes à couvrir : ce sont</w:t>
-      </w:r>
-      <w:r>
-        <w:t xml:space="preserve"> </w:t>
-      </w:r>
-      <w:r>
-        <w:rPr>
-          <w:b/>
-          <w:bCs/>
-        </w:rPr>
-        <w:t xml:space="preserve">les phrases telles qu’on les prononce</w:t>
-      </w:r>
-      <w:r>
-        <w:t xml:space="preserve">, dans l’ordre où on les prononce. Les blocs en retrait se disent tels quels. Les tableaux donnent la question à poser à gauche, et à droite ce qu’on écoute dans la réponse.</w:t>
-      </w:r>
-    </w:p>
-    <w:p>
-      <w:pPr>
-        <w:pStyle w:val="BodyText"/>
-      </w:pPr>
-      <w:r>
-        <w:t xml:space="preserve">L’entretien complet tient en</w:t>
-      </w:r>
-      <w:r>
-        <w:t xml:space="preserve"> </w:t>
-      </w:r>
-      <w:r>
-        <w:rPr>
-          <w:b/>
-          <w:bCs/>
-        </w:rPr>
-        <w:t xml:space="preserve">quinze à vingt minutes</w:t>
-      </w:r>
-      <w:r>
-        <w:t xml:space="preserve">, cinq blocs, une vingtaine de questions. On ne les pose jamais toutes : on suit le fil du commerçant, et on note dans la fiche de compte-rendu (section 8).</w:t>
-      </w:r>
-    </w:p>
-    <w:bookmarkStart w:id="23" w:name="laccroche-les-quinze-premières-secondes"/>
-    <w:p>
-      <w:pPr>
-        <w:pStyle w:val="Heading3"/>
-      </w:pPr>
-      <w:r>
-        <w:t xml:space="preserve">4.1 L’accroche — les quinze premières secondes</w:t>
+        <w:rPr>
+          <w:b/>
+          <w:bCs/>
+        </w:rPr>
+        <w:t xml:space="preserve">Ce n’est pas une question de la trame</w:t>
+      </w:r>
+      <w:r>
+        <w:t xml:space="preserve"> </w:t>
+      </w:r>
+      <w:r>
+        <w:t xml:space="preserve">: ça se règle au seuil du magasin, avant l’accroche et avant tout enregistrement. Deux phrases, sur le ton de quelqu’un qui cherche quelqu’un :</w:t>
+      </w:r>
+    </w:p>
+    <w:p>
+      <w:pPr>
+        <w:pStyle w:val="BlockText"/>
+      </w:pPr>
+      <w:r>
+        <w:t xml:space="preserve">« À qui je parle ? » — puis « C’est vous le propriétaire du magasin ? »</w:t>
       </w:r>
     </w:p>
     <w:p>
@@ -966,373 +940,17 @@
         <w:pStyle w:val="FirstParagraph"/>
       </w:pPr>
       <w:r>
-        <w:t xml:space="preserve">On entre, on salue, et on dit ceci</w:t>
-      </w:r>
-      <w:r>
-        <w:t xml:space="preserve"> </w:t>
-      </w:r>
-      <w:r>
-        <w:rPr>
-          <w:b/>
-          <w:bCs/>
-        </w:rPr>
-        <w:t xml:space="preserve">debout, sans sortir le téléphone</w:t>
-      </w:r>
-      <w:r>
-        <w:t xml:space="preserve"> </w:t>
-      </w:r>
-      <w:r>
-        <w:t xml:space="preserve">:</w:t>
-      </w:r>
-    </w:p>
-    <w:p>
-      <w:pPr>
-        <w:pStyle w:val="BlockText"/>
-      </w:pPr>
-      <w:r>
-        <w:t xml:space="preserve">« Bonjour Monsieur. / Bonjour Madame.</w:t>
-      </w:r>
-      <w:r>
-        <w:t xml:space="preserve"> </w:t>
-      </w:r>
-      <w:r>
-        <w:t xml:space="preserve">Je suis</w:t>
-      </w:r>
-      <w:r>
-        <w:t xml:space="preserve"> </w:t>
-      </w:r>
-      <w:r>
-        <w:rPr>
-          <w:b/>
-          <w:bCs/>
-        </w:rPr>
-        <w:t xml:space="preserve">Farida</w:t>
-      </w:r>
-      <w:r>
-        <w:t xml:space="preserve">, de</w:t>
-      </w:r>
-      <w:r>
-        <w:t xml:space="preserve"> </w:t>
-      </w:r>
-      <w:r>
-        <w:rPr>
-          <w:b/>
-          <w:bCs/>
-        </w:rPr>
-        <w:t xml:space="preserve">Pièces</w:t>
-      </w:r>
-      <w:r>
-        <w:t xml:space="preserve"> </w:t>
-      </w:r>
-      <w:r>
-        <w:t xml:space="preserve">— pieces.ci.</w:t>
-      </w:r>
-      <w:r>
-        <w:t xml:space="preserve"> </w:t>
-      </w:r>
-      <w:r>
-        <w:t xml:space="preserve">Nous sommes une plateforme qui met en relation les</w:t>
-      </w:r>
-      <w:r>
-        <w:t xml:space="preserve"> </w:t>
-      </w:r>
-      <w:r>
-        <w:rPr>
-          <w:b/>
-          <w:bCs/>
-        </w:rPr>
-        <w:t xml:space="preserve">vendeurs de pièces</w:t>
-      </w:r>
-      <w:r>
-        <w:t xml:space="preserve"> </w:t>
-      </w:r>
-      <w:r>
-        <w:t xml:space="preserve">et les</w:t>
-      </w:r>
-      <w:r>
-        <w:t xml:space="preserve"> </w:t>
-      </w:r>
-      <w:r>
-        <w:rPr>
-          <w:b/>
-          <w:bCs/>
-        </w:rPr>
-        <w:t xml:space="preserve">acheteurs</w:t>
-      </w:r>
-      <w:r>
-        <w:t xml:space="preserve"> </w:t>
-      </w:r>
-      <w:r>
-        <w:t xml:space="preserve">: entreprises, flottes, professionnels et particuliers.</w:t>
-      </w:r>
-      <w:r>
-        <w:t xml:space="preserve"> </w:t>
-      </w:r>
-      <w:r>
-        <w:t xml:space="preserve">Nous sommes</w:t>
-      </w:r>
-      <w:r>
-        <w:t xml:space="preserve"> </w:t>
-      </w:r>
-      <w:r>
-        <w:rPr>
-          <w:b/>
-          <w:bCs/>
-        </w:rPr>
-        <w:t xml:space="preserve">le Jumia des pièces détachées</w:t>
-      </w:r>
-      <w:r>
-        <w:t xml:space="preserve">. »</w:t>
-      </w:r>
-    </w:p>
-    <w:p>
-      <w:pPr>
-        <w:pStyle w:val="FirstParagraph"/>
-      </w:pPr>
-      <w:r>
-        <w:t xml:space="preserve">Puis</w:t>
-      </w:r>
-      <w:r>
-        <w:t xml:space="preserve"> </w:t>
-      </w:r>
-      <w:r>
-        <w:rPr>
-          <w:b/>
-          <w:bCs/>
-        </w:rPr>
-        <w:t xml:space="preserve">on s’arrête</w:t>
-      </w:r>
-      <w:r>
-        <w:t xml:space="preserve">. On laisse la phrase tomber. C’est la seule pause volontaire de tout l’entretien, et elle fait tout le travail : le commerçant comprend en trois secondes qu’on lui amène des acheteurs, et c’est lui qui relance.</w:t>
-      </w:r>
-    </w:p>
-    <w:p>
-      <w:pPr>
-        <w:pStyle w:val="BodyText"/>
-      </w:pPr>
-      <w:r>
-        <w:t xml:space="preserve">Quelques règles sur cette accroche :</w:t>
-      </w:r>
-    </w:p>
-    <w:p>
-      <w:pPr>
-        <w:pStyle w:val="Compact"/>
-        <w:numPr>
-          <w:ilvl w:val="0"/>
-          <w:numId w:val="1005"/>
-        </w:numPr>
-      </w:pPr>
-      <w:r>
-        <w:rPr>
-          <w:b/>
-          <w:bCs/>
-        </w:rPr>
-        <w:t xml:space="preserve">On donne son prénom, pas une fonction.</w:t>
-      </w:r>
-      <w:r>
-        <w:t xml:space="preserve"> </w:t>
-      </w:r>
-      <w:r>
-        <w:t xml:space="preserve">« Farida de Pièces » passe ; « chargée de développement commercial » ferme la porte.</w:t>
-      </w:r>
-    </w:p>
-    <w:p>
-      <w:pPr>
-        <w:pStyle w:val="Compact"/>
-        <w:numPr>
-          <w:ilvl w:val="0"/>
-          <w:numId w:val="1005"/>
-        </w:numPr>
-      </w:pPr>
-      <w:r>
-        <w:rPr>
-          <w:b/>
-          <w:bCs/>
-        </w:rPr>
-        <w:t xml:space="preserve">On dit « Jumia » sans complexe.</w:t>
-      </w:r>
-      <w:r>
-        <w:t xml:space="preserve"> </w:t>
-      </w:r>
-      <w:r>
-        <w:t xml:space="preserve">C’est la seule référence que tout le monde à Adjamé et à Treichville comprend immédiatement. Elle vaut mieux que dix minutes d’explication.</w:t>
-      </w:r>
-    </w:p>
-    <w:p>
-      <w:pPr>
-        <w:pStyle w:val="Compact"/>
-        <w:numPr>
-          <w:ilvl w:val="0"/>
-          <w:numId w:val="1005"/>
-        </w:numPr>
-      </w:pPr>
-      <w:r>
-        <w:rPr>
-          <w:b/>
-          <w:bCs/>
-        </w:rPr>
-        <w:t xml:space="preserve">On ne dit pas « je peux vous prendre cinq minutes ? »</w:t>
-      </w:r>
-      <w:r>
-        <w:t xml:space="preserve"> </w:t>
-      </w:r>
-      <w:r>
-        <w:t xml:space="preserve">— c’est une demande de permission qui invite au non. On salue, on se présente, on continue.</w:t>
-      </w:r>
-    </w:p>
-    <w:p>
-      <w:pPr>
-        <w:pStyle w:val="Compact"/>
-        <w:numPr>
-          <w:ilvl w:val="0"/>
-          <w:numId w:val="1005"/>
-        </w:numPr>
-      </w:pPr>
-      <w:r>
-        <w:rPr>
-          <w:b/>
-          <w:bCs/>
-        </w:rPr>
-        <w:t xml:space="preserve">On ne tend rien.</w:t>
-      </w:r>
-      <w:r>
-        <w:t xml:space="preserve"> </w:t>
-      </w:r>
-      <w:r>
-        <w:t xml:space="preserve">Pas de carte, pas de flyer, pas d’écran. Les mains restent libres.</w:t>
-      </w:r>
-    </w:p>
-    <w:p>
-      <w:pPr>
-        <w:pStyle w:val="Compact"/>
-        <w:numPr>
-          <w:ilvl w:val="0"/>
-          <w:numId w:val="1005"/>
-        </w:numPr>
-      </w:pPr>
-      <w:r>
-        <w:rPr>
-          <w:b/>
-          <w:bCs/>
-        </w:rPr>
-        <w:t xml:space="preserve">On ne relève aucune information d’identité en entrant</w:t>
-      </w:r>
-      <w:r>
-        <w:t xml:space="preserve"> </w:t>
-      </w:r>
-      <w:r>
-        <w:t xml:space="preserve">: ni son nom, ni l’enseigne, ni son téléphone, ni sa commune. Un inconnu qui entre et commence par noter qui vous êtes, c’est un contrôleur, pas un partenaire. Tout ça se note</w:t>
-      </w:r>
-      <w:r>
-        <w:t xml:space="preserve"> </w:t>
-      </w:r>
-      <w:r>
-        <w:rPr>
-          <w:b/>
-          <w:bCs/>
-        </w:rPr>
-        <w:t xml:space="preserve">à la toute fin</w:t>
-      </w:r>
-      <w:r>
-        <w:t xml:space="preserve"> </w:t>
-      </w:r>
-      <w:r>
-        <w:t xml:space="preserve">(7, « Le relevé d’identité »). Dans l’app, l’entretien se démarre à blanc : il n’y a rien à saisir avant de parler.</w:t>
-      </w:r>
-    </w:p>
-    <w:p>
-      <w:pPr>
-        <w:pStyle w:val="Compact"/>
-        <w:numPr>
-          <w:ilvl w:val="0"/>
-          <w:numId w:val="1005"/>
-        </w:numPr>
-      </w:pPr>
-      <w:r>
-        <w:rPr>
-          <w:b/>
-          <w:bCs/>
-        </w:rPr>
-        <w:t xml:space="preserve">Si on demande « et ça marche déjà ? » dès la porte</w:t>
-      </w:r>
-      <w:r>
-        <w:t xml:space="preserve">, on répond sans détour et on enchaîne : «</w:t>
-      </w:r>
-      <w:r>
-        <w:t xml:space="preserve"> </w:t>
-      </w:r>
-      <w:r>
-        <w:rPr>
-          <w:b/>
-          <w:bCs/>
-        </w:rPr>
-        <w:t xml:space="preserve">Nous sommes dans la phase de recrutement des vendeurs professionnels</w:t>
-      </w:r>
-      <w:r>
-        <w:t xml:space="preserve"> </w:t>
-      </w:r>
-      <w:r>
-        <w:t xml:space="preserve">— c’est pour ça que je passe vous voir. Ceux qui seront présents au lancement auront un nouveau canal de distribution pour vendre plus. » Puis on bascule en découverte (4.3). Le développement complet est en 6.6.</w:t>
-      </w:r>
-    </w:p>
-    <w:bookmarkEnd w:id="23"/>
-    <w:bookmarkStart w:id="24" w:name="X83021dae1d604d9301e2edae4c6975f0697bd14"/>
-    <w:p>
-      <w:pPr>
-        <w:pStyle w:val="Heading3"/>
-      </w:pPr>
-      <w:r>
-        <w:t xml:space="preserve">4.2 Savoir à qui on parle — avant tout le reste</w:t>
-      </w:r>
-    </w:p>
-    <w:p>
-      <w:pPr>
-        <w:pStyle w:val="FirstParagraph"/>
-      </w:pPr>
-      <w:r>
-        <w:t xml:space="preserve">Immédiatement après l’accroche, une seule question :</w:t>
-      </w:r>
-    </w:p>
-    <w:p>
-      <w:pPr>
-        <w:pStyle w:val="BlockText"/>
-      </w:pPr>
-      <w:r>
-        <w:t xml:space="preserve">« À qui je parle ? »</w:t>
-      </w:r>
-    </w:p>
-    <w:p>
-      <w:pPr>
-        <w:pStyle w:val="FirstParagraph"/>
-      </w:pPr>
-      <w:r>
-        <w:t xml:space="preserve">Puis, selon la réponse :</w:t>
-      </w:r>
-    </w:p>
-    <w:p>
-      <w:pPr>
-        <w:pStyle w:val="BlockText"/>
-      </w:pPr>
-      <w:r>
-        <w:t xml:space="preserve">« C’est vous le propriétaire du magasin ? »</w:t>
-      </w:r>
-    </w:p>
-    <w:p>
-      <w:pPr>
-        <w:pStyle w:val="FirstParagraph"/>
-      </w:pPr>
-      <w:r>
-        <w:rPr>
-          <w:b/>
-          <w:bCs/>
-        </w:rPr>
-        <w:t xml:space="preserve">C’est la question qui décide de la suite de la visite.</w:t>
-      </w:r>
-      <w:r>
-        <w:t xml:space="preserve"> </w:t>
-      </w:r>
-      <w:r>
-        <w:t xml:space="preserve">Une présentation complète faite à quelqu’un qui ne décide pas est une présentation à refaire.</w:t>
+        <w:rPr>
+          <w:b/>
+          <w:bCs/>
+        </w:rPr>
+        <w:t xml:space="preserve">C’est ce qui décide de la suite de la visite.</w:t>
+      </w:r>
+      <w:r>
+        <w:t xml:space="preserve"> </w:t>
+      </w:r>
+      <w:r>
+        <w:t xml:space="preserve">Une présentation complète faite à quelqu’un qui ne décide pas est une présentation à refaire. On ne démarre l’entretien qu’une fois cette réponse obtenue — c’est pour ça que l’app affiche ce rappel sur l’écran « Nouvel entretien », avant le bouton de démarrage, et non dans la trame.</w:t>
       </w:r>
     </w:p>
     <w:tbl>
@@ -1542,6 +1160,382 @@
         </w:tc>
       </w:tr>
     </w:tbl>
+    <w:bookmarkEnd w:id="22"/>
+    <w:bookmarkEnd w:id="23"/>
+    <w:bookmarkStart w:id="32" w:name="X698522ad38752bebab657d2b18e759767239f32"/>
+    <w:p>
+      <w:pPr>
+        <w:pStyle w:val="Heading2"/>
+      </w:pPr>
+      <w:r>
+        <w:t xml:space="preserve">4. Trame d’entretien — ce qu’on dit, mot pour mot</w:t>
+      </w:r>
+    </w:p>
+    <w:p>
+      <w:pPr>
+        <w:pStyle w:val="FirstParagraph"/>
+      </w:pPr>
+      <w:r>
+        <w:t xml:space="preserve">Ce qui suit n’est pas une liste de thèmes à couvrir : ce sont</w:t>
+      </w:r>
+      <w:r>
+        <w:t xml:space="preserve"> </w:t>
+      </w:r>
+      <w:r>
+        <w:rPr>
+          <w:b/>
+          <w:bCs/>
+        </w:rPr>
+        <w:t xml:space="preserve">les phrases telles qu’on les prononce</w:t>
+      </w:r>
+      <w:r>
+        <w:t xml:space="preserve">, dans l’ordre où on les prononce. Les blocs en retrait se disent tels quels. Les tableaux donnent la question à poser à gauche, et à droite ce qu’on écoute dans la réponse.</w:t>
+      </w:r>
+    </w:p>
+    <w:p>
+      <w:pPr>
+        <w:pStyle w:val="BodyText"/>
+      </w:pPr>
+      <w:r>
+        <w:t xml:space="preserve">L’entretien complet tient en</w:t>
+      </w:r>
+      <w:r>
+        <w:t xml:space="preserve"> </w:t>
+      </w:r>
+      <w:r>
+        <w:rPr>
+          <w:b/>
+          <w:bCs/>
+        </w:rPr>
+        <w:t xml:space="preserve">quinze à vingt minutes</w:t>
+      </w:r>
+      <w:r>
+        <w:t xml:space="preserve">, cinq blocs, une vingtaine de questions. On ne les pose jamais toutes : on suit le fil du commerçant, et on note dans la fiche de compte-rendu (section 8).</w:t>
+      </w:r>
+    </w:p>
+    <w:bookmarkStart w:id="24" w:name="laccroche-les-quinze-premières-secondes"/>
+    <w:p>
+      <w:pPr>
+        <w:pStyle w:val="Heading3"/>
+      </w:pPr>
+      <w:r>
+        <w:t xml:space="preserve">4.1 L’accroche — les quinze premières secondes</w:t>
+      </w:r>
+    </w:p>
+    <w:p>
+      <w:pPr>
+        <w:pStyle w:val="FirstParagraph"/>
+      </w:pPr>
+      <w:r>
+        <w:t xml:space="preserve">On entre, on salue, et on dit ceci</w:t>
+      </w:r>
+      <w:r>
+        <w:t xml:space="preserve"> </w:t>
+      </w:r>
+      <w:r>
+        <w:rPr>
+          <w:b/>
+          <w:bCs/>
+        </w:rPr>
+        <w:t xml:space="preserve">debout, sans sortir le téléphone</w:t>
+      </w:r>
+      <w:r>
+        <w:t xml:space="preserve"> </w:t>
+      </w:r>
+      <w:r>
+        <w:t xml:space="preserve">:</w:t>
+      </w:r>
+    </w:p>
+    <w:p>
+      <w:pPr>
+        <w:pStyle w:val="BlockText"/>
+      </w:pPr>
+      <w:r>
+        <w:t xml:space="preserve">« Bonjour Monsieur. / Bonjour Madame.</w:t>
+      </w:r>
+      <w:r>
+        <w:t xml:space="preserve"> </w:t>
+      </w:r>
+      <w:r>
+        <w:t xml:space="preserve">Je suis</w:t>
+      </w:r>
+      <w:r>
+        <w:t xml:space="preserve"> </w:t>
+      </w:r>
+      <w:r>
+        <w:rPr>
+          <w:b/>
+          <w:bCs/>
+        </w:rPr>
+        <w:t xml:space="preserve">Farida</w:t>
+      </w:r>
+      <w:r>
+        <w:t xml:space="preserve">, de</w:t>
+      </w:r>
+      <w:r>
+        <w:t xml:space="preserve"> </w:t>
+      </w:r>
+      <w:r>
+        <w:rPr>
+          <w:b/>
+          <w:bCs/>
+        </w:rPr>
+        <w:t xml:space="preserve">Pièces</w:t>
+      </w:r>
+      <w:r>
+        <w:t xml:space="preserve"> </w:t>
+      </w:r>
+      <w:r>
+        <w:t xml:space="preserve">— pieces.ci.</w:t>
+      </w:r>
+      <w:r>
+        <w:t xml:space="preserve"> </w:t>
+      </w:r>
+      <w:r>
+        <w:t xml:space="preserve">Nous sommes une plateforme qui met en relation les</w:t>
+      </w:r>
+      <w:r>
+        <w:t xml:space="preserve"> </w:t>
+      </w:r>
+      <w:r>
+        <w:rPr>
+          <w:b/>
+          <w:bCs/>
+        </w:rPr>
+        <w:t xml:space="preserve">vendeurs de pièces</w:t>
+      </w:r>
+      <w:r>
+        <w:t xml:space="preserve"> </w:t>
+      </w:r>
+      <w:r>
+        <w:t xml:space="preserve">et les</w:t>
+      </w:r>
+      <w:r>
+        <w:t xml:space="preserve"> </w:t>
+      </w:r>
+      <w:r>
+        <w:rPr>
+          <w:b/>
+          <w:bCs/>
+        </w:rPr>
+        <w:t xml:space="preserve">acheteurs</w:t>
+      </w:r>
+      <w:r>
+        <w:t xml:space="preserve"> </w:t>
+      </w:r>
+      <w:r>
+        <w:t xml:space="preserve">: entreprises, flottes, professionnels et particuliers.</w:t>
+      </w:r>
+      <w:r>
+        <w:t xml:space="preserve"> </w:t>
+      </w:r>
+      <w:r>
+        <w:t xml:space="preserve">Nous sommes</w:t>
+      </w:r>
+      <w:r>
+        <w:t xml:space="preserve"> </w:t>
+      </w:r>
+      <w:r>
+        <w:rPr>
+          <w:b/>
+          <w:bCs/>
+        </w:rPr>
+        <w:t xml:space="preserve">le Jumia des pièces détachées</w:t>
+      </w:r>
+      <w:r>
+        <w:t xml:space="preserve">. »</w:t>
+      </w:r>
+    </w:p>
+    <w:p>
+      <w:pPr>
+        <w:pStyle w:val="FirstParagraph"/>
+      </w:pPr>
+      <w:r>
+        <w:t xml:space="preserve">Puis</w:t>
+      </w:r>
+      <w:r>
+        <w:t xml:space="preserve"> </w:t>
+      </w:r>
+      <w:r>
+        <w:rPr>
+          <w:b/>
+          <w:bCs/>
+        </w:rPr>
+        <w:t xml:space="preserve">on s’arrête</w:t>
+      </w:r>
+      <w:r>
+        <w:t xml:space="preserve">. On laisse la phrase tomber. C’est la seule pause volontaire de tout l’entretien, et elle fait tout le travail : le commerçant comprend en trois secondes qu’on lui amène des acheteurs, et c’est lui qui relance.</w:t>
+      </w:r>
+    </w:p>
+    <w:p>
+      <w:pPr>
+        <w:pStyle w:val="BodyText"/>
+      </w:pPr>
+      <w:r>
+        <w:t xml:space="preserve">Quelques règles sur cette accroche :</w:t>
+      </w:r>
+    </w:p>
+    <w:p>
+      <w:pPr>
+        <w:pStyle w:val="Compact"/>
+        <w:numPr>
+          <w:ilvl w:val="0"/>
+          <w:numId w:val="1005"/>
+        </w:numPr>
+      </w:pPr>
+      <w:r>
+        <w:rPr>
+          <w:b/>
+          <w:bCs/>
+        </w:rPr>
+        <w:t xml:space="preserve">On donne son prénom, pas une fonction.</w:t>
+      </w:r>
+      <w:r>
+        <w:t xml:space="preserve"> </w:t>
+      </w:r>
+      <w:r>
+        <w:t xml:space="preserve">« Farida de Pièces » passe ; « chargée de développement commercial » ferme la porte.</w:t>
+      </w:r>
+    </w:p>
+    <w:p>
+      <w:pPr>
+        <w:pStyle w:val="Compact"/>
+        <w:numPr>
+          <w:ilvl w:val="0"/>
+          <w:numId w:val="1005"/>
+        </w:numPr>
+      </w:pPr>
+      <w:r>
+        <w:rPr>
+          <w:b/>
+          <w:bCs/>
+        </w:rPr>
+        <w:t xml:space="preserve">On dit « Jumia » sans complexe.</w:t>
+      </w:r>
+      <w:r>
+        <w:t xml:space="preserve"> </w:t>
+      </w:r>
+      <w:r>
+        <w:t xml:space="preserve">C’est la seule référence que tout le monde à Adjamé et à Treichville comprend immédiatement. Elle vaut mieux que dix minutes d’explication.</w:t>
+      </w:r>
+    </w:p>
+    <w:p>
+      <w:pPr>
+        <w:pStyle w:val="Compact"/>
+        <w:numPr>
+          <w:ilvl w:val="0"/>
+          <w:numId w:val="1005"/>
+        </w:numPr>
+      </w:pPr>
+      <w:r>
+        <w:rPr>
+          <w:b/>
+          <w:bCs/>
+        </w:rPr>
+        <w:t xml:space="preserve">On ne dit pas « je peux vous prendre cinq minutes ? »</w:t>
+      </w:r>
+      <w:r>
+        <w:t xml:space="preserve"> </w:t>
+      </w:r>
+      <w:r>
+        <w:t xml:space="preserve">— c’est une demande de permission qui invite au non. On salue, on se présente, on continue.</w:t>
+      </w:r>
+    </w:p>
+    <w:p>
+      <w:pPr>
+        <w:pStyle w:val="Compact"/>
+        <w:numPr>
+          <w:ilvl w:val="0"/>
+          <w:numId w:val="1005"/>
+        </w:numPr>
+      </w:pPr>
+      <w:r>
+        <w:rPr>
+          <w:b/>
+          <w:bCs/>
+        </w:rPr>
+        <w:t xml:space="preserve">On ne tend rien.</w:t>
+      </w:r>
+      <w:r>
+        <w:t xml:space="preserve"> </w:t>
+      </w:r>
+      <w:r>
+        <w:t xml:space="preserve">Pas de carte, pas de flyer, pas d’écran. Les mains restent libres.</w:t>
+      </w:r>
+    </w:p>
+    <w:p>
+      <w:pPr>
+        <w:pStyle w:val="Compact"/>
+        <w:numPr>
+          <w:ilvl w:val="0"/>
+          <w:numId w:val="1005"/>
+        </w:numPr>
+      </w:pPr>
+      <w:r>
+        <w:rPr>
+          <w:b/>
+          <w:bCs/>
+        </w:rPr>
+        <w:t xml:space="preserve">On ne relève aucune information d’identité en entrant</w:t>
+      </w:r>
+      <w:r>
+        <w:t xml:space="preserve"> </w:t>
+      </w:r>
+      <w:r>
+        <w:t xml:space="preserve">: ni son nom, ni l’enseigne, ni son téléphone, ni sa commune. Un inconnu qui entre et commence par noter qui vous êtes, c’est un contrôleur, pas un partenaire. Tout ça se note</w:t>
+      </w:r>
+      <w:r>
+        <w:t xml:space="preserve"> </w:t>
+      </w:r>
+      <w:r>
+        <w:rPr>
+          <w:b/>
+          <w:bCs/>
+        </w:rPr>
+        <w:t xml:space="preserve">à la toute fin</w:t>
+      </w:r>
+      <w:r>
+        <w:t xml:space="preserve"> </w:t>
+      </w:r>
+      <w:r>
+        <w:t xml:space="preserve">(7, « Le relevé d’identité »). Dans l’app, l’entretien se démarre à blanc : il n’y a rien à saisir avant de parler.</w:t>
+      </w:r>
+    </w:p>
+    <w:p>
+      <w:pPr>
+        <w:pStyle w:val="Compact"/>
+        <w:numPr>
+          <w:ilvl w:val="0"/>
+          <w:numId w:val="1005"/>
+        </w:numPr>
+      </w:pPr>
+      <w:r>
+        <w:rPr>
+          <w:b/>
+          <w:bCs/>
+        </w:rPr>
+        <w:t xml:space="preserve">Si on demande « et ça marche déjà ? » dès la porte</w:t>
+      </w:r>
+      <w:r>
+        <w:t xml:space="preserve">, on répond sans détour et on enchaîne : «</w:t>
+      </w:r>
+      <w:r>
+        <w:t xml:space="preserve"> </w:t>
+      </w:r>
+      <w:r>
+        <w:rPr>
+          <w:b/>
+          <w:bCs/>
+        </w:rPr>
+        <w:t xml:space="preserve">Nous sommes dans la phase de recrutement des vendeurs professionnels</w:t>
+      </w:r>
+      <w:r>
+        <w:t xml:space="preserve"> </w:t>
+      </w:r>
+      <w:r>
+        <w:t xml:space="preserve">— c’est pour ça que je passe vous voir. Ceux qui seront présents au lancement auront un nouveau canal de distribution pour vendre plus. » Puis on bascule en découverte (4.2). Le développement complet est en 6.6.</w:t>
+      </w:r>
+    </w:p>
     <w:bookmarkEnd w:id="24"/>
     <w:bookmarkStart w:id="25" w:name="la-bascule-vers-la-découverte"/>
     <w:p>
@@ -1549,7 +1543,7 @@
         <w:pStyle w:val="Heading3"/>
       </w:pPr>
       <w:r>
-        <w:t xml:space="preserve">4.3 La bascule vers la découverte</w:t>
+        <w:t xml:space="preserve">4.2 La bascule vers la découverte</w:t>
       </w:r>
     </w:p>
     <w:p>
@@ -1697,7 +1691,7 @@
         <w:pStyle w:val="Heading3"/>
       </w:pPr>
       <w:r>
-        <w:t xml:space="preserve">4.4 Bloc 1 — Le stock, sa profondeur, ce qui dort</w:t>
+        <w:t xml:space="preserve">4.3 Bloc 1 — Le stock, sa profondeur, ce qui dort</w:t>
       </w:r>
     </w:p>
     <w:p>
@@ -1932,7 +1926,7 @@
         <w:pStyle w:val="Heading3"/>
       </w:pPr>
       <w:r>
-        <w:t xml:space="preserve">4.5 Bloc 2 — Marques et références</w:t>
+        <w:t xml:space="preserve">4.4 Bloc 2 — Marques et références</w:t>
       </w:r>
     </w:p>
     <w:p>
@@ -2021,18 +2015,18 @@
               <w:pStyle w:val="Compact"/>
             </w:pPr>
             <w:r>
-              <w:t xml:space="preserve">« Vous vendez de l’origine, de l’adaptable, ou les deux ? »</w:t>
-            </w:r>
-          </w:p>
-        </w:tc>
-        <w:tc>
-          <w:tcPr/>
-          <w:p>
-            <w:pPr>
-              <w:pStyle w:val="Compact"/>
-            </w:pPr>
-            <w:r>
-              <w:t xml:space="preserve">Un vendeur qui assume l’adaptable est un vendeur honnête : c’est bon signe</w:t>
+              <w:t xml:space="preserve">« Vous vendez des pièces du constructeur, OEM, ou les deux ? »</w:t>
+            </w:r>
+          </w:p>
+        </w:tc>
+        <w:tc>
+          <w:tcPr/>
+          <w:p>
+            <w:pPr>
+              <w:pStyle w:val="Compact"/>
+            </w:pPr>
+            <w:r>
+              <w:t xml:space="preserve">Constructeur (à la marque du véhicule) et OEM (le même équipementier, sans la marque) n’ont ni le même prix ni le même acheteur. Un vendeur qui distingue les deux sait ce qu’il vend — et l’annonce sera juste</w:t>
             </w:r>
           </w:p>
         </w:tc>
@@ -2069,7 +2063,7 @@
         <w:pStyle w:val="Heading3"/>
       </w:pPr>
       <w:r>
-        <w:t xml:space="preserve">4.6 Bloc 3 — Comment il suit tout ça</w:t>
+        <w:t xml:space="preserve">4.5 Bloc 3 — Comment il suit tout ça</w:t>
       </w:r>
     </w:p>
     <w:p>
@@ -2134,7 +2128,7 @@
               <w:pStyle w:val="Compact"/>
             </w:pPr>
             <w:r>
-              <w:t xml:space="preserve">« Vous suivez ça dans un cahier, sur un ordinateur, ou c’est de tête ? »</w:t>
+              <w:t xml:space="preserve">« Vous suivez ça comment ? Avec un logiciel, sur Excel, ou sur papier ? »</w:t>
             </w:r>
           </w:p>
         </w:tc>
@@ -2216,7 +2210,7 @@
         <w:pStyle w:val="Heading3"/>
       </w:pPr>
       <w:r>
-        <w:t xml:space="preserve">4.7 Bloc 4 — La livraison</w:t>
+        <w:t xml:space="preserve">4.6 Bloc 4 — La livraison</w:t>
       </w:r>
     </w:p>
     <w:p>
@@ -2377,7 +2371,7 @@
         <w:pStyle w:val="Heading3"/>
       </w:pPr>
       <w:r>
-        <w:t xml:space="preserve">4.8 Bloc 5 — Prix, paiement, et le crédit qui ne rentre pas</w:t>
+        <w:t xml:space="preserve">4.7 Bloc 5 — Prix, paiement, et le crédit qui ne rentre pas</w:t>
       </w:r>
     </w:p>
     <w:p>
@@ -2442,18 +2436,18 @@
               <w:pStyle w:val="Compact"/>
             </w:pPr>
             <w:r>
-              <w:t xml:space="preserve">« Vos prix sont fixes, ou vous négociez au cas par cas ? »</w:t>
-            </w:r>
-          </w:p>
-        </w:tc>
-        <w:tc>
-          <w:tcPr/>
-          <w:p>
-            <w:pPr>
-              <w:pStyle w:val="Compact"/>
-            </w:pPr>
-            <w:r>
-              <w:t xml:space="preserve">Détermine si le prix affiché en ligne sera tenable</w:t>
+              <w:t xml:space="preserve">« Vous pouvez nous donner votre meilleur prix ? On peut négocier ? »</w:t>
+            </w:r>
+          </w:p>
+        </w:tc>
+        <w:tc>
+          <w:tcPr/>
+          <w:p>
+            <w:pPr>
+              <w:pStyle w:val="Compact"/>
+            </w:pPr>
+            <w:r>
+              <w:t xml:space="preserve">On demande d’emblée le prix de gros, pas le prix du comptoir : c’est celui qui sera affiché en ligne. Sa réponse dit aussi s’il négocie au cas par cas, donc si le prix publié sera tenable</w:t>
             </w:r>
           </w:p>
         </w:tc>
@@ -2572,7 +2566,7 @@
         <w:pStyle w:val="Heading3"/>
       </w:pPr>
       <w:r>
-        <w:t xml:space="preserve">4.9 La reformulation — on ferme la découverte avant d’argumenter</w:t>
+        <w:t xml:space="preserve">4.8 La reformulation — on ferme la découverte avant d’argumenter</w:t>
       </w:r>
     </w:p>
     <w:p>
@@ -2714,7 +2708,7 @@
         <w:t xml:space="preserve"> </w:t>
       </w:r>
       <w:r>
-        <w:t xml:space="preserve">de la reformulation (4.9).</w:t>
+        <w:t xml:space="preserve">de la reformulation (4.8).</w:t>
       </w:r>
     </w:p>
     <w:bookmarkStart w:id="33" w:name="dabord-la-promesse-en-entier"/>
@@ -4723,7 +4717,7 @@
           <w:b/>
           <w:bCs/>
         </w:rPr>
-        <w:t xml:space="preserve">Le nom du patron, l’enseigne, le téléphone et la commune se notent à la fin de la visite</w:t>
+        <w:t xml:space="preserve">Le nom du patron, l’enseigne, le téléphone, la commune et le repère d’adresse se notent à la fin de la visite</w:t>
       </w:r>
       <w:r>
         <w:t xml:space="preserve">, une fois le closing fait. C’est l’inverse de ce que fait un démarcheur ordinaire, et c’est volontaire : demander « vous vous appelez comment ? c’est quoi le nom de la boutique ? votre numéro ? »</w:t>
@@ -4788,7 +4782,7 @@
         <w:t xml:space="preserve"> </w:t>
       </w:r>
       <w:r>
-        <w:t xml:space="preserve">L’enseigne est sur la devanture : on la recopie. La commune, on la connaît. On ne demande que le nom et le numéro.</w:t>
+        <w:t xml:space="preserve">L’enseigne est sur la devanture : on la recopie. La commune et le repère (carrefour, pharmacie, station), on les relève soi-même. On ne demande que le nom et le numéro.</w:t>
       </w:r>
     </w:p>
     <w:p>
@@ -4863,7 +4857,10 @@
         <w:t xml:space="preserve">rien à saisir pour démarrer</w:t>
       </w:r>
       <w:r>
-        <w:t xml:space="preserve">. Le bloc « Identité de la boutique » est le dernier de l’entretien, sous la trame, et la clôture reste bloquée tant qu’un nom ou une enseigne n’y est pas renseigné.</w:t>
+        <w:t xml:space="preserve"> </w:t>
+      </w:r>
+      <w:r>
+        <w:t xml:space="preserve">— juste le rappel de seuil à vérifier (parler au patron, ne rien relever tout de suite). Le bloc « Identité de la boutique » est le dernier de l’entretien, sous la trame, et la clôture reste bloquée tant qu’un nom ou une enseigne n’y est pas renseigné.</w:t>
       </w:r>
     </w:p>
     <w:bookmarkEnd w:id="47"/>
